--- a/GAR_P1.docx
+++ b/GAR_P1.docx
@@ -456,7 +456,7 @@
                         <w:txbxContent>
                           <w:p>
                             <w:pPr>
-                              <w:pStyle w:val="676"/>
+                              <w:pStyle w:val="896"/>
                               <w:pBdr/>
                               <w:spacing w:before="0" w:line="268" w:lineRule="exact"/>
                               <w:ind/>
@@ -464,7 +464,7 @@
                             </w:pPr>
                             <w:r>
                               <w:rPr>
-                                <w:rStyle w:val="668"/>
+                                <w:rStyle w:val="888"/>
                                 <w:spacing w:val="-2"/>
                               </w:rPr>
                               <w:t xml:space="preserve">1.</w:t>
@@ -490,7 +490,7 @@
                   <w:txbxContent>
                     <w:p>
                       <w:pPr>
-                        <w:pStyle w:val="676"/>
+                        <w:pStyle w:val="896"/>
                         <w:pBdr/>
                         <w:spacing w:before="0" w:line="268" w:lineRule="exact"/>
                         <w:ind/>
@@ -498,7 +498,7 @@
                       </w:pPr>
                       <w:r>
                         <w:rPr>
-                          <w:rStyle w:val="668"/>
+                          <w:rStyle w:val="888"/>
                           <w:spacing w:val="-2"/>
                         </w:rPr>
                         <w:t xml:space="preserve">1.</w:t>
@@ -551,7 +551,7 @@
                         <w:txbxContent>
                           <w:p>
                             <w:pPr>
-                              <w:pStyle w:val="676"/>
+                              <w:pStyle w:val="896"/>
                               <w:pBdr/>
                               <w:spacing w:before="0" w:line="268" w:lineRule="exact"/>
                               <w:ind/>
@@ -559,7 +559,7 @@
                             </w:pPr>
                             <w:r>
                               <w:rPr>
-                                <w:rStyle w:val="668"/>
+                                <w:rStyle w:val="888"/>
                                 <w:spacing w:val="-1"/>
                               </w:rPr>
                               <w:t xml:space="preserve">La red debe dividirse en dos subredes: internal y main. </w:t>
@@ -585,7 +585,7 @@
                   <w:txbxContent>
                     <w:p>
                       <w:pPr>
-                        <w:pStyle w:val="676"/>
+                        <w:pStyle w:val="896"/>
                         <w:pBdr/>
                         <w:spacing w:before="0" w:line="268" w:lineRule="exact"/>
                         <w:ind/>
@@ -593,7 +593,7 @@
                       </w:pPr>
                       <w:r>
                         <w:rPr>
-                          <w:rStyle w:val="668"/>
+                          <w:rStyle w:val="888"/>
                           <w:spacing w:val="-1"/>
                         </w:rPr>
                         <w:t xml:space="preserve">La red debe dividirse en dos subredes: internal y main. </w:t>
@@ -646,29 +646,30 @@
                         <w:txbxContent>
                           <w:p>
                             <w:pPr>
-                              <w:pStyle w:val="676"/>
+                              <w:pStyle w:val="896"/>
                               <w:pBdr/>
+                              <w:shd w:val="clear" w:color="4f81bd" w:themeColor="accent1" w:fill="4f81bd" w:themeFill="accent1"/>
                               <w:spacing w:before="0" w:line="268" w:lineRule="exact"/>
                               <w:ind/>
                               <w:rPr/>
                             </w:pPr>
                             <w:r>
                               <w:rPr>
-                                <w:rStyle w:val="668"/>
+                                <w:rStyle w:val="888"/>
                                 <w:spacing w:val="-2"/>
                               </w:rPr>
                               <w:t xml:space="preserve">2.</w:t>
                             </w:r>
                             <w:r>
                               <w:rPr>
-                                <w:rStyle w:val="671"/>
+                                <w:rStyle w:val="891"/>
                                 <w:spacing w:val="132"/>
                               </w:rPr>
                               <w:t xml:space="preserve"> </w:t>
                             </w:r>
                             <w:r>
                               <w:rPr>
-                                <w:rStyle w:val="668"/>
+                                <w:rStyle w:val="888"/>
                                 <w:spacing w:val="-1"/>
                               </w:rPr>
                               <w:t xml:space="preserve">La red internal contará con seis nodos fijos que ejecutarán un clúster de alta disponibilidad </w:t>
@@ -694,29 +695,30 @@
                   <w:txbxContent>
                     <w:p>
                       <w:pPr>
-                        <w:pStyle w:val="676"/>
+                        <w:pStyle w:val="896"/>
                         <w:pBdr/>
+                        <w:shd w:val="clear" w:color="4f81bd" w:themeColor="accent1" w:fill="4f81bd" w:themeFill="accent1"/>
                         <w:spacing w:before="0" w:line="268" w:lineRule="exact"/>
                         <w:ind/>
                         <w:rPr/>
                       </w:pPr>
                       <w:r>
                         <w:rPr>
-                          <w:rStyle w:val="668"/>
+                          <w:rStyle w:val="888"/>
                           <w:spacing w:val="-2"/>
                         </w:rPr>
                         <w:t xml:space="preserve">2.</w:t>
                       </w:r>
                       <w:r>
                         <w:rPr>
-                          <w:rStyle w:val="671"/>
+                          <w:rStyle w:val="891"/>
                           <w:spacing w:val="132"/>
                         </w:rPr>
                         <w:t xml:space="preserve"> </w:t>
                       </w:r>
                       <w:r>
                         <w:rPr>
-                          <w:rStyle w:val="668"/>
+                          <w:rStyle w:val="888"/>
                           <w:spacing w:val="-1"/>
                         </w:rPr>
                         <w:t xml:space="preserve">La red internal contará con seis nodos fijos que ejecutarán un clúster de alta disponibilidad </w:t>
@@ -769,15 +771,16 @@
                         <w:txbxContent>
                           <w:p>
                             <w:pPr>
-                              <w:pStyle w:val="676"/>
+                              <w:pStyle w:val="896"/>
                               <w:pBdr/>
+                              <w:shd w:val="clear" w:color="4f81bd" w:themeColor="accent1" w:fill="4f81bd" w:themeFill="accent1"/>
                               <w:spacing w:before="0" w:line="268" w:lineRule="exact"/>
                               <w:ind/>
                               <w:rPr/>
                             </w:pPr>
                             <w:r>
                               <w:rPr>
-                                <w:rStyle w:val="668"/>
+                                <w:rStyle w:val="888"/>
                                 <w:spacing w:val="-1"/>
                               </w:rPr>
                               <w:t xml:space="preserve">con 2 nodos maestros y 2 workers. </w:t>
@@ -803,15 +806,16 @@
                   <w:txbxContent>
                     <w:p>
                       <w:pPr>
-                        <w:pStyle w:val="676"/>
+                        <w:pStyle w:val="896"/>
                         <w:pBdr/>
+                        <w:shd w:val="clear" w:color="4f81bd" w:themeColor="accent1" w:fill="4f81bd" w:themeFill="accent1"/>
                         <w:spacing w:before="0" w:line="268" w:lineRule="exact"/>
                         <w:ind/>
                         <w:rPr/>
                       </w:pPr>
                       <w:r>
                         <w:rPr>
-                          <w:rStyle w:val="668"/>
+                          <w:rStyle w:val="888"/>
                           <w:spacing w:val="-1"/>
                         </w:rPr>
                         <w:t xml:space="preserve">con 2 nodos maestros y 2 workers. </w:t>
@@ -864,29 +868,30 @@
                         <w:txbxContent>
                           <w:p>
                             <w:pPr>
-                              <w:pStyle w:val="676"/>
+                              <w:pStyle w:val="896"/>
                               <w:pBdr/>
+                              <w:shd w:val="clear" w:color="4f81bd" w:themeColor="accent1" w:fill="4f81bd" w:themeFill="accent1"/>
                               <w:spacing w:before="0" w:line="268" w:lineRule="exact"/>
                               <w:ind/>
                               <w:rPr/>
                             </w:pPr>
                             <w:r>
                               <w:rPr>
-                                <w:rStyle w:val="668"/>
+                                <w:rStyle w:val="888"/>
                                 <w:spacing w:val="-2"/>
                               </w:rPr>
                               <w:t xml:space="preserve">3.</w:t>
                             </w:r>
                             <w:r>
                               <w:rPr>
-                                <w:rStyle w:val="671"/>
+                                <w:rStyle w:val="891"/>
                                 <w:spacing w:val="132"/>
                               </w:rPr>
                               <w:t xml:space="preserve"> </w:t>
                             </w:r>
                             <w:r>
                               <w:rPr>
-                                <w:rStyle w:val="668"/>
+                                <w:rStyle w:val="888"/>
                                 <w:spacing w:val="-1"/>
                               </w:rPr>
                               <w:t xml:space="preserve">Se instanciará una base de datos tipo SQL dentro del clúster </w:t>
@@ -912,29 +917,30 @@
                   <w:txbxContent>
                     <w:p>
                       <w:pPr>
-                        <w:pStyle w:val="676"/>
+                        <w:pStyle w:val="896"/>
                         <w:pBdr/>
+                        <w:shd w:val="clear" w:color="4f81bd" w:themeColor="accent1" w:fill="4f81bd" w:themeFill="accent1"/>
                         <w:spacing w:before="0" w:line="268" w:lineRule="exact"/>
                         <w:ind/>
                         <w:rPr/>
                       </w:pPr>
                       <w:r>
                         <w:rPr>
-                          <w:rStyle w:val="668"/>
+                          <w:rStyle w:val="888"/>
                           <w:spacing w:val="-2"/>
                         </w:rPr>
                         <w:t xml:space="preserve">3.</w:t>
                       </w:r>
                       <w:r>
                         <w:rPr>
-                          <w:rStyle w:val="671"/>
+                          <w:rStyle w:val="891"/>
                           <w:spacing w:val="132"/>
                         </w:rPr>
                         <w:t xml:space="preserve"> </w:t>
                       </w:r>
                       <w:r>
                         <w:rPr>
-                          <w:rStyle w:val="668"/>
+                          <w:rStyle w:val="888"/>
                           <w:spacing w:val="-1"/>
                         </w:rPr>
                         <w:t xml:space="preserve">Se instanciará una base de datos tipo SQL dentro del clúster </w:t>
@@ -987,7 +993,7 @@
                         <w:txbxContent>
                           <w:p>
                             <w:pPr>
-                              <w:pStyle w:val="676"/>
+                              <w:pStyle w:val="896"/>
                               <w:pBdr/>
                               <w:spacing w:before="0" w:line="268" w:lineRule="exact"/>
                               <w:ind/>
@@ -995,7 +1001,7 @@
                             </w:pPr>
                             <w:r>
                               <w:rPr>
-                                <w:rStyle w:val="668"/>
+                                <w:rStyle w:val="888"/>
                                 <w:spacing w:val="-2"/>
                               </w:rPr>
                               <w:t xml:space="preserve">4.</w:t>
@@ -1021,7 +1027,7 @@
                   <w:txbxContent>
                     <w:p>
                       <w:pPr>
-                        <w:pStyle w:val="676"/>
+                        <w:pStyle w:val="896"/>
                         <w:pBdr/>
                         <w:spacing w:before="0" w:line="268" w:lineRule="exact"/>
                         <w:ind/>
@@ -1029,7 +1035,7 @@
                       </w:pPr>
                       <w:r>
                         <w:rPr>
-                          <w:rStyle w:val="668"/>
+                          <w:rStyle w:val="888"/>
                           <w:spacing w:val="-2"/>
                         </w:rPr>
                         <w:t xml:space="preserve">4.</w:t>
@@ -1082,15 +1088,16 @@
                         <w:txbxContent>
                           <w:p>
                             <w:pPr>
-                              <w:pStyle w:val="676"/>
+                              <w:pStyle w:val="896"/>
                               <w:pBdr/>
+                              <w:shd w:val="clear" w:color="e3aede" w:fill="e3aede"/>
                               <w:spacing w:before="0" w:line="268" w:lineRule="exact"/>
                               <w:ind/>
                               <w:rPr/>
                             </w:pPr>
                             <w:r>
                               <w:rPr>
-                                <w:rStyle w:val="668"/>
+                                <w:rStyle w:val="888"/>
                                 <w:spacing w:val="-1"/>
                               </w:rPr>
                               <w:t xml:space="preserve">La red main contará con tres nodos fijos que ejecutarán los siguientes servicios: </w:t>
@@ -1116,15 +1123,16 @@
                   <w:txbxContent>
                     <w:p>
                       <w:pPr>
-                        <w:pStyle w:val="676"/>
+                        <w:pStyle w:val="896"/>
                         <w:pBdr/>
+                        <w:shd w:val="clear" w:color="e3aede" w:fill="e3aede"/>
                         <w:spacing w:before="0" w:line="268" w:lineRule="exact"/>
                         <w:ind/>
                         <w:rPr/>
                       </w:pPr>
                       <w:r>
                         <w:rPr>
-                          <w:rStyle w:val="668"/>
+                          <w:rStyle w:val="888"/>
                           <w:spacing w:val="-1"/>
                         </w:rPr>
                         <w:t xml:space="preserve">La red main contará con tres nodos fijos que ejecutarán los siguientes servicios: </w:t>
@@ -1177,15 +1185,16 @@
                         <w:txbxContent>
                           <w:p>
                             <w:pPr>
-                              <w:pStyle w:val="676"/>
+                              <w:pStyle w:val="896"/>
                               <w:pBdr/>
+                              <w:shd w:val="clear" w:color="e3aede" w:fill="e3aede"/>
                               <w:spacing w:before="0" w:line="268" w:lineRule="exact"/>
                               <w:ind/>
                               <w:rPr/>
                             </w:pPr>
                             <w:r>
                               <w:rPr>
-                                <w:rStyle w:val="668"/>
+                                <w:rStyle w:val="888"/>
                                 <w:spacing w:val="-1"/>
                               </w:rPr>
                               <w:t xml:space="preserve">Balanceador de carga </w:t>
@@ -1211,15 +1220,16 @@
                   <w:txbxContent>
                     <w:p>
                       <w:pPr>
-                        <w:pStyle w:val="676"/>
+                        <w:pStyle w:val="896"/>
                         <w:pBdr/>
+                        <w:shd w:val="clear" w:color="e3aede" w:fill="e3aede"/>
                         <w:spacing w:before="0" w:line="268" w:lineRule="exact"/>
                         <w:ind/>
                         <w:rPr/>
                       </w:pPr>
                       <w:r>
                         <w:rPr>
-                          <w:rStyle w:val="668"/>
+                          <w:rStyle w:val="888"/>
                           <w:spacing w:val="-1"/>
                         </w:rPr>
                         <w:t xml:space="preserve">Balanceador de carga </w:t>
@@ -1272,7 +1282,7 @@
                         <w:txbxContent>
                           <w:p>
                             <w:pPr>
-                              <w:pStyle w:val="676"/>
+                              <w:pStyle w:val="896"/>
                               <w:pBdr/>
                               <w:spacing w:before="0" w:line="268" w:lineRule="exact"/>
                               <w:ind/>
@@ -1280,7 +1290,7 @@
                             </w:pPr>
                             <w:r>
                               <w:rPr>
-                                <w:rStyle w:val="668"/>
+                                <w:rStyle w:val="888"/>
                                 <w:spacing w:val="-1"/>
                               </w:rPr>
                               <w:t xml:space="preserve">a.</w:t>
@@ -1306,7 +1316,7 @@
                   <w:txbxContent>
                     <w:p>
                       <w:pPr>
-                        <w:pStyle w:val="676"/>
+                        <w:pStyle w:val="896"/>
                         <w:pBdr/>
                         <w:spacing w:before="0" w:line="268" w:lineRule="exact"/>
                         <w:ind/>
@@ -1314,7 +1324,7 @@
                       </w:pPr>
                       <w:r>
                         <w:rPr>
-                          <w:rStyle w:val="668"/>
+                          <w:rStyle w:val="888"/>
                           <w:spacing w:val="-1"/>
                         </w:rPr>
                         <w:t xml:space="preserve">a.</w:t>
@@ -1367,29 +1377,30 @@
                         <w:txbxContent>
                           <w:p>
                             <w:pPr>
-                              <w:pStyle w:val="676"/>
+                              <w:pStyle w:val="896"/>
                               <w:pBdr/>
+                              <w:shd w:val="clear" w:color="9bbb59" w:themeColor="accent3" w:fill="9bbb59" w:themeFill="accent3"/>
                               <w:spacing w:before="0" w:line="268" w:lineRule="exact"/>
                               <w:ind/>
                               <w:rPr/>
                             </w:pPr>
                             <w:r>
                               <w:rPr>
-                                <w:rStyle w:val="668"/>
+                                <w:rStyle w:val="888"/>
                                 <w:spacing w:val="-1"/>
                               </w:rPr>
                               <w:t xml:space="preserve">b.</w:t>
                             </w:r>
                             <w:r>
                               <w:rPr>
-                                <w:rStyle w:val="671"/>
+                                <w:rStyle w:val="891"/>
                                 <w:spacing w:val="127"/>
                               </w:rPr>
                               <w:t xml:space="preserve"> </w:t>
                             </w:r>
                             <w:r>
                               <w:rPr>
-                                <w:rStyle w:val="668"/>
+                                <w:rStyle w:val="888"/>
                                 <w:spacing w:val="-1"/>
                               </w:rPr>
                               <w:t xml:space="preserve">Dos servidores HTTP/S que serán frontales del CMS </w:t>
@@ -1415,29 +1426,30 @@
                   <w:txbxContent>
                     <w:p>
                       <w:pPr>
-                        <w:pStyle w:val="676"/>
+                        <w:pStyle w:val="896"/>
                         <w:pBdr/>
+                        <w:shd w:val="clear" w:color="9bbb59" w:themeColor="accent3" w:fill="9bbb59" w:themeFill="accent3"/>
                         <w:spacing w:before="0" w:line="268" w:lineRule="exact"/>
                         <w:ind/>
                         <w:rPr/>
                       </w:pPr>
                       <w:r>
                         <w:rPr>
-                          <w:rStyle w:val="668"/>
+                          <w:rStyle w:val="888"/>
                           <w:spacing w:val="-1"/>
                         </w:rPr>
                         <w:t xml:space="preserve">b.</w:t>
                       </w:r>
                       <w:r>
                         <w:rPr>
-                          <w:rStyle w:val="671"/>
+                          <w:rStyle w:val="891"/>
                           <w:spacing w:val="127"/>
                         </w:rPr>
                         <w:t xml:space="preserve"> </w:t>
                       </w:r>
                       <w:r>
                         <w:rPr>
-                          <w:rStyle w:val="668"/>
+                          <w:rStyle w:val="888"/>
                           <w:spacing w:val="-1"/>
                         </w:rPr>
                         <w:t xml:space="preserve">Dos servidores HTTP/S que serán frontales del CMS </w:t>
@@ -1490,7 +1502,7 @@
                         <w:txbxContent>
                           <w:p>
                             <w:pPr>
-                              <w:pStyle w:val="676"/>
+                              <w:pStyle w:val="896"/>
                               <w:pBdr/>
                               <w:spacing w:before="0" w:line="268" w:lineRule="exact"/>
                               <w:ind/>
@@ -1498,22 +1510,32 @@
                             </w:pPr>
                             <w:r>
                               <w:rPr>
-                                <w:rStyle w:val="668"/>
+                                <w:rStyle w:val="888"/>
                                 <w:spacing w:val="-2"/>
                               </w:rPr>
-                              <w:t xml:space="preserve">5.</w:t>
+                              <w:t xml:space="preserve">5</w:t>
                             </w:r>
                             <w:r>
                               <w:rPr>
-                                <w:rStyle w:val="671"/>
+                                <w:rStyle w:val="888"/>
+                                <w:spacing w:val="-2"/>
+                                <w:shd w:val="clear" w:color="9bbb59" w:themeColor="accent3" w:fill="9bbb59" w:themeFill="accent3"/>
+                              </w:rPr>
+                              <w:t xml:space="preserve">.</w:t>
+                            </w:r>
+                            <w:r>
+                              <w:rPr>
+                                <w:rStyle w:val="891"/>
                                 <w:spacing w:val="132"/>
+                                <w:shd w:val="clear" w:color="9bbb59" w:themeColor="accent3" w:fill="9bbb59" w:themeFill="accent3"/>
                               </w:rPr>
                               <w:t xml:space="preserve"> </w:t>
                             </w:r>
                             <w:r>
                               <w:rPr>
-                                <w:rStyle w:val="668"/>
+                                <w:rStyle w:val="888"/>
                                 <w:spacing w:val="-1"/>
+                                <w:shd w:val="clear" w:color="9bbb59" w:themeColor="accent3" w:fill="9bbb59" w:themeFill="accent3"/>
                               </w:rPr>
                               <w:t xml:space="preserve">Además, la empresa dispone de 8 puestos hot-desk de los empleados conectados a la red </w:t>
                             </w:r>
@@ -1538,7 +1560,7 @@
                   <w:txbxContent>
                     <w:p>
                       <w:pPr>
-                        <w:pStyle w:val="676"/>
+                        <w:pStyle w:val="896"/>
                         <w:pBdr/>
                         <w:spacing w:before="0" w:line="268" w:lineRule="exact"/>
                         <w:ind/>
@@ -1546,22 +1568,32 @@
                       </w:pPr>
                       <w:r>
                         <w:rPr>
-                          <w:rStyle w:val="668"/>
+                          <w:rStyle w:val="888"/>
                           <w:spacing w:val="-2"/>
                         </w:rPr>
-                        <w:t xml:space="preserve">5.</w:t>
+                        <w:t xml:space="preserve">5</w:t>
                       </w:r>
                       <w:r>
                         <w:rPr>
-                          <w:rStyle w:val="671"/>
+                          <w:rStyle w:val="888"/>
+                          <w:spacing w:val="-2"/>
+                          <w:shd w:val="clear" w:color="9bbb59" w:themeColor="accent3" w:fill="9bbb59" w:themeFill="accent3"/>
+                        </w:rPr>
+                        <w:t xml:space="preserve">.</w:t>
+                      </w:r>
+                      <w:r>
+                        <w:rPr>
+                          <w:rStyle w:val="891"/>
                           <w:spacing w:val="132"/>
+                          <w:shd w:val="clear" w:color="9bbb59" w:themeColor="accent3" w:fill="9bbb59" w:themeFill="accent3"/>
                         </w:rPr>
                         <w:t xml:space="preserve"> </w:t>
                       </w:r>
                       <w:r>
                         <w:rPr>
-                          <w:rStyle w:val="668"/>
+                          <w:rStyle w:val="888"/>
                           <w:spacing w:val="-1"/>
+                          <w:shd w:val="clear" w:color="9bbb59" w:themeColor="accent3" w:fill="9bbb59" w:themeFill="accent3"/>
                         </w:rPr>
                         <w:t xml:space="preserve">Además, la empresa dispone de 8 puestos hot-desk de los empleados conectados a la red </w:t>
                       </w:r>
@@ -1613,15 +1645,16 @@
                         <w:txbxContent>
                           <w:p>
                             <w:pPr>
-                              <w:pStyle w:val="676"/>
+                              <w:pStyle w:val="896"/>
                               <w:pBdr/>
+                              <w:shd w:val="clear" w:color="9bbb59" w:themeColor="accent3" w:fill="9bbb59" w:themeFill="accent3"/>
                               <w:spacing w:before="0" w:line="268" w:lineRule="exact"/>
                               <w:ind/>
                               <w:rPr/>
                             </w:pPr>
                             <w:r>
                               <w:rPr>
-                                <w:rStyle w:val="668"/>
+                                <w:rStyle w:val="888"/>
                                 <w:spacing w:val="-1"/>
                               </w:rPr>
                               <w:t xml:space="preserve">main. </w:t>
@@ -1647,15 +1680,16 @@
                   <w:txbxContent>
                     <w:p>
                       <w:pPr>
-                        <w:pStyle w:val="676"/>
+                        <w:pStyle w:val="896"/>
                         <w:pBdr/>
+                        <w:shd w:val="clear" w:color="9bbb59" w:themeColor="accent3" w:fill="9bbb59" w:themeFill="accent3"/>
                         <w:spacing w:before="0" w:line="268" w:lineRule="exact"/>
                         <w:ind/>
                         <w:rPr/>
                       </w:pPr>
                       <w:r>
                         <w:rPr>
-                          <w:rStyle w:val="668"/>
+                          <w:rStyle w:val="888"/>
                           <w:spacing w:val="-1"/>
                         </w:rPr>
                         <w:t xml:space="preserve">main. </w:t>
@@ -1708,7 +1742,7 @@
                         <w:txbxContent>
                           <w:p>
                             <w:pPr>
-                              <w:pStyle w:val="676"/>
+                              <w:pStyle w:val="896"/>
                               <w:pBdr/>
                               <w:shd w:val="clear" w:color="e3aede" w:fill="e3aede"/>
                               <w:spacing w:before="0" w:line="268" w:lineRule="exact"/>
@@ -1717,21 +1751,21 @@
                             </w:pPr>
                             <w:r>
                               <w:rPr>
-                                <w:rStyle w:val="668"/>
+                                <w:rStyle w:val="888"/>
                                 <w:spacing w:val="-2"/>
                               </w:rPr>
                               <w:t xml:space="preserve">6.</w:t>
                             </w:r>
                             <w:r>
                               <w:rPr>
-                                <w:rStyle w:val="671"/>
+                                <w:rStyle w:val="891"/>
                                 <w:spacing w:val="132"/>
                               </w:rPr>
                               <w:t xml:space="preserve"> </w:t>
                             </w:r>
                             <w:r>
                               <w:rPr>
-                                <w:rStyle w:val="668"/>
+                                <w:rStyle w:val="888"/>
                                 <w:spacing w:val="-1"/>
                               </w:rPr>
                               <w:t xml:space="preserve">Desde internet, solamente se podrá acceder a los servicios expuestos por el balanceador de </w:t>
@@ -1757,7 +1791,7 @@
                   <w:txbxContent>
                     <w:p>
                       <w:pPr>
-                        <w:pStyle w:val="676"/>
+                        <w:pStyle w:val="896"/>
                         <w:pBdr/>
                         <w:shd w:val="clear" w:color="e3aede" w:fill="e3aede"/>
                         <w:spacing w:before="0" w:line="268" w:lineRule="exact"/>
@@ -1766,21 +1800,21 @@
                       </w:pPr>
                       <w:r>
                         <w:rPr>
-                          <w:rStyle w:val="668"/>
+                          <w:rStyle w:val="888"/>
                           <w:spacing w:val="-2"/>
                         </w:rPr>
                         <w:t xml:space="preserve">6.</w:t>
                       </w:r>
                       <w:r>
                         <w:rPr>
-                          <w:rStyle w:val="671"/>
+                          <w:rStyle w:val="891"/>
                           <w:spacing w:val="132"/>
                         </w:rPr>
                         <w:t xml:space="preserve"> </w:t>
                       </w:r>
                       <w:r>
                         <w:rPr>
-                          <w:rStyle w:val="668"/>
+                          <w:rStyle w:val="888"/>
                           <w:spacing w:val="-1"/>
                         </w:rPr>
                         <w:t xml:space="preserve">Desde internet, solamente se podrá acceder a los servicios expuestos por el balanceador de </w:t>
@@ -1833,7 +1867,7 @@
                         <w:txbxContent>
                           <w:p>
                             <w:pPr>
-                              <w:pStyle w:val="676"/>
+                              <w:pStyle w:val="896"/>
                               <w:pBdr/>
                               <w:shd w:val="clear" w:color="e3aede" w:fill="e3aede"/>
                               <w:spacing w:before="0" w:line="268" w:lineRule="exact"/>
@@ -1842,7 +1876,7 @@
                             </w:pPr>
                             <w:r>
                               <w:rPr>
-                                <w:rStyle w:val="668"/>
+                                <w:rStyle w:val="888"/>
                                 <w:spacing w:val="-1"/>
                               </w:rPr>
                               <w:t xml:space="preserve">carga. Se debe intentar cerrar cualquier otro tipo de acceso desde fuera de la red. </w:t>
@@ -1868,7 +1902,7 @@
                   <w:txbxContent>
                     <w:p>
                       <w:pPr>
-                        <w:pStyle w:val="676"/>
+                        <w:pStyle w:val="896"/>
                         <w:pBdr/>
                         <w:shd w:val="clear" w:color="e3aede" w:fill="e3aede"/>
                         <w:spacing w:before="0" w:line="268" w:lineRule="exact"/>
@@ -1877,7 +1911,7 @@
                       </w:pPr>
                       <w:r>
                         <w:rPr>
-                          <w:rStyle w:val="668"/>
+                          <w:rStyle w:val="888"/>
                           <w:spacing w:val="-1"/>
                         </w:rPr>
                         <w:t xml:space="preserve">carga. Se debe intentar cerrar cualquier otro tipo de acceso desde fuera de la red. </w:t>
@@ -1930,7 +1964,7 @@
                         <w:txbxContent>
                           <w:p>
                             <w:pPr>
-                              <w:pStyle w:val="676"/>
+                              <w:pStyle w:val="896"/>
                               <w:pBdr/>
                               <w:spacing w:before="0" w:line="268" w:lineRule="exact"/>
                               <w:ind/>
@@ -1938,7 +1972,7 @@
                             </w:pPr>
                             <w:r>
                               <w:rPr>
-                                <w:rStyle w:val="668"/>
+                                <w:rStyle w:val="888"/>
                                 <w:spacing w:val="-2"/>
                               </w:rPr>
                               <w:t xml:space="preserve">7.</w:t>
@@ -1964,7 +1998,7 @@
                   <w:txbxContent>
                     <w:p>
                       <w:pPr>
-                        <w:pStyle w:val="676"/>
+                        <w:pStyle w:val="896"/>
                         <w:pBdr/>
                         <w:spacing w:before="0" w:line="268" w:lineRule="exact"/>
                         <w:ind/>
@@ -1972,7 +2006,7 @@
                       </w:pPr>
                       <w:r>
                         <w:rPr>
-                          <w:rStyle w:val="668"/>
+                          <w:rStyle w:val="888"/>
                           <w:spacing w:val="-2"/>
                         </w:rPr>
                         <w:t xml:space="preserve">7.</w:t>
@@ -2025,7 +2059,7 @@
                         <w:txbxContent>
                           <w:p>
                             <w:pPr>
-                              <w:pStyle w:val="676"/>
+                              <w:pStyle w:val="896"/>
                               <w:pBdr/>
                               <w:spacing w:before="0" w:line="268" w:lineRule="exact"/>
                               <w:ind/>
@@ -2033,7 +2067,7 @@
                             </w:pPr>
                             <w:r>
                               <w:rPr>
-                                <w:rStyle w:val="668"/>
+                                <w:rStyle w:val="888"/>
                                 <w:spacing w:val="-1"/>
                               </w:rPr>
                               <w:t xml:space="preserve">Desde la red main se debe poder acceder a internet y a internal. </w:t>
@@ -2059,7 +2093,7 @@
                   <w:txbxContent>
                     <w:p>
                       <w:pPr>
-                        <w:pStyle w:val="676"/>
+                        <w:pStyle w:val="896"/>
                         <w:pBdr/>
                         <w:spacing w:before="0" w:line="268" w:lineRule="exact"/>
                         <w:ind/>
@@ -2067,7 +2101,7 @@
                       </w:pPr>
                       <w:r>
                         <w:rPr>
-                          <w:rStyle w:val="668"/>
+                          <w:rStyle w:val="888"/>
                           <w:spacing w:val="-1"/>
                         </w:rPr>
                         <w:t xml:space="preserve">Desde la red main se debe poder acceder a internet y a internal. </w:t>
@@ -2120,7 +2154,7 @@
                         <w:txbxContent>
                           <w:p>
                             <w:pPr>
-                              <w:pStyle w:val="676"/>
+                              <w:pStyle w:val="896"/>
                               <w:pBdr/>
                               <w:spacing w:before="0" w:line="268" w:lineRule="exact"/>
                               <w:ind/>
@@ -2128,7 +2162,7 @@
                             </w:pPr>
                             <w:r>
                               <w:rPr>
-                                <w:rStyle w:val="668"/>
+                                <w:rStyle w:val="888"/>
                                 <w:spacing w:val="-2"/>
                               </w:rPr>
                               <w:t xml:space="preserve">8.</w:t>
@@ -2154,7 +2188,7 @@
                   <w:txbxContent>
                     <w:p>
                       <w:pPr>
-                        <w:pStyle w:val="676"/>
+                        <w:pStyle w:val="896"/>
                         <w:pBdr/>
                         <w:spacing w:before="0" w:line="268" w:lineRule="exact"/>
                         <w:ind/>
@@ -2162,7 +2196,7 @@
                       </w:pPr>
                       <w:r>
                         <w:rPr>
-                          <w:rStyle w:val="668"/>
+                          <w:rStyle w:val="888"/>
                           <w:spacing w:val="-2"/>
                         </w:rPr>
                         <w:t xml:space="preserve">8.</w:t>
@@ -2215,7 +2249,7 @@
                         <w:txbxContent>
                           <w:p>
                             <w:pPr>
-                              <w:pStyle w:val="676"/>
+                              <w:pStyle w:val="896"/>
                               <w:pBdr/>
                               <w:spacing w:before="0" w:line="268" w:lineRule="exact"/>
                               <w:ind/>
@@ -2223,7 +2257,7 @@
                             </w:pPr>
                             <w:r>
                               <w:rPr>
-                                <w:rStyle w:val="668"/>
+                                <w:rStyle w:val="888"/>
                                 <w:spacing w:val="-1"/>
                               </w:rPr>
                               <w:t xml:space="preserve">Desde la red internal sólo se podrá acceder a direcciones de la red main. </w:t>
@@ -2249,7 +2283,7 @@
                   <w:txbxContent>
                     <w:p>
                       <w:pPr>
-                        <w:pStyle w:val="676"/>
+                        <w:pStyle w:val="896"/>
                         <w:pBdr/>
                         <w:spacing w:before="0" w:line="268" w:lineRule="exact"/>
                         <w:ind/>
@@ -2257,7 +2291,7 @@
                       </w:pPr>
                       <w:r>
                         <w:rPr>
-                          <w:rStyle w:val="668"/>
+                          <w:rStyle w:val="888"/>
                           <w:spacing w:val="-1"/>
                         </w:rPr>
                         <w:t xml:space="preserve">Desde la red internal sólo se podrá acceder a direcciones de la red main. </w:t>
@@ -2275,7 +2309,7 @@
     </w:p>
     <w:p>
       <w:pPr>
-        <w:pStyle w:val="677"/>
+        <w:pStyle w:val="897"/>
         <w:pBdr/>
         <w:spacing w:before="1355" w:line="634" w:lineRule="exact"/>
         <w:ind w:right="2138" w:left="2260"/>
@@ -2283,7 +2317,7 @@
       </w:pPr>
       <w:r>
         <w:rPr>
-          <w:rStyle w:val="675"/>
+          <w:rStyle w:val="895"/>
           <w:spacing w:val="-3"/>
         </w:rPr>
         <w:t xml:space="preserve">Gestión y Administración de Redes: </w:t>
@@ -2292,7 +2326,7 @@
     </w:p>
     <w:p>
       <w:pPr>
-        <w:pStyle w:val="677"/>
+        <w:pStyle w:val="897"/>
         <w:pBdr/>
         <w:spacing w:before="472" w:line="683" w:lineRule="exact"/>
         <w:ind w:right="1383" w:left="1515"/>
@@ -2300,7 +2334,7 @@
       </w:pPr>
       <w:r>
         <w:rPr>
-          <w:rStyle w:val="674"/>
+          <w:rStyle w:val="894"/>
           <w:spacing w:val="-3"/>
         </w:rPr>
         <w:t xml:space="preserve">Despliegue y administración de un CMS </w:t>
@@ -2309,7 +2343,7 @@
     </w:p>
     <w:p>
       <w:pPr>
-        <w:pStyle w:val="676"/>
+        <w:pStyle w:val="896"/>
         <w:pBdr/>
         <w:spacing w:before="270" w:line="268" w:lineRule="exact"/>
         <w:ind w:right="5440" w:left="5497"/>
@@ -2317,7 +2351,7 @@
       </w:pPr>
       <w:r>
         <w:rPr>
-          <w:rStyle w:val="673"/>
+          <w:rStyle w:val="893"/>
           <w:spacing w:val="-1"/>
         </w:rPr>
         <w:t xml:space="preserve">Revisión 2 </w:t>
@@ -2326,7 +2360,7 @@
     </w:p>
     <w:p>
       <w:pPr>
-        <w:pStyle w:val="677"/>
+        <w:pStyle w:val="897"/>
         <w:pBdr/>
         <w:spacing w:before="756" w:line="390" w:lineRule="exact"/>
         <w:ind w:right="8025" w:left="1801"/>
@@ -2334,21 +2368,21 @@
       </w:pPr>
       <w:r>
         <w:rPr>
-          <w:rStyle w:val="669"/>
+          <w:rStyle w:val="889"/>
           <w:spacing w:val="-4"/>
         </w:rPr>
         <w:t xml:space="preserve">1.</w:t>
       </w:r>
       <w:r>
         <w:rPr>
-          <w:rStyle w:val="670"/>
+          <w:rStyle w:val="890"/>
           <w:spacing w:val="30"/>
         </w:rPr>
         <w:t xml:space="preserve"> </w:t>
       </w:r>
       <w:r>
         <w:rPr>
-          <w:rStyle w:val="669"/>
+          <w:rStyle w:val="889"/>
           <w:spacing w:val="-1"/>
         </w:rPr>
         <w:t xml:space="preserve">Introducción </w:t>
@@ -2357,7 +2391,7 @@
     </w:p>
     <w:p>
       <w:pPr>
-        <w:pStyle w:val="676"/>
+        <w:pStyle w:val="896"/>
         <w:pBdr/>
         <w:spacing w:before="64" w:line="268" w:lineRule="exact"/>
         <w:ind w:right="1506" w:left="1440"/>
@@ -2365,7 +2399,7 @@
       </w:pPr>
       <w:r>
         <w:rPr>
-          <w:rStyle w:val="668"/>
+          <w:rStyle w:val="888"/>
           <w:spacing w:val="-1"/>
         </w:rPr>
         <w:t xml:space="preserve">El presente documento presenta el proyecto práctico a realizar por cada grupo de alumnos. La labor </w:t>
@@ -2374,7 +2408,7 @@
     </w:p>
     <w:p>
       <w:pPr>
-        <w:pStyle w:val="676"/>
+        <w:pStyle w:val="896"/>
         <w:pBdr/>
         <w:spacing w:before="21" w:line="268" w:lineRule="exact"/>
         <w:ind w:right="2132" w:left="1440"/>
@@ -2382,7 +2416,7 @@
       </w:pPr>
       <w:r>
         <w:rPr>
-          <w:rStyle w:val="668"/>
+          <w:rStyle w:val="888"/>
           <w:spacing w:val="-1"/>
         </w:rPr>
         <w:t xml:space="preserve">principal de la práctica consistirá en la integración de una serie de tecnologías para crear una </w:t>
@@ -2391,7 +2425,7 @@
     </w:p>
     <w:p>
       <w:pPr>
-        <w:pStyle w:val="676"/>
+        <w:pStyle w:val="896"/>
         <w:pBdr/>
         <w:spacing w:before="21" w:line="268" w:lineRule="exact"/>
         <w:ind w:right="3586" w:left="1440"/>
@@ -2399,7 +2433,7 @@
       </w:pPr>
       <w:r>
         <w:rPr>
-          <w:rStyle w:val="668"/>
+          <w:rStyle w:val="888"/>
           <w:spacing w:val="-1"/>
         </w:rPr>
         <w:t xml:space="preserve">solución final que cumpla con los requisitos que a continuación se indicarán. </w:t>
@@ -2408,7 +2442,7 @@
     </w:p>
     <w:p>
       <w:pPr>
-        <w:pStyle w:val="676"/>
+        <w:pStyle w:val="896"/>
         <w:pBdr/>
         <w:spacing w:before="181" w:line="268" w:lineRule="exact"/>
         <w:ind w:right="2130" w:left="1440"/>
@@ -2416,7 +2450,7 @@
       </w:pPr>
       <w:r>
         <w:rPr>
-          <w:rStyle w:val="668"/>
+          <w:rStyle w:val="888"/>
           <w:spacing w:val="-1"/>
         </w:rPr>
         <w:t xml:space="preserve">La ejecución final del proyecto se realizará en un entorno controlado del laboratorio, aunque </w:t>
@@ -2425,7 +2459,7 @@
     </w:p>
     <w:p>
       <w:pPr>
-        <w:pStyle w:val="676"/>
+        <w:pStyle w:val="896"/>
         <w:pBdr/>
         <w:spacing w:before="21" w:line="268" w:lineRule="exact"/>
         <w:ind w:right="1569" w:left="1440"/>
@@ -2433,7 +2467,7 @@
       </w:pPr>
       <w:r>
         <w:rPr>
-          <w:rStyle w:val="668"/>
+          <w:rStyle w:val="888"/>
           <w:spacing w:val="-1"/>
         </w:rPr>
         <w:t xml:space="preserve">aquellos grupos que lo consideren pueden proponer entornos alternativos que deben ser validados </w:t>
@@ -2442,7 +2476,7 @@
     </w:p>
     <w:p>
       <w:pPr>
-        <w:pStyle w:val="676"/>
+        <w:pStyle w:val="896"/>
         <w:pBdr/>
         <w:spacing w:before="21" w:line="268" w:lineRule="exact"/>
         <w:ind w:right="4477" w:left="1440"/>
@@ -2450,7 +2484,7 @@
       </w:pPr>
       <w:r>
         <w:rPr>
-          <w:rStyle w:val="668"/>
+          <w:rStyle w:val="888"/>
           <w:spacing w:val="-1"/>
         </w:rPr>
         <w:t xml:space="preserve">por el profesor antes de comenzar con la resolución de la práctica. </w:t>
@@ -2459,7 +2493,7 @@
     </w:p>
     <w:p>
       <w:pPr>
-        <w:pStyle w:val="676"/>
+        <w:pStyle w:val="896"/>
         <w:pBdr/>
         <w:spacing w:before="181" w:line="268" w:lineRule="exact"/>
         <w:ind w:right="2179" w:left="1440"/>
@@ -2467,7 +2501,7 @@
       </w:pPr>
       <w:r>
         <w:rPr>
-          <w:rStyle w:val="668"/>
+          <w:rStyle w:val="888"/>
           <w:spacing w:val="-1"/>
         </w:rPr>
         <w:t xml:space="preserve">El trabajo consistirá en crear un diseño e implementación de una infraestructura IT para una </w:t>
@@ -2476,7 +2510,7 @@
     </w:p>
     <w:p>
       <w:pPr>
-        <w:pStyle w:val="676"/>
+        <w:pStyle w:val="896"/>
         <w:pBdr/>
         <w:spacing w:before="21" w:line="268" w:lineRule="exact"/>
         <w:ind w:right="2095" w:left="1440"/>
@@ -2484,7 +2518,7 @@
       </w:pPr>
       <w:r>
         <w:rPr>
-          <w:rStyle w:val="668"/>
+          <w:rStyle w:val="888"/>
           <w:spacing w:val="-1"/>
         </w:rPr>
         <w:t xml:space="preserve">empresa ficticia. Es requisito indispensable que dicha infraestructura lógica se aprovisione de </w:t>
@@ -2493,7 +2527,7 @@
     </w:p>
     <w:p>
       <w:pPr>
-        <w:pStyle w:val="676"/>
+        <w:pStyle w:val="896"/>
         <w:pBdr/>
         <w:spacing w:before="21" w:line="268" w:lineRule="exact"/>
         <w:ind w:right="1536" w:left="1440"/>
@@ -2501,7 +2535,7 @@
       </w:pPr>
       <w:r>
         <w:rPr>
-          <w:rStyle w:val="668"/>
+          <w:rStyle w:val="888"/>
           <w:spacing w:val="-1"/>
         </w:rPr>
         <w:t xml:space="preserve">manera automática. Los productos utilizados para realizar la implementación serán propuestos por </w:t>
@@ -2510,7 +2544,7 @@
     </w:p>
     <w:p>
       <w:pPr>
-        <w:pStyle w:val="676"/>
+        <w:pStyle w:val="896"/>
         <w:pBdr/>
         <w:spacing w:before="21" w:line="268" w:lineRule="exact"/>
         <w:ind w:right="1476" w:left="1440"/>
@@ -2518,7 +2552,7 @@
       </w:pPr>
       <w:r>
         <w:rPr>
-          <w:rStyle w:val="668"/>
+          <w:rStyle w:val="888"/>
           <w:spacing w:val="-1"/>
         </w:rPr>
         <w:t xml:space="preserve">el profesor y el grupo seleccionará libremente aquellos que deseen utilizar. No obstante, si un grupo </w:t>
@@ -2527,7 +2561,7 @@
     </w:p>
     <w:p>
       <w:pPr>
-        <w:pStyle w:val="676"/>
+        <w:pStyle w:val="896"/>
         <w:pBdr/>
         <w:spacing w:before="21" w:line="268" w:lineRule="exact"/>
         <w:ind w:right="1554" w:left="1440"/>
@@ -2535,7 +2569,7 @@
       </w:pPr>
       <w:r>
         <w:rPr>
-          <w:rStyle w:val="668"/>
+          <w:rStyle w:val="888"/>
           <w:spacing w:val="-1"/>
         </w:rPr>
         <w:t xml:space="preserve">decide utilizar una tecnología que no esté propuesta por el profesor, ésta deberá ser validada antes </w:t>
@@ -2544,7 +2578,7 @@
     </w:p>
     <w:p>
       <w:pPr>
-        <w:pStyle w:val="676"/>
+        <w:pStyle w:val="896"/>
         <w:pBdr/>
         <w:spacing w:before="21" w:line="268" w:lineRule="exact"/>
         <w:ind w:right="8224" w:left="1440"/>
@@ -2552,7 +2586,7 @@
       </w:pPr>
       <w:r>
         <w:rPr>
-          <w:rStyle w:val="668"/>
+          <w:rStyle w:val="888"/>
           <w:spacing w:val="-1"/>
         </w:rPr>
         <w:t xml:space="preserve">de comenzar a utilizarla. </w:t>
@@ -2561,7 +2595,7 @@
     </w:p>
     <w:p>
       <w:pPr>
-        <w:pStyle w:val="677"/>
+        <w:pStyle w:val="897"/>
         <w:pBdr/>
         <w:spacing w:before="261" w:line="390" w:lineRule="exact"/>
         <w:ind w:right="8128" w:left="1801"/>
@@ -2569,21 +2603,21 @@
       </w:pPr>
       <w:r>
         <w:rPr>
-          <w:rStyle w:val="669"/>
+          <w:rStyle w:val="889"/>
           <w:spacing w:val="-4"/>
         </w:rPr>
         <w:t xml:space="preserve">2.</w:t>
       </w:r>
       <w:r>
         <w:rPr>
-          <w:rStyle w:val="670"/>
+          <w:rStyle w:val="890"/>
           <w:spacing w:val="30"/>
         </w:rPr>
         <w:t xml:space="preserve"> </w:t>
       </w:r>
       <w:r>
         <w:rPr>
-          <w:rStyle w:val="669"/>
+          <w:rStyle w:val="889"/>
           <w:spacing w:val="-2"/>
         </w:rPr>
         <w:t xml:space="preserve">El problema </w:t>
@@ -2592,7 +2626,7 @@
     </w:p>
     <w:p>
       <w:pPr>
-        <w:pStyle w:val="676"/>
+        <w:pStyle w:val="896"/>
         <w:pBdr/>
         <w:spacing w:before="30" w:line="268" w:lineRule="exact"/>
         <w:ind w:right="2112" w:left="1440"/>
@@ -2600,7 +2634,7 @@
       </w:pPr>
       <w:r>
         <w:rPr>
-          <w:rStyle w:val="668"/>
+          <w:rStyle w:val="888"/>
           <w:spacing w:val="-1"/>
         </w:rPr>
         <w:t xml:space="preserve">La empresa Fake Enterprise dispone de un pequeño centro de datos donde quiere instalar un </w:t>
@@ -2609,7 +2643,7 @@
     </w:p>
     <w:p>
       <w:pPr>
-        <w:pStyle w:val="676"/>
+        <w:pStyle w:val="896"/>
         <w:pBdr/>
         <w:spacing w:before="21" w:line="268" w:lineRule="exact"/>
         <w:ind w:right="1394" w:left="1440"/>
@@ -2617,7 +2651,7 @@
       </w:pPr>
       <w:r>
         <w:rPr>
-          <w:rStyle w:val="668"/>
+          <w:rStyle w:val="888"/>
           <w:spacing w:val="-1"/>
         </w:rPr>
         <w:t xml:space="preserve">servicio CMS. Dado el carácter sensible de los datos que se almacenarán en el CMS la seguridad debe </w:t>
@@ -2626,7 +2660,7 @@
     </w:p>
     <w:p>
       <w:pPr>
-        <w:pStyle w:val="676"/>
+        <w:pStyle w:val="896"/>
         <w:pBdr/>
         <w:spacing w:before="21" w:line="268" w:lineRule="exact"/>
         <w:ind w:right="6147" w:left="1440"/>
@@ -2634,7 +2668,7 @@
       </w:pPr>
       <w:r>
         <w:rPr>
-          <w:rStyle w:val="668"/>
+          <w:rStyle w:val="888"/>
           <w:spacing w:val="-1"/>
         </w:rPr>
         <w:t xml:space="preserve">ser un aspecto clave en el diseño de la solución. </w:t>
@@ -2643,7 +2677,7 @@
     </w:p>
     <w:p>
       <w:pPr>
-        <w:pStyle w:val="676"/>
+        <w:pStyle w:val="896"/>
         <w:pBdr/>
         <w:spacing w:before="181" w:line="268" w:lineRule="exact"/>
         <w:ind w:right="2413" w:left="1440"/>
@@ -2651,7 +2685,7 @@
       </w:pPr>
       <w:r>
         <w:rPr>
-          <w:rStyle w:val="668"/>
+          <w:rStyle w:val="888"/>
           <w:spacing w:val="-1"/>
         </w:rPr>
         <w:t xml:space="preserve">Los encargados de IT de la empresa establecen una serie de requisitos que se enumeran a </w:t>
@@ -2660,7 +2694,7 @@
     </w:p>
     <w:p>
       <w:pPr>
-        <w:pStyle w:val="676"/>
+        <w:pStyle w:val="896"/>
         <w:pBdr/>
         <w:spacing w:before="21" w:line="268" w:lineRule="exact"/>
         <w:ind w:right="9188" w:left="1440"/>
@@ -2668,7 +2702,7 @@
       </w:pPr>
       <w:r>
         <w:rPr>
-          <w:rStyle w:val="668"/>
+          <w:rStyle w:val="888"/>
           <w:spacing w:val="-1"/>
         </w:rPr>
         <w:t xml:space="preserve">continuación: </w:t>
@@ -2784,7 +2818,7 @@
                           </a:pathLst>
                         </a:custGeom>
                         <a:solidFill>
-                          <a:srgbClr val="FFCCE5"/>
+                          <a:schemeClr val="bg1"/>
                         </a:solidFill>
                         <a:ln>
                           <a:noFill/>
@@ -2804,7 +2838,7 @@
           </mc:Choice>
           <mc:Fallback>
             <w:pict>
-              <v:shape id="shape 22" o:spid="_x0000_s22" style="position:absolute;z-index:-23552;o:allowoverlap:true;o:allowincell:false;mso-position-horizontal-relative:page;margin-left:103.16pt;mso-position-horizontal:absolute;mso-position-vertical-relative:page;margin-top:302.53pt;mso-position-vertical:absolute;width:405.66pt;height:46.31pt;mso-wrap-distance-left:0.00pt;mso-wrap-distance-top:0.00pt;mso-wrap-distance-right:0.00pt;mso-wrap-distance-bottom:0.00pt;visibility:visible;" path="m0,37463l0,0l1025,0l1025,37463l0,37463m1039,37463l1039,0l100000,0l100000,37463l99706,37463l99706,68731l30019,68731l30019,100000l1039,100000l1039,37463e" coordsize="100000,100000" fillcolor="#FFCCE5" stroked="f">
+              <v:shape id="shape 22" o:spid="_x0000_s22" style="position:absolute;z-index:-23552;o:allowoverlap:true;o:allowincell:false;mso-position-horizontal-relative:page;margin-left:103.16pt;mso-position-horizontal:absolute;mso-position-vertical-relative:page;margin-top:302.53pt;mso-position-vertical:absolute;width:405.66pt;height:46.31pt;mso-wrap-distance-left:0.00pt;mso-wrap-distance-top:0.00pt;mso-wrap-distance-right:0.00pt;mso-wrap-distance-bottom:0.00pt;visibility:visible;" path="m0,37463l0,0l1025,0l1025,37463l0,37463m1039,37463l1039,0l100000,0l100000,37463l99706,37463l99706,68731l30019,68731l30019,100000l1039,100000l1039,37463e" coordsize="100000,100000" fillcolor="#FFFFFF" stroked="f">
                 <v:path textboxrect="0,0,100000,100000"/>
               </v:shape>
             </w:pict>
@@ -2850,7 +2884,7 @@
                         <w:txbxContent>
                           <w:p>
                             <w:pPr>
-                              <w:pStyle w:val="676"/>
+                              <w:pStyle w:val="896"/>
                               <w:pBdr/>
                               <w:spacing w:before="0" w:line="269" w:lineRule="exact"/>
                               <w:ind/>
@@ -2858,14 +2892,14 @@
                             </w:pPr>
                             <w:r>
                               <w:rPr>
-                                <w:rStyle w:val="672"/>
+                                <w:rStyle w:val="892"/>
                                 <w:spacing w:val="21"/>
                               </w:rPr>
                               <w:t xml:space="preserve">•</w:t>
                             </w:r>
                             <w:r>
                               <w:rPr>
-                                <w:rStyle w:val="671"/>
+                                <w:rStyle w:val="891"/>
                                 <w:spacing w:val="-1"/>
                               </w:rPr>
                               <w:t xml:space="preserve"> </w:t>
@@ -2891,7 +2925,7 @@
                   <w:txbxContent>
                     <w:p>
                       <w:pPr>
-                        <w:pStyle w:val="676"/>
+                        <w:pStyle w:val="896"/>
                         <w:pBdr/>
                         <w:spacing w:before="0" w:line="269" w:lineRule="exact"/>
                         <w:ind/>
@@ -2899,14 +2933,14 @@
                       </w:pPr>
                       <w:r>
                         <w:rPr>
-                          <w:rStyle w:val="672"/>
+                          <w:rStyle w:val="892"/>
                           <w:spacing w:val="21"/>
                         </w:rPr>
                         <w:t xml:space="preserve">•</w:t>
                       </w:r>
                       <w:r>
                         <w:rPr>
-                          <w:rStyle w:val="671"/>
+                          <w:rStyle w:val="891"/>
                           <w:spacing w:val="-1"/>
                         </w:rPr>
                         <w:t xml:space="preserve"> </w:t>
@@ -2959,7 +2993,7 @@
                         <w:txbxContent>
                           <w:p>
                             <w:pPr>
-                              <w:pStyle w:val="676"/>
+                              <w:pStyle w:val="896"/>
                               <w:pBdr/>
                               <w:spacing w:before="0" w:line="268" w:lineRule="exact"/>
                               <w:ind/>
@@ -2967,7 +3001,7 @@
                             </w:pPr>
                             <w:r>
                               <w:rPr>
-                                <w:rStyle w:val="668"/>
+                                <w:rStyle w:val="888"/>
                                 <w:spacing w:val="-1"/>
                               </w:rPr>
                               <w:t xml:space="preserve">Datos de entrada necesarios para configurar el despliegue (prefijos de red, direcciones MAC, </w:t>
@@ -2993,7 +3027,7 @@
                   <w:txbxContent>
                     <w:p>
                       <w:pPr>
-                        <w:pStyle w:val="676"/>
+                        <w:pStyle w:val="896"/>
                         <w:pBdr/>
                         <w:spacing w:before="0" w:line="268" w:lineRule="exact"/>
                         <w:ind/>
@@ -3001,7 +3035,7 @@
                       </w:pPr>
                       <w:r>
                         <w:rPr>
-                          <w:rStyle w:val="668"/>
+                          <w:rStyle w:val="888"/>
                           <w:spacing w:val="-1"/>
                         </w:rPr>
                         <w:t xml:space="preserve">Datos de entrada necesarios para configurar el despliegue (prefijos de red, direcciones MAC, </w:t>
@@ -3054,7 +3088,7 @@
                         <w:txbxContent>
                           <w:p>
                             <w:pPr>
-                              <w:pStyle w:val="676"/>
+                              <w:pStyle w:val="896"/>
                               <w:pBdr/>
                               <w:spacing w:before="0" w:line="268" w:lineRule="exact"/>
                               <w:ind/>
@@ -3062,7 +3096,7 @@
                             </w:pPr>
                             <w:r>
                               <w:rPr>
-                                <w:rStyle w:val="668"/>
+                                <w:rStyle w:val="888"/>
                                 <w:spacing w:val="-1"/>
                               </w:rPr>
                               <w:t xml:space="preserve">etc.) </w:t>
@@ -3088,7 +3122,7 @@
                   <w:txbxContent>
                     <w:p>
                       <w:pPr>
-                        <w:pStyle w:val="676"/>
+                        <w:pStyle w:val="896"/>
                         <w:pBdr/>
                         <w:spacing w:before="0" w:line="268" w:lineRule="exact"/>
                         <w:ind/>
@@ -3096,7 +3130,7 @@
                       </w:pPr>
                       <w:r>
                         <w:rPr>
-                          <w:rStyle w:val="668"/>
+                          <w:rStyle w:val="888"/>
                           <w:spacing w:val="-1"/>
                         </w:rPr>
                         <w:t xml:space="preserve">etc.) </w:t>
@@ -3149,7 +3183,7 @@
                         <w:txbxContent>
                           <w:p>
                             <w:pPr>
-                              <w:pStyle w:val="676"/>
+                              <w:pStyle w:val="896"/>
                               <w:pBdr/>
                               <w:spacing w:before="0" w:line="269" w:lineRule="exact"/>
                               <w:ind/>
@@ -3157,14 +3191,14 @@
                             </w:pPr>
                             <w:r>
                               <w:rPr>
-                                <w:rStyle w:val="672"/>
+                                <w:rStyle w:val="892"/>
                                 <w:spacing w:val="21"/>
                               </w:rPr>
                               <w:t xml:space="preserve">•</w:t>
                             </w:r>
                             <w:r>
                               <w:rPr>
-                                <w:rStyle w:val="671"/>
+                                <w:rStyle w:val="891"/>
                                 <w:spacing w:val="-1"/>
                               </w:rPr>
                               <w:t xml:space="preserve"> </w:t>
@@ -3190,7 +3224,7 @@
                   <w:txbxContent>
                     <w:p>
                       <w:pPr>
-                        <w:pStyle w:val="676"/>
+                        <w:pStyle w:val="896"/>
                         <w:pBdr/>
                         <w:spacing w:before="0" w:line="269" w:lineRule="exact"/>
                         <w:ind/>
@@ -3198,14 +3232,14 @@
                       </w:pPr>
                       <w:r>
                         <w:rPr>
-                          <w:rStyle w:val="672"/>
+                          <w:rStyle w:val="892"/>
                           <w:spacing w:val="21"/>
                         </w:rPr>
                         <w:t xml:space="preserve">•</w:t>
                       </w:r>
                       <w:r>
                         <w:rPr>
-                          <w:rStyle w:val="671"/>
+                          <w:rStyle w:val="891"/>
                           <w:spacing w:val="-1"/>
                         </w:rPr>
                         <w:t xml:space="preserve"> </w:t>
@@ -3258,7 +3292,7 @@
                         <w:txbxContent>
                           <w:p>
                             <w:pPr>
-                              <w:pStyle w:val="676"/>
+                              <w:pStyle w:val="896"/>
                               <w:pBdr/>
                               <w:spacing w:before="0" w:line="268" w:lineRule="exact"/>
                               <w:ind/>
@@ -3266,7 +3300,7 @@
                             </w:pPr>
                             <w:r>
                               <w:rPr>
-                                <w:rStyle w:val="668"/>
+                                <w:rStyle w:val="888"/>
                                 <w:spacing w:val="-1"/>
                               </w:rPr>
                               <w:t xml:space="preserve">Diagrama de conexiones/rutas de los nodos </w:t>
@@ -3292,7 +3326,7 @@
                   <w:txbxContent>
                     <w:p>
                       <w:pPr>
-                        <w:pStyle w:val="676"/>
+                        <w:pStyle w:val="896"/>
                         <w:pBdr/>
                         <w:spacing w:before="0" w:line="268" w:lineRule="exact"/>
                         <w:ind/>
@@ -3300,7 +3334,7 @@
                       </w:pPr>
                       <w:r>
                         <w:rPr>
-                          <w:rStyle w:val="668"/>
+                          <w:rStyle w:val="888"/>
                           <w:spacing w:val="-1"/>
                         </w:rPr>
                         <w:t xml:space="preserve">Diagrama de conexiones/rutas de los nodos </w:t>
@@ -3353,7 +3387,7 @@
                         <w:txbxContent>
                           <w:p>
                             <w:pPr>
-                              <w:pStyle w:val="676"/>
+                              <w:pStyle w:val="896"/>
                               <w:pBdr/>
                               <w:spacing w:before="0" w:line="269" w:lineRule="exact"/>
                               <w:ind/>
@@ -3361,14 +3395,14 @@
                             </w:pPr>
                             <w:r>
                               <w:rPr>
-                                <w:rStyle w:val="672"/>
+                                <w:rStyle w:val="892"/>
                                 <w:spacing w:val="21"/>
                               </w:rPr>
                               <w:t xml:space="preserve">•</w:t>
                             </w:r>
                             <w:r>
                               <w:rPr>
-                                <w:rStyle w:val="671"/>
+                                <w:rStyle w:val="891"/>
                                 <w:spacing w:val="-1"/>
                               </w:rPr>
                               <w:t xml:space="preserve"> </w:t>
@@ -3394,7 +3428,7 @@
                   <w:txbxContent>
                     <w:p>
                       <w:pPr>
-                        <w:pStyle w:val="676"/>
+                        <w:pStyle w:val="896"/>
                         <w:pBdr/>
                         <w:spacing w:before="0" w:line="269" w:lineRule="exact"/>
                         <w:ind/>
@@ -3402,14 +3436,14 @@
                       </w:pPr>
                       <w:r>
                         <w:rPr>
-                          <w:rStyle w:val="672"/>
+                          <w:rStyle w:val="892"/>
                           <w:spacing w:val="21"/>
                         </w:rPr>
                         <w:t xml:space="preserve">•</w:t>
                       </w:r>
                       <w:r>
                         <w:rPr>
-                          <w:rStyle w:val="671"/>
+                          <w:rStyle w:val="891"/>
                           <w:spacing w:val="-1"/>
                         </w:rPr>
                         <w:t xml:space="preserve"> </w:t>
@@ -3462,7 +3496,7 @@
                         <w:txbxContent>
                           <w:p>
                             <w:pPr>
-                              <w:pStyle w:val="676"/>
+                              <w:pStyle w:val="896"/>
                               <w:pBdr/>
                               <w:spacing w:before="0" w:line="268" w:lineRule="exact"/>
                               <w:ind/>
@@ -3470,7 +3504,7 @@
                             </w:pPr>
                             <w:r>
                               <w:rPr>
-                                <w:rStyle w:val="668"/>
+                                <w:rStyle w:val="888"/>
                                 <w:spacing w:val="-1"/>
                               </w:rPr>
                               <w:t xml:space="preserve">Manual de administración que incluya: </w:t>
@@ -3496,7 +3530,7 @@
                   <w:txbxContent>
                     <w:p>
                       <w:pPr>
-                        <w:pStyle w:val="676"/>
+                        <w:pStyle w:val="896"/>
                         <w:pBdr/>
                         <w:spacing w:before="0" w:line="268" w:lineRule="exact"/>
                         <w:ind/>
@@ -3504,7 +3538,7 @@
                       </w:pPr>
                       <w:r>
                         <w:rPr>
-                          <w:rStyle w:val="668"/>
+                          <w:rStyle w:val="888"/>
                           <w:spacing w:val="-1"/>
                         </w:rPr>
                         <w:t xml:space="preserve">Manual de administración que incluya: </w:t>
@@ -3557,7 +3591,7 @@
                         <w:txbxContent>
                           <w:p>
                             <w:pPr>
-                              <w:pStyle w:val="676"/>
+                              <w:pStyle w:val="896"/>
                               <w:pBdr/>
                               <w:spacing w:before="0" w:line="280" w:lineRule="exact"/>
                               <w:ind/>
@@ -3565,21 +3599,21 @@
                             </w:pPr>
                             <w:r>
                               <w:rPr>
-                                <w:rStyle w:val="672"/>
+                                <w:rStyle w:val="892"/>
                                 <w:spacing w:val="38"/>
                               </w:rPr>
                               <w:t xml:space="preserve"></w:t>
                             </w:r>
                             <w:r>
                               <w:rPr>
-                                <w:rStyle w:val="671"/>
+                                <w:rStyle w:val="891"/>
                                 <w:spacing w:val="182"/>
                               </w:rPr>
                               <w:t xml:space="preserve"> </w:t>
                             </w:r>
                             <w:r>
                               <w:rPr>
-                                <w:rStyle w:val="668"/>
+                                <w:rStyle w:val="888"/>
                                 <w:spacing w:val="-1"/>
                               </w:rPr>
                               <w:t xml:space="preserve">Pasos necesarios para llevar a cabo un despliegue </w:t>
@@ -3605,7 +3639,7 @@
                   <w:txbxContent>
                     <w:p>
                       <w:pPr>
-                        <w:pStyle w:val="676"/>
+                        <w:pStyle w:val="896"/>
                         <w:pBdr/>
                         <w:spacing w:before="0" w:line="280" w:lineRule="exact"/>
                         <w:ind/>
@@ -3613,21 +3647,21 @@
                       </w:pPr>
                       <w:r>
                         <w:rPr>
-                          <w:rStyle w:val="672"/>
+                          <w:rStyle w:val="892"/>
                           <w:spacing w:val="38"/>
                         </w:rPr>
                         <w:t xml:space="preserve"></w:t>
                       </w:r>
                       <w:r>
                         <w:rPr>
-                          <w:rStyle w:val="671"/>
+                          <w:rStyle w:val="891"/>
                           <w:spacing w:val="182"/>
                         </w:rPr>
                         <w:t xml:space="preserve"> </w:t>
                       </w:r>
                       <w:r>
                         <w:rPr>
-                          <w:rStyle w:val="668"/>
+                          <w:rStyle w:val="888"/>
                           <w:spacing w:val="-1"/>
                         </w:rPr>
                         <w:t xml:space="preserve">Pasos necesarios para llevar a cabo un despliegue </w:t>
@@ -3680,7 +3714,7 @@
                         <w:txbxContent>
                           <w:p>
                             <w:pPr>
-                              <w:pStyle w:val="676"/>
+                              <w:pStyle w:val="896"/>
                               <w:pBdr/>
                               <w:spacing w:before="0" w:line="280" w:lineRule="exact"/>
                               <w:ind/>
@@ -3688,21 +3722,21 @@
                             </w:pPr>
                             <w:r>
                               <w:rPr>
-                                <w:rStyle w:val="672"/>
+                                <w:rStyle w:val="892"/>
                                 <w:spacing w:val="38"/>
                               </w:rPr>
                               <w:t xml:space="preserve"></w:t>
                             </w:r>
                             <w:r>
                               <w:rPr>
-                                <w:rStyle w:val="671"/>
+                                <w:rStyle w:val="891"/>
                                 <w:spacing w:val="182"/>
                               </w:rPr>
                               <w:t xml:space="preserve"> </w:t>
                             </w:r>
                             <w:r>
                               <w:rPr>
-                                <w:rStyle w:val="668"/>
+                                <w:rStyle w:val="888"/>
                                 <w:spacing w:val="-1"/>
                               </w:rPr>
                               <w:t xml:space="preserve">Cómo examinar la monitorización de los elementos del despliegue </w:t>
@@ -3728,7 +3762,7 @@
                   <w:txbxContent>
                     <w:p>
                       <w:pPr>
-                        <w:pStyle w:val="676"/>
+                        <w:pStyle w:val="896"/>
                         <w:pBdr/>
                         <w:spacing w:before="0" w:line="280" w:lineRule="exact"/>
                         <w:ind/>
@@ -3736,21 +3770,21 @@
                       </w:pPr>
                       <w:r>
                         <w:rPr>
-                          <w:rStyle w:val="672"/>
+                          <w:rStyle w:val="892"/>
                           <w:spacing w:val="38"/>
                         </w:rPr>
                         <w:t xml:space="preserve"></w:t>
                       </w:r>
                       <w:r>
                         <w:rPr>
-                          <w:rStyle w:val="671"/>
+                          <w:rStyle w:val="891"/>
                           <w:spacing w:val="182"/>
                         </w:rPr>
                         <w:t xml:space="preserve"> </w:t>
                       </w:r>
                       <w:r>
                         <w:rPr>
-                          <w:rStyle w:val="668"/>
+                          <w:rStyle w:val="888"/>
                           <w:spacing w:val="-1"/>
                         </w:rPr>
                         <w:t xml:space="preserve">Cómo examinar la monitorización de los elementos del despliegue </w:t>
@@ -3803,7 +3837,7 @@
                         <w:txbxContent>
                           <w:p>
                             <w:pPr>
-                              <w:pStyle w:val="676"/>
+                              <w:pStyle w:val="896"/>
                               <w:pBdr/>
                               <w:spacing w:before="0" w:line="280" w:lineRule="exact"/>
                               <w:ind/>
@@ -3811,21 +3845,21 @@
                             </w:pPr>
                             <w:r>
                               <w:rPr>
-                                <w:rStyle w:val="672"/>
+                                <w:rStyle w:val="892"/>
                                 <w:spacing w:val="38"/>
                               </w:rPr>
                               <w:t xml:space="preserve"></w:t>
                             </w:r>
                             <w:r>
                               <w:rPr>
-                                <w:rStyle w:val="671"/>
+                                <w:rStyle w:val="891"/>
                                 <w:spacing w:val="182"/>
                               </w:rPr>
                               <w:t xml:space="preserve"> </w:t>
                             </w:r>
                             <w:r>
                               <w:rPr>
-                                <w:rStyle w:val="668"/>
+                                <w:rStyle w:val="888"/>
                                 <w:spacing w:val="-1"/>
                               </w:rPr>
                               <w:t xml:space="preserve">Pasos necesarios para ampliar los puestos hot-desk </w:t>
@@ -3851,7 +3885,7 @@
                   <w:txbxContent>
                     <w:p>
                       <w:pPr>
-                        <w:pStyle w:val="676"/>
+                        <w:pStyle w:val="896"/>
                         <w:pBdr/>
                         <w:spacing w:before="0" w:line="280" w:lineRule="exact"/>
                         <w:ind/>
@@ -3859,21 +3893,21 @@
                       </w:pPr>
                       <w:r>
                         <w:rPr>
-                          <w:rStyle w:val="672"/>
+                          <w:rStyle w:val="892"/>
                           <w:spacing w:val="38"/>
                         </w:rPr>
                         <w:t xml:space="preserve"></w:t>
                       </w:r>
                       <w:r>
                         <w:rPr>
-                          <w:rStyle w:val="671"/>
+                          <w:rStyle w:val="891"/>
                           <w:spacing w:val="182"/>
                         </w:rPr>
                         <w:t xml:space="preserve"> </w:t>
                       </w:r>
                       <w:r>
                         <w:rPr>
-                          <w:rStyle w:val="668"/>
+                          <w:rStyle w:val="888"/>
                           <w:spacing w:val="-1"/>
                         </w:rPr>
                         <w:t xml:space="preserve">Pasos necesarios para ampliar los puestos hot-desk </w:t>
@@ -3891,29 +3925,30 @@
     </w:p>
     <w:p>
       <w:pPr>
-        <w:pStyle w:val="676"/>
-        <w:pBdr/>
+        <w:pStyle w:val="896"/>
+        <w:pBdr/>
+        <w:shd w:val="clear" w:color="fac090" w:themeColor="accent6" w:themeTint="99" w:fill="fac090" w:themeFill="accent6" w:themeFillTint="99"/>
         <w:spacing w:before="1356" w:line="268" w:lineRule="exact"/>
         <w:ind w:right="2081" w:left="1801"/>
         <w:rPr/>
       </w:pPr>
       <w:r>
         <w:rPr>
-          <w:rStyle w:val="668"/>
+          <w:rStyle w:val="888"/>
           <w:spacing w:val="-2"/>
         </w:rPr>
         <w:t xml:space="preserve">9.</w:t>
       </w:r>
       <w:r>
         <w:rPr>
-          <w:rStyle w:val="671"/>
+          <w:rStyle w:val="891"/>
           <w:spacing w:val="132"/>
         </w:rPr>
         <w:t xml:space="preserve"> </w:t>
       </w:r>
       <w:r>
         <w:rPr>
-          <w:rStyle w:val="668"/>
+          <w:rStyle w:val="888"/>
           <w:spacing w:val="-1"/>
         </w:rPr>
         <w:t xml:space="preserve">Cada nodo debe estar convenientemente securizado de manera que sólo exponga los </w:t>
@@ -3922,15 +3957,16 @@
     </w:p>
     <w:p>
       <w:pPr>
-        <w:pStyle w:val="676"/>
-        <w:pBdr/>
+        <w:pStyle w:val="896"/>
+        <w:pBdr/>
+        <w:shd w:val="clear" w:color="fac090" w:themeColor="accent6" w:themeTint="99" w:fill="fac090" w:themeFill="accent6" w:themeFillTint="99"/>
         <w:spacing w:before="21" w:line="268" w:lineRule="exact"/>
         <w:ind w:right="2351" w:left="2161"/>
         <w:rPr/>
       </w:pPr>
       <w:r>
         <w:rPr>
-          <w:rStyle w:val="668"/>
+          <w:rStyle w:val="888"/>
           <w:spacing w:val="-1"/>
         </w:rPr>
         <w:t xml:space="preserve">servicios en él instalados y los necesarios para su monitorización y administración. </w:t>
@@ -3939,29 +3975,30 @@
     </w:p>
     <w:p>
       <w:pPr>
-        <w:pStyle w:val="676"/>
-        <w:pBdr/>
+        <w:pStyle w:val="896"/>
+        <w:pBdr/>
+        <w:shd w:val="clear" w:color="fac090" w:themeColor="accent6" w:themeTint="99" w:fill="fac090" w:themeFill="accent6" w:themeFillTint="99"/>
         <w:spacing w:before="21" w:line="268" w:lineRule="exact"/>
         <w:ind w:right="1753" w:left="1801"/>
         <w:rPr/>
       </w:pPr>
       <w:r>
         <w:rPr>
-          <w:rStyle w:val="668"/>
+          <w:rStyle w:val="888"/>
           <w:spacing w:val="-2"/>
         </w:rPr>
         <w:t xml:space="preserve">10.</w:t>
       </w:r>
       <w:r>
         <w:rPr>
-          <w:rStyle w:val="671"/>
+          <w:rStyle w:val="891"/>
           <w:spacing w:val="-1"/>
         </w:rPr>
         <w:t xml:space="preserve"> </w:t>
       </w:r>
       <w:r>
         <w:rPr>
-          <w:rStyle w:val="668"/>
+          <w:rStyle w:val="888"/>
           <w:spacing w:val="-1"/>
         </w:rPr>
         <w:t xml:space="preserve">Todos los nodos se monitorizarán para obtener lecturas de uso de CPU, memoria, disco y </w:t>
@@ -3970,15 +4007,16 @@
     </w:p>
     <w:p>
       <w:pPr>
-        <w:pStyle w:val="676"/>
-        <w:pBdr/>
+        <w:pStyle w:val="896"/>
+        <w:pBdr/>
+        <w:shd w:val="clear" w:color="fac090" w:themeColor="accent6" w:themeTint="99" w:fill="fac090" w:themeFill="accent6" w:themeFillTint="99"/>
         <w:spacing w:before="21" w:line="268" w:lineRule="exact"/>
         <w:ind w:right="3257" w:left="2161"/>
         <w:rPr/>
       </w:pPr>
       <w:r>
         <w:rPr>
-          <w:rStyle w:val="668"/>
+          <w:rStyle w:val="888"/>
           <w:spacing w:val="-1"/>
         </w:rPr>
         <w:t xml:space="preserve">red. El nodo que monitorizará todo el sistema se encontrará en internal. </w:t>
@@ -3987,29 +4025,30 @@
     </w:p>
     <w:p>
       <w:pPr>
-        <w:pStyle w:val="676"/>
-        <w:pBdr/>
+        <w:pStyle w:val="896"/>
+        <w:pBdr/>
+        <w:shd w:val="clear" w:color="fac090" w:themeColor="accent6" w:themeTint="99" w:fill="fac090" w:themeFill="accent6" w:themeFillTint="99"/>
         <w:spacing w:before="21" w:line="268" w:lineRule="exact"/>
         <w:ind w:right="2516" w:left="1801"/>
         <w:rPr/>
       </w:pPr>
       <w:r>
         <w:rPr>
-          <w:rStyle w:val="668"/>
+          <w:rStyle w:val="888"/>
           <w:spacing w:val="-2"/>
         </w:rPr>
         <w:t xml:space="preserve">11.</w:t>
       </w:r>
       <w:r>
         <w:rPr>
-          <w:rStyle w:val="671"/>
+          <w:rStyle w:val="891"/>
           <w:spacing w:val="-1"/>
         </w:rPr>
         <w:t xml:space="preserve"> </w:t>
       </w:r>
       <w:r>
         <w:rPr>
-          <w:rStyle w:val="668"/>
+          <w:rStyle w:val="888"/>
           <w:spacing w:val="-1"/>
         </w:rPr>
         <w:t xml:space="preserve">Los servicios también se monitorizarán con las tecnologías disponibles para ellos </w:t>
@@ -4018,15 +4057,16 @@
     </w:p>
     <w:p>
       <w:pPr>
-        <w:pStyle w:val="676"/>
-        <w:pBdr/>
+        <w:pStyle w:val="896"/>
+        <w:pBdr/>
+        <w:shd w:val="clear" w:color="fac090" w:themeColor="accent6" w:themeTint="99" w:fill="fac090" w:themeFill="accent6" w:themeFillTint="99"/>
         <w:spacing w:before="21" w:line="268" w:lineRule="exact"/>
         <w:ind w:right="1905" w:left="2161"/>
         <w:rPr/>
       </w:pPr>
       <w:r>
         <w:rPr>
-          <w:rStyle w:val="668"/>
+          <w:rStyle w:val="888"/>
           <w:spacing w:val="-1"/>
         </w:rPr>
         <w:t xml:space="preserve">(extensiones SNMP de apache, por ejemplo) de manera que se deben recoger todas las </w:t>
@@ -4035,15 +4075,16 @@
     </w:p>
     <w:p>
       <w:pPr>
-        <w:pStyle w:val="676"/>
-        <w:pBdr/>
+        <w:pStyle w:val="896"/>
+        <w:pBdr/>
+        <w:shd w:val="clear" w:color="fac090" w:themeColor="accent6" w:themeTint="99" w:fill="fac090" w:themeFill="accent6" w:themeFillTint="99"/>
         <w:spacing w:before="21" w:line="268" w:lineRule="exact"/>
         <w:ind w:right="4972" w:left="2161"/>
         <w:rPr/>
       </w:pPr>
       <w:r>
         <w:rPr>
-          <w:rStyle w:val="668"/>
+          <w:rStyle w:val="888"/>
           <w:spacing w:val="-1"/>
         </w:rPr>
         <w:t xml:space="preserve">métricas posibles de todos los servicios desplegados. </w:t>
@@ -4052,29 +4093,30 @@
     </w:p>
     <w:p>
       <w:pPr>
-        <w:pStyle w:val="676"/>
-        <w:pBdr/>
+        <w:pStyle w:val="896"/>
+        <w:pBdr/>
+        <w:shd w:val="clear" w:color="e3aede" w:fill="e3aede"/>
         <w:spacing w:before="21" w:line="268" w:lineRule="exact"/>
         <w:ind w:right="1542" w:left="1801"/>
         <w:rPr/>
       </w:pPr>
       <w:r>
         <w:rPr>
-          <w:rStyle w:val="668"/>
+          <w:rStyle w:val="888"/>
           <w:spacing w:val="-2"/>
         </w:rPr>
         <w:t xml:space="preserve">12.</w:t>
       </w:r>
       <w:r>
         <w:rPr>
-          <w:rStyle w:val="671"/>
+          <w:rStyle w:val="891"/>
           <w:spacing w:val="-1"/>
         </w:rPr>
         <w:t xml:space="preserve"> </w:t>
       </w:r>
       <w:r>
         <w:rPr>
-          <w:rStyle w:val="668"/>
+          <w:rStyle w:val="888"/>
           <w:spacing w:val="-1"/>
         </w:rPr>
         <w:t xml:space="preserve">El diseño deberá contar con redundancia donde sea posible, de manera que el deterioro de </w:t>
@@ -4083,15 +4125,16 @@
     </w:p>
     <w:p>
       <w:pPr>
-        <w:pStyle w:val="676"/>
-        <w:pBdr/>
+        <w:pStyle w:val="896"/>
+        <w:pBdr/>
+        <w:shd w:val="clear" w:color="e3aede" w:fill="e3aede"/>
         <w:spacing w:before="21" w:line="268" w:lineRule="exact"/>
         <w:ind w:right="5542" w:left="2161"/>
         <w:rPr/>
       </w:pPr>
       <w:r>
         <w:rPr>
-          <w:rStyle w:val="668"/>
+          <w:rStyle w:val="888"/>
           <w:spacing w:val="-1"/>
         </w:rPr>
         <w:t xml:space="preserve">un cable no “tumbe” la infraestructura entera. </w:t>
@@ -4100,29 +4143,30 @@
     </w:p>
     <w:p>
       <w:pPr>
-        <w:pStyle w:val="676"/>
-        <w:pBdr/>
+        <w:pStyle w:val="896"/>
+        <w:pBdr/>
+        <w:shd w:val="clear" w:color="e3aede" w:fill="e3aede"/>
         <w:spacing w:before="22" w:line="268" w:lineRule="exact"/>
         <w:ind w:right="2122" w:left="1801"/>
         <w:rPr/>
       </w:pPr>
       <w:r>
         <w:rPr>
-          <w:rStyle w:val="668"/>
+          <w:rStyle w:val="888"/>
           <w:spacing w:val="-2"/>
         </w:rPr>
         <w:t xml:space="preserve">13.</w:t>
       </w:r>
       <w:r>
         <w:rPr>
-          <w:rStyle w:val="671"/>
+          <w:rStyle w:val="891"/>
           <w:spacing w:val="-1"/>
         </w:rPr>
         <w:t xml:space="preserve"> </w:t>
       </w:r>
       <w:r>
         <w:rPr>
-          <w:rStyle w:val="668"/>
+          <w:rStyle w:val="888"/>
           <w:spacing w:val="-1"/>
         </w:rPr>
         <w:t xml:space="preserve">El aprovisionamiento de los nodos debe ser completamente automático. Para ello se </w:t>
@@ -4131,15 +4175,16 @@
     </w:p>
     <w:p>
       <w:pPr>
-        <w:pStyle w:val="676"/>
-        <w:pBdr/>
+        <w:pStyle w:val="896"/>
+        <w:pBdr/>
+        <w:shd w:val="clear" w:color="e3aede" w:fill="e3aede"/>
         <w:spacing w:before="21" w:line="268" w:lineRule="exact"/>
         <w:ind w:right="2043" w:left="2161"/>
         <w:rPr/>
       </w:pPr>
       <w:r>
         <w:rPr>
-          <w:rStyle w:val="668"/>
+          <w:rStyle w:val="888"/>
           <w:spacing w:val="-1"/>
         </w:rPr>
         <w:t xml:space="preserve">dispone de un nodo (nodo jumpstart o bootstrapping) que puede utilizarse para estas </w:t>
@@ -4148,15 +4193,16 @@
     </w:p>
     <w:p>
       <w:pPr>
-        <w:pStyle w:val="676"/>
-        <w:pBdr/>
+        <w:pStyle w:val="896"/>
+        <w:pBdr/>
+        <w:shd w:val="clear" w:color="e3aede" w:fill="e3aede"/>
         <w:spacing w:before="21" w:line="268" w:lineRule="exact"/>
         <w:ind w:right="5512" w:left="2161"/>
         <w:rPr/>
       </w:pPr>
       <w:r>
         <w:rPr>
-          <w:rStyle w:val="668"/>
+          <w:rStyle w:val="888"/>
           <w:spacing w:val="-1"/>
         </w:rPr>
         <w:t xml:space="preserve">funciones. Se entiende por aprovisionamiento: </w:t>
@@ -4165,29 +4211,30 @@
     </w:p>
     <w:p>
       <w:pPr>
-        <w:pStyle w:val="676"/>
-        <w:pBdr/>
+        <w:pStyle w:val="896"/>
+        <w:pBdr/>
+        <w:shd w:val="clear" w:color="e3aede" w:fill="e3aede"/>
         <w:spacing w:before="21" w:line="268" w:lineRule="exact"/>
         <w:ind w:right="5330" w:left="2521"/>
         <w:rPr/>
       </w:pPr>
       <w:r>
         <w:rPr>
-          <w:rStyle w:val="668"/>
+          <w:rStyle w:val="888"/>
           <w:spacing w:val="-1"/>
         </w:rPr>
         <w:t xml:space="preserve">a.</w:t>
       </w:r>
       <w:r>
         <w:rPr>
-          <w:rStyle w:val="671"/>
+          <w:rStyle w:val="891"/>
           <w:spacing w:val="142"/>
         </w:rPr>
         <w:t xml:space="preserve"> </w:t>
       </w:r>
       <w:r>
         <w:rPr>
-          <w:rStyle w:val="668"/>
+          <w:rStyle w:val="888"/>
           <w:spacing w:val="-1"/>
         </w:rPr>
         <w:t xml:space="preserve">La instalación de la plataforma del nodo. </w:t>
@@ -4196,29 +4243,30 @@
     </w:p>
     <w:p>
       <w:pPr>
-        <w:pStyle w:val="676"/>
-        <w:pBdr/>
+        <w:pStyle w:val="896"/>
+        <w:pBdr/>
+        <w:shd w:val="clear" w:color="e3aede" w:fill="e3aede"/>
         <w:spacing w:before="21" w:line="268" w:lineRule="exact"/>
         <w:ind w:right="4901" w:left="2521"/>
         <w:rPr/>
       </w:pPr>
       <w:r>
         <w:rPr>
-          <w:rStyle w:val="668"/>
+          <w:rStyle w:val="888"/>
           <w:spacing w:val="-1"/>
         </w:rPr>
         <w:t xml:space="preserve">b.</w:t>
       </w:r>
       <w:r>
         <w:rPr>
-          <w:rStyle w:val="671"/>
+          <w:rStyle w:val="891"/>
           <w:spacing w:val="127"/>
         </w:rPr>
         <w:t xml:space="preserve"> </w:t>
       </w:r>
       <w:r>
         <w:rPr>
-          <w:rStyle w:val="668"/>
+          <w:rStyle w:val="888"/>
           <w:spacing w:val="-1"/>
         </w:rPr>
         <w:t xml:space="preserve">La instalación del servicio que presta el nodo. </w:t>
@@ -4227,28 +4275,29 @@
     </w:p>
     <w:p>
       <w:pPr>
-        <w:pStyle w:val="676"/>
-        <w:pBdr/>
+        <w:pStyle w:val="896"/>
+        <w:pBdr/>
+        <w:shd w:val="clear" w:color="e3aede" w:fill="e3aede"/>
         <w:spacing w:before="16" w:line="268" w:lineRule="exact"/>
         <w:ind w:right="6384" w:left="2521"/>
         <w:rPr/>
       </w:pPr>
       <w:r>
         <w:rPr>
-          <w:rStyle w:val="668"/>
+          <w:rStyle w:val="888"/>
         </w:rPr>
         <w:t xml:space="preserve">c.</w:t>
       </w:r>
       <w:r>
         <w:rPr>
-          <w:rStyle w:val="671"/>
+          <w:rStyle w:val="891"/>
           <w:spacing w:val="152"/>
         </w:rPr>
         <w:t xml:space="preserve"> </w:t>
       </w:r>
       <w:r>
         <w:rPr>
-          <w:rStyle w:val="668"/>
+          <w:rStyle w:val="888"/>
           <w:spacing w:val="-1"/>
         </w:rPr>
         <w:t xml:space="preserve">La configuración del servicio. </w:t>
@@ -4257,29 +4306,30 @@
     </w:p>
     <w:p>
       <w:pPr>
-        <w:pStyle w:val="676"/>
-        <w:pBdr/>
+        <w:pStyle w:val="896"/>
+        <w:pBdr/>
+        <w:shd w:val="clear" w:color="e3aede" w:fill="e3aede"/>
         <w:spacing w:before="21" w:line="268" w:lineRule="exact"/>
         <w:ind w:right="1820" w:left="2521"/>
         <w:rPr/>
       </w:pPr>
       <w:r>
         <w:rPr>
-          <w:rStyle w:val="668"/>
+          <w:rStyle w:val="888"/>
           <w:spacing w:val="-1"/>
         </w:rPr>
         <w:t xml:space="preserve">d.</w:t>
       </w:r>
       <w:r>
         <w:rPr>
-          <w:rStyle w:val="671"/>
+          <w:rStyle w:val="891"/>
           <w:spacing w:val="127"/>
         </w:rPr>
         <w:t xml:space="preserve"> </w:t>
       </w:r>
       <w:r>
         <w:rPr>
-          <w:rStyle w:val="668"/>
+          <w:rStyle w:val="888"/>
           <w:spacing w:val="-1"/>
         </w:rPr>
         <w:t xml:space="preserve">Instalación y configuración del agente de monitorización (cuando sea necesario) </w:t>
@@ -4288,29 +4338,30 @@
     </w:p>
     <w:p>
       <w:pPr>
-        <w:pStyle w:val="676"/>
-        <w:pBdr/>
+        <w:pStyle w:val="896"/>
+        <w:pBdr/>
+        <w:shd w:val="clear" w:color="e3aede" w:fill="e3aede"/>
         <w:spacing w:before="21" w:line="268" w:lineRule="exact"/>
         <w:ind w:right="1743" w:left="1801"/>
         <w:rPr/>
       </w:pPr>
       <w:r>
         <w:rPr>
-          <w:rStyle w:val="668"/>
+          <w:rStyle w:val="888"/>
           <w:spacing w:val="-2"/>
         </w:rPr>
         <w:t xml:space="preserve">14.</w:t>
       </w:r>
       <w:r>
         <w:rPr>
-          <w:rStyle w:val="671"/>
+          <w:rStyle w:val="891"/>
           <w:spacing w:val="-1"/>
         </w:rPr>
         <w:t xml:space="preserve"> </w:t>
       </w:r>
       <w:r>
         <w:rPr>
-          <w:rStyle w:val="668"/>
+          <w:rStyle w:val="888"/>
           <w:spacing w:val="-1"/>
         </w:rPr>
         <w:t xml:space="preserve">El nodo de aprovisionamiento estará conectado a ambos segmentos de red, pero una vez </w:t>
@@ -4319,15 +4370,16 @@
     </w:p>
     <w:p>
       <w:pPr>
-        <w:pStyle w:val="676"/>
-        <w:pBdr/>
+        <w:pStyle w:val="896"/>
+        <w:pBdr/>
+        <w:shd w:val="clear" w:color="e3aede" w:fill="e3aede"/>
         <w:spacing w:before="21" w:line="268" w:lineRule="exact"/>
         <w:ind w:right="1741" w:left="2161"/>
         <w:rPr/>
       </w:pPr>
       <w:r>
         <w:rPr>
-          <w:rStyle w:val="668"/>
+          <w:rStyle w:val="888"/>
           <w:spacing w:val="-1"/>
         </w:rPr>
         <w:t xml:space="preserve">desplegado el sistema completo, este nodo debe poder apagarse sin que eso suponga un </w:t>
@@ -4336,15 +4388,16 @@
     </w:p>
     <w:p>
       <w:pPr>
-        <w:pStyle w:val="676"/>
-        <w:pBdr/>
+        <w:pStyle w:val="896"/>
+        <w:pBdr/>
+        <w:shd w:val="clear" w:color="e3aede" w:fill="e3aede"/>
         <w:spacing w:before="21" w:line="268" w:lineRule="exact"/>
         <w:ind w:right="7365" w:left="2161"/>
         <w:rPr/>
       </w:pPr>
       <w:r>
         <w:rPr>
-          <w:rStyle w:val="668"/>
+          <w:rStyle w:val="888"/>
           <w:spacing w:val="-1"/>
         </w:rPr>
         <w:t xml:space="preserve">problema para el sistema. </w:t>
@@ -4353,29 +4406,30 @@
     </w:p>
     <w:p>
       <w:pPr>
-        <w:pStyle w:val="676"/>
-        <w:pBdr/>
+        <w:pStyle w:val="896"/>
+        <w:pBdr/>
+        <w:shd w:val="clear" w:color="9bbb59" w:themeColor="accent3" w:fill="9bbb59" w:themeFill="accent3"/>
         <w:spacing w:before="21" w:line="268" w:lineRule="exact"/>
         <w:ind w:right="1407" w:left="1801"/>
         <w:rPr/>
       </w:pPr>
       <w:r>
         <w:rPr>
-          <w:rStyle w:val="668"/>
+          <w:rStyle w:val="888"/>
           <w:spacing w:val="-2"/>
         </w:rPr>
         <w:t xml:space="preserve">15.</w:t>
       </w:r>
       <w:r>
         <w:rPr>
-          <w:rStyle w:val="671"/>
+          <w:rStyle w:val="891"/>
           <w:spacing w:val="-1"/>
         </w:rPr>
         <w:t xml:space="preserve"> </w:t>
       </w:r>
       <w:r>
         <w:rPr>
-          <w:rStyle w:val="668"/>
+          <w:rStyle w:val="888"/>
           <w:spacing w:val="-1"/>
         </w:rPr>
         <w:t xml:space="preserve">Para probar la infraestructura, debe ser posible generar un TrafficMix desde fuera de la red y </w:t>
@@ -4384,15 +4438,16 @@
     </w:p>
     <w:p>
       <w:pPr>
-        <w:pStyle w:val="676"/>
-        <w:pBdr/>
+        <w:pStyle w:val="896"/>
+        <w:pBdr/>
+        <w:shd w:val="clear" w:color="9bbb59" w:themeColor="accent3" w:fill="9bbb59" w:themeFill="accent3"/>
         <w:spacing w:before="21" w:line="268" w:lineRule="exact"/>
         <w:ind w:right="3066" w:left="2161"/>
         <w:rPr/>
       </w:pPr>
       <w:r>
         <w:rPr>
-          <w:rStyle w:val="668"/>
+          <w:rStyle w:val="888"/>
           <w:spacing w:val="-1"/>
         </w:rPr>
         <w:t xml:space="preserve">desde un puesto hot-desk que genere cierta actividad en la base de datos. </w:t>
@@ -4401,7 +4456,7 @@
     </w:p>
     <w:p>
       <w:pPr>
-        <w:pStyle w:val="676"/>
+        <w:pStyle w:val="896"/>
         <w:pBdr/>
         <w:spacing w:before="21" w:line="268" w:lineRule="exact"/>
         <w:ind w:right="1721" w:left="1801"/>
@@ -4409,21 +4464,21 @@
       </w:pPr>
       <w:r>
         <w:rPr>
-          <w:rStyle w:val="668"/>
+          <w:rStyle w:val="888"/>
           <w:spacing w:val="-2"/>
         </w:rPr>
         <w:t xml:space="preserve">16.</w:t>
       </w:r>
       <w:r>
         <w:rPr>
-          <w:rStyle w:val="671"/>
+          <w:rStyle w:val="891"/>
           <w:spacing w:val="-1"/>
         </w:rPr>
         <w:t xml:space="preserve"> </w:t>
       </w:r>
       <w:r>
         <w:rPr>
-          <w:rStyle w:val="668"/>
+          <w:rStyle w:val="888"/>
           <w:spacing w:val="-1"/>
         </w:rPr>
         <w:t xml:space="preserve">Si es necesario escribir algún script o programa para facilitar la integración, el lenguaje es </w:t>
@@ -4432,15 +4487,19 @@
     </w:p>
     <w:p>
       <w:pPr>
-        <w:pStyle w:val="676"/>
+        <w:pStyle w:val="896"/>
         <w:pBdr/>
         <w:spacing w:before="21" w:line="268" w:lineRule="exact"/>
         <w:ind w:right="5167" w:left="2161"/>
-        <w:rPr/>
+        <w:rPr>
+          <w:rStyle w:val="888"/>
+          <w:spacing w:val="-1"/>
+          <w:highlight w:val="none"/>
+        </w:rPr>
       </w:pPr>
       <w:r>
         <w:rPr>
-          <w:rStyle w:val="668"/>
+          <w:rStyle w:val="888"/>
           <w:spacing w:val="-1"/>
         </w:rPr>
         <w:t xml:space="preserve">libre, aunque se recomiendan Bash/shell y Python. </w:t>
@@ -4449,38 +4508,273 @@
     </w:p>
     <w:p>
       <w:pPr>
-        <w:pStyle w:val="677"/>
-        <w:pBdr/>
-        <w:spacing w:before="261" w:line="390" w:lineRule="exact"/>
-        <w:ind w:right="8239" w:left="1801"/>
+        <w:pStyle w:val="896"/>
+        <w:pBdr/>
+        <w:spacing w:before="21" w:line="268" w:lineRule="exact"/>
+        <w:ind w:right="5167" w:left="2161"/>
+        <w:rPr/>
+      </w:pPr>
+      <w:r/>
+      <w:r/>
+      <w:r/>
+    </w:p>
+    <w:p>
+      <w:pPr>
+        <w:pStyle w:val="896"/>
+        <w:pBdr/>
+        <w:shd w:val="clear" w:color="4f81bd" w:themeColor="accent1" w:fill="4f81bd" w:themeFill="accent1"/>
+        <w:spacing w:before="21" w:line="268" w:lineRule="exact"/>
+        <w:ind w:right="5167" w:left="0"/>
         <w:rPr/>
       </w:pPr>
       <w:r>
         <w:rPr>
-          <w:rStyle w:val="669"/>
-          <w:spacing w:val="-4"/>
+          <w:lang w:val="es-ES"/>
         </w:rPr>
-        <w:t xml:space="preserve">3.</w:t>
+        <w:t xml:space="preserve">               </w:t>
       </w:r>
       <w:r>
         <w:rPr>
-          <w:rStyle w:val="670"/>
+          <w:lang w:val="es-ES"/>
+        </w:rPr>
+        <w:t xml:space="preserve">STEVEN</w:t>
+      </w:r>
+      <w:r/>
+    </w:p>
+    <w:p>
+      <w:pPr>
+        <w:pStyle w:val="896"/>
+        <w:pBdr/>
+        <w:shd w:val="clear" w:color="e3aede" w:fill="e3aede"/>
+        <w:spacing w:before="21" w:line="268" w:lineRule="exact"/>
+        <w:ind w:right="5167" w:left="0"/>
+        <w:rPr>
+          <w:rStyle w:val="888"/>
+          <w:spacing w:val="-1"/>
+          <w:highlight w:val="none"/>
+          <w:lang w:val="es-ES"/>
+        </w:rPr>
+      </w:pPr>
+      <w:r>
+        <w:rPr>
+          <w:rStyle w:val="888"/>
+          <w:spacing w:val="-1"/>
+          <w:highlight w:val="none"/>
+        </w:rPr>
+        <w:tab/>
+      </w:r>
+      <w:r>
+        <w:rPr>
+          <w:rStyle w:val="888"/>
+          <w:spacing w:val="-1"/>
+          <w:highlight w:val="none"/>
+          <w:lang w:val="es-ES"/>
+        </w:rPr>
+        <w:t xml:space="preserve">SANDRA Y ROSPI</w:t>
+      </w:r>
+      <w:r>
+        <w:rPr>
+          <w:rStyle w:val="888"/>
+          <w:spacing w:val="-1"/>
+          <w:highlight w:val="none"/>
+        </w:rPr>
+      </w:r>
+      <w:r>
+        <w:rPr>
+          <w:rStyle w:val="888"/>
+          <w:spacing w:val="-1"/>
+          <w:highlight w:val="none"/>
+          <w:lang w:val="es-ES"/>
+        </w:rPr>
+      </w:r>
+      <w:r>
+        <w:rPr>
+          <w:rStyle w:val="888"/>
+          <w:spacing w:val="-1"/>
+          <w:highlight w:val="none"/>
+          <w:lang w:val="es-ES"/>
+        </w:rPr>
+      </w:r>
+      <w:r>
+        <w:rPr>
+          <w:rStyle w:val="888"/>
+          <w:spacing w:val="-1"/>
+          <w:highlight w:val="none"/>
+          <w:lang w:val="es-ES"/>
+        </w:rPr>
+      </w:r>
+      <w:r>
+        <w:rPr>
+          <w:rStyle w:val="888"/>
+          <w:spacing w:val="-1"/>
+          <w:highlight w:val="none"/>
+          <w:lang w:val="es-ES"/>
+        </w:rPr>
+      </w:r>
+    </w:p>
+    <w:p>
+      <w:pPr>
+        <w:pStyle w:val="897"/>
+        <w:pBdr/>
+        <w:shd w:val="clear" w:color="f79646" w:themeColor="accent6" w:fill="f79646" w:themeFill="accent6"/>
+        <w:tabs>
+          <w:tab w:val="left" w:leader="none" w:pos="1968"/>
+        </w:tabs>
+        <w:spacing w:before="261" w:line="390" w:lineRule="exact"/>
+        <w:ind w:right="8239" w:left="0"/>
+        <w:jc w:val="center"/>
+        <w:rPr>
+          <w:rStyle w:val="889"/>
+          <w:color w:val="000000" w:themeColor="text1"/>
+          <w:spacing w:val="-1"/>
+          <w:sz w:val="22"/>
+          <w:szCs w:val="22"/>
+          <w:highlight w:val="none"/>
+        </w:rPr>
+      </w:pPr>
+      <w:r>
+        <w:rPr>
+          <w:rStyle w:val="889"/>
+          <w:color w:val="000000" w:themeColor="text1"/>
+          <w:spacing w:val="-1"/>
+          <w:sz w:val="22"/>
+          <w:szCs w:val="22"/>
+          <w:highlight w:val="none"/>
+          <w:shd w:val="clear" w:color="f79646" w:themeColor="accent6" w:fill="f79646" w:themeFill="accent6"/>
+          <w:lang w:val="es-ES"/>
+        </w:rPr>
+        <w:t xml:space="preserve">Alonso</w:t>
+      </w:r>
+      <w:r>
+        <w:rPr>
+          <w:rStyle w:val="889"/>
+          <w:color w:val="000000" w:themeColor="text1"/>
+          <w:spacing w:val="-4"/>
+          <w:sz w:val="22"/>
+          <w:szCs w:val="22"/>
+        </w:rPr>
+        <w:tab/>
+      </w:r>
+      <w:r>
+        <w:rPr>
+          <w:rStyle w:val="889"/>
+          <w:color w:val="000000" w:themeColor="text1"/>
+          <w:spacing w:val="-4"/>
+          <w:sz w:val="22"/>
+          <w:szCs w:val="22"/>
+        </w:rPr>
+      </w:r>
+    </w:p>
+    <w:p>
+      <w:pPr>
+        <w:pStyle w:val="897"/>
+        <w:pBdr/>
+        <w:shd w:val="clear" w:color="9bbb59" w:themeColor="accent3" w:fill="9bbb59" w:themeFill="accent3"/>
+        <w:spacing w:before="261" w:line="390" w:lineRule="exact"/>
+        <w:ind w:right="8239" w:left="0"/>
+        <w:jc w:val="center"/>
+        <w:rPr>
+          <w:rStyle w:val="889"/>
+          <w:color w:val="000000" w:themeColor="text1"/>
+          <w:spacing w:val="-4"/>
+          <w:sz w:val="22"/>
+          <w:szCs w:val="22"/>
+        </w:rPr>
+      </w:pPr>
+      <w:r>
+        <w:rPr>
+          <w:rStyle w:val="889"/>
+          <w:color w:val="000000" w:themeColor="text1"/>
+          <w:spacing w:val="-1"/>
+          <w:sz w:val="22"/>
+          <w:szCs w:val="22"/>
+          <w:highlight w:val="none"/>
+          <w:lang w:val="es-ES"/>
+        </w:rPr>
+        <w:t xml:space="preserve">carlota</w:t>
+      </w:r>
+      <w:r>
+        <w:rPr>
+          <w:rStyle w:val="889"/>
+          <w:color w:val="000000" w:themeColor="text1"/>
+          <w:spacing w:val="-1"/>
+          <w:sz w:val="22"/>
+          <w:szCs w:val="22"/>
+          <w:highlight w:val="none"/>
+          <w:lang w:val="es-ES"/>
+        </w:rPr>
+      </w:r>
+      <w:r>
+        <w:rPr>
+          <w:rStyle w:val="889"/>
+          <w:color w:val="000000" w:themeColor="text1"/>
+          <w:spacing w:val="-1"/>
+          <w:sz w:val="22"/>
+          <w:szCs w:val="22"/>
+          <w:highlight w:val="none"/>
+          <w:lang w:val="es-ES"/>
+        </w:rPr>
+      </w:r>
+    </w:p>
+    <w:p>
+      <w:pPr>
+        <w:pStyle w:val="897"/>
+        <w:pBdr/>
+        <w:spacing w:before="261" w:line="390" w:lineRule="exact"/>
+        <w:ind w:right="8239" w:left="1801"/>
+        <w:rPr>
+          <w:rStyle w:val="889"/>
+          <w:spacing w:val="-1"/>
+          <w:highlight w:val="none"/>
+        </w:rPr>
+      </w:pPr>
+      <w:r>
+        <w:rPr>
+          <w:rStyle w:val="889"/>
+          <w:spacing w:val="-4"/>
+        </w:rPr>
+        <w:t xml:space="preserve">3</w:t>
+      </w:r>
+      <w:r>
+        <w:rPr>
+          <w:rStyle w:val="889"/>
+          <w:spacing w:val="-1"/>
+          <w:highlight w:val="none"/>
+        </w:rPr>
+      </w:r>
+      <w:r>
+        <w:rPr>
+          <w:rStyle w:val="889"/>
+          <w:spacing w:val="-4"/>
+        </w:rPr>
+        <w:t xml:space="preserve">.</w:t>
+      </w:r>
+      <w:r>
+        <w:rPr>
+          <w:rStyle w:val="890"/>
           <w:spacing w:val="30"/>
         </w:rPr>
         <w:t xml:space="preserve"> </w:t>
       </w:r>
       <w:r>
         <w:rPr>
-          <w:rStyle w:val="669"/>
+          <w:rStyle w:val="889"/>
           <w:spacing w:val="-1"/>
         </w:rPr>
         <w:t xml:space="preserve">La solución </w:t>
       </w:r>
       <w:r/>
+      <w:r/>
+      <w:r>
+        <w:rPr>
+          <w:rStyle w:val="889"/>
+          <w:spacing w:val="-4"/>
+        </w:rPr>
+      </w:r>
     </w:p>
     <w:p>
       <w:pPr>
-        <w:pStyle w:val="676"/>
+        <w:pStyle w:val="896"/>
         <w:pBdr/>
         <w:spacing w:before="29" w:line="268" w:lineRule="exact"/>
         <w:ind w:right="1590" w:left="1440"/>
@@ -4488,16 +4782,31 @@
       </w:pPr>
       <w:r>
         <w:rPr>
-          <w:rStyle w:val="668"/>
+          <w:rStyle w:val="888"/>
           <w:spacing w:val="-1"/>
         </w:rPr>
-        <w:t xml:space="preserve">La solución consistirá en: el diseño de red en GNS3 (o en otro sistema elegido por el equipo). Dicho </w:t>
+        <w:t xml:space="preserve">La solución consistirá en:</w:t>
+      </w:r>
+      <w:r>
+        <w:rPr>
+          <w:rStyle w:val="888"/>
+          <w:spacing w:val="-1"/>
+          <w:shd w:val="clear" w:color="e3aede" w:fill="e3aede"/>
+        </w:rPr>
+        <w:t xml:space="preserve"> el diseño de red</w:t>
+      </w:r>
+      <w:r>
+        <w:rPr>
+          <w:rStyle w:val="888"/>
+          <w:spacing w:val="-1"/>
+        </w:rPr>
+        <w:t xml:space="preserve"> en GNS3 (o en otro sistema elegido por el equipo). Dicho </w:t>
       </w:r>
       <w:r/>
     </w:p>
     <w:p>
       <w:pPr>
-        <w:pStyle w:val="676"/>
+        <w:pStyle w:val="896"/>
         <w:pBdr/>
         <w:spacing w:before="21" w:line="268" w:lineRule="exact"/>
         <w:ind w:right="1927" w:left="1440"/>
@@ -4505,7 +4814,7 @@
       </w:pPr>
       <w:r>
         <w:rPr>
-          <w:rStyle w:val="668"/>
+          <w:rStyle w:val="888"/>
           <w:spacing w:val="-1"/>
         </w:rPr>
         <w:t xml:space="preserve">diseño incluirá la configuración mínima necesaria en routers y switches (si fuera necesario) que </w:t>
@@ -4514,7 +4823,7 @@
     </w:p>
     <w:p>
       <w:pPr>
-        <w:pStyle w:val="676"/>
+        <w:pStyle w:val="896"/>
         <w:pBdr/>
         <w:spacing w:before="22" w:line="268" w:lineRule="exact"/>
         <w:ind w:right="1839" w:left="1440"/>
@@ -4522,7 +4831,7 @@
       </w:pPr>
       <w:r>
         <w:rPr>
-          <w:rStyle w:val="668"/>
+          <w:rStyle w:val="888"/>
           <w:spacing w:val="-1"/>
         </w:rPr>
         <w:t xml:space="preserve">demuestren la conectividad entre DTEs de las distintas áreas identificadas, es decir: red externa, </w:t>
@@ -4531,7 +4840,7 @@
     </w:p>
     <w:p>
       <w:pPr>
-        <w:pStyle w:val="676"/>
+        <w:pStyle w:val="896"/>
         <w:pBdr/>
         <w:spacing w:before="21" w:line="268" w:lineRule="exact"/>
         <w:ind w:right="9019" w:left="1440"/>
@@ -4539,7 +4848,7 @@
       </w:pPr>
       <w:r>
         <w:rPr>
-          <w:rStyle w:val="668"/>
+          <w:rStyle w:val="888"/>
           <w:spacing w:val="-1"/>
         </w:rPr>
         <w:t xml:space="preserve">internal y main. </w:t>
@@ -4548,7 +4857,7 @@
     </w:p>
     <w:p>
       <w:pPr>
-        <w:pStyle w:val="676"/>
+        <w:pStyle w:val="896"/>
         <w:pBdr/>
         <w:spacing w:before="181" w:line="268" w:lineRule="exact"/>
         <w:ind w:right="2291" w:left="1440"/>
@@ -4556,7 +4865,7 @@
       </w:pPr>
       <w:r>
         <w:rPr>
-          <w:rStyle w:val="668"/>
+          <w:rStyle w:val="888"/>
           <w:spacing w:val="-1"/>
         </w:rPr>
         <w:t xml:space="preserve">Además del diseño de red, se elaborará una lista de todos los componentes software (y sus </w:t>
@@ -4565,7 +4874,7 @@
     </w:p>
     <w:p>
       <w:pPr>
-        <w:pStyle w:val="676"/>
+        <w:pStyle w:val="896"/>
         <w:pBdr/>
         <w:spacing w:before="21" w:line="268" w:lineRule="exact"/>
         <w:ind w:right="1738" w:left="1440"/>
@@ -4573,7 +4882,7 @@
       </w:pPr>
       <w:r>
         <w:rPr>
-          <w:rStyle w:val="668"/>
+          <w:rStyle w:val="888"/>
           <w:spacing w:val="-1"/>
         </w:rPr>
         <w:t xml:space="preserve">versiones) que formarán parte de la solución: todo el software que se va a utilizar, incluyendo sus </w:t>
@@ -4582,7 +4891,7 @@
     </w:p>
     <w:p>
       <w:pPr>
-        <w:pStyle w:val="676"/>
+        <w:pStyle w:val="896"/>
         <w:pBdr/>
         <w:spacing w:before="21" w:line="268" w:lineRule="exact"/>
         <w:ind w:right="1890" w:left="1440"/>
@@ -4590,7 +4899,7 @@
       </w:pPr>
       <w:r>
         <w:rPr>
-          <w:rStyle w:val="668"/>
+          <w:rStyle w:val="888"/>
           <w:spacing w:val="-1"/>
         </w:rPr>
         <w:t xml:space="preserve">dependencias y versión de release. En la lista de software, no se debe olvidar el firmware de los </w:t>
@@ -4599,7 +4908,7 @@
     </w:p>
     <w:p>
       <w:pPr>
-        <w:pStyle w:val="676"/>
+        <w:pStyle w:val="896"/>
         <w:pBdr/>
         <w:spacing w:before="21" w:line="268" w:lineRule="exact"/>
         <w:ind w:right="2456" w:left="1440"/>
@@ -4607,7 +4916,7 @@
       </w:pPr>
       <w:r>
         <w:rPr>
-          <w:rStyle w:val="668"/>
+          <w:rStyle w:val="888"/>
           <w:spacing w:val="-1"/>
         </w:rPr>
         <w:t xml:space="preserve">dispositivos empleados (switches, routers, DTEs, etc.) ni los sistemas operativos elegidos. </w:t>
@@ -4616,7 +4925,7 @@
     </w:p>
     <w:p>
       <w:pPr>
-        <w:pStyle w:val="676"/>
+        <w:pStyle w:val="896"/>
         <w:pBdr/>
         <w:spacing w:before="181" w:line="268" w:lineRule="exact"/>
         <w:ind w:right="2055" w:left="1440"/>
@@ -4624,7 +4933,7 @@
       </w:pPr>
       <w:r>
         <w:rPr>
-          <w:rStyle w:val="668"/>
+          <w:rStyle w:val="888"/>
           <w:spacing w:val="-1"/>
         </w:rPr>
         <w:t xml:space="preserve">Finalmente, se deben incluir todas las configuraciones, scripts y demás assets necesarios para </w:t>
@@ -4633,7 +4942,7 @@
     </w:p>
     <w:p>
       <w:pPr>
-        <w:pStyle w:val="676"/>
+        <w:pStyle w:val="896"/>
         <w:pBdr/>
         <w:spacing w:before="21" w:line="268" w:lineRule="exact"/>
         <w:ind w:right="1765" w:left="1440"/>
@@ -4641,7 +4950,7 @@
       </w:pPr>
       <w:r>
         <w:rPr>
-          <w:rStyle w:val="668"/>
+          <w:rStyle w:val="888"/>
           <w:spacing w:val="-1"/>
         </w:rPr>
         <w:t xml:space="preserve">desplegar la solución en la red del laboratorio. El despliegue debe ser lo más automático posible, </w:t>
@@ -4650,7 +4959,7 @@
     </w:p>
     <w:p>
       <w:pPr>
-        <w:pStyle w:val="676"/>
+        <w:pStyle w:val="896"/>
         <w:pBdr/>
         <w:spacing w:before="21" w:line="268" w:lineRule="exact"/>
         <w:ind w:right="1586" w:left="1440"/>
@@ -4658,7 +4967,7 @@
       </w:pPr>
       <w:r>
         <w:rPr>
-          <w:rStyle w:val="668"/>
+          <w:rStyle w:val="888"/>
           <w:spacing w:val="-1"/>
         </w:rPr>
         <w:t xml:space="preserve">permitiéndose intervención manual para encender y apagar las VMs y en la configuración del nodo </w:t>
@@ -4667,7 +4976,7 @@
     </w:p>
     <w:p>
       <w:pPr>
-        <w:pStyle w:val="676"/>
+        <w:pStyle w:val="896"/>
         <w:pBdr/>
         <w:spacing w:before="21" w:line="268" w:lineRule="exact"/>
         <w:ind w:right="9489" w:left="1440"/>
@@ -4675,7 +4984,7 @@
       </w:pPr>
       <w:r>
         <w:rPr>
-          <w:rStyle w:val="668"/>
+          <w:rStyle w:val="888"/>
           <w:spacing w:val="-1"/>
         </w:rPr>
         <w:t xml:space="preserve">jumpstart. </w:t>
@@ -4684,7 +4993,7 @@
     </w:p>
     <w:p>
       <w:pPr>
-        <w:pStyle w:val="676"/>
+        <w:pStyle w:val="896"/>
         <w:pBdr/>
         <w:spacing w:before="182" w:line="268" w:lineRule="exact"/>
         <w:ind w:right="3646" w:left="1440"/>
@@ -4692,7 +5001,7 @@
       </w:pPr>
       <w:r>
         <w:rPr>
-          <w:rStyle w:val="668"/>
+          <w:rStyle w:val="888"/>
           <w:spacing w:val="-1"/>
         </w:rPr>
         <w:t xml:space="preserve">La solución deberá contar con una documentación que indique lo siguiente: </w:t>
@@ -4763,7 +5072,7 @@
                         <w:txbxContent>
                           <w:p>
                             <w:pPr>
-                              <w:pStyle w:val="676"/>
+                              <w:pStyle w:val="896"/>
                               <w:pBdr/>
                               <w:spacing w:before="0" w:line="269" w:lineRule="exact"/>
                               <w:ind/>
@@ -4771,14 +5080,14 @@
                             </w:pPr>
                             <w:r>
                               <w:rPr>
-                                <w:rStyle w:val="672"/>
+                                <w:rStyle w:val="892"/>
                                 <w:spacing w:val="21"/>
                               </w:rPr>
                               <w:t xml:space="preserve">•</w:t>
                             </w:r>
                             <w:r>
                               <w:rPr>
-                                <w:rStyle w:val="671"/>
+                                <w:rStyle w:val="891"/>
                                 <w:spacing w:val="-1"/>
                               </w:rPr>
                               <w:t xml:space="preserve"> </w:t>
@@ -4804,7 +5113,7 @@
                   <w:txbxContent>
                     <w:p>
                       <w:pPr>
-                        <w:pStyle w:val="676"/>
+                        <w:pStyle w:val="896"/>
                         <w:pBdr/>
                         <w:spacing w:before="0" w:line="269" w:lineRule="exact"/>
                         <w:ind/>
@@ -4812,14 +5121,14 @@
                       </w:pPr>
                       <w:r>
                         <w:rPr>
-                          <w:rStyle w:val="672"/>
+                          <w:rStyle w:val="892"/>
                           <w:spacing w:val="21"/>
                         </w:rPr>
                         <w:t xml:space="preserve">•</w:t>
                       </w:r>
                       <w:r>
                         <w:rPr>
-                          <w:rStyle w:val="671"/>
+                          <w:rStyle w:val="891"/>
                           <w:spacing w:val="-1"/>
                         </w:rPr>
                         <w:t xml:space="preserve"> </w:t>
@@ -4872,7 +5181,7 @@
                         <w:txbxContent>
                           <w:p>
                             <w:pPr>
-                              <w:pStyle w:val="676"/>
+                              <w:pStyle w:val="896"/>
                               <w:pBdr/>
                               <w:spacing w:before="0" w:line="268" w:lineRule="exact"/>
                               <w:ind/>
@@ -4880,7 +5189,7 @@
                             </w:pPr>
                             <w:r>
                               <w:rPr>
-                                <w:rStyle w:val="668"/>
+                                <w:rStyle w:val="888"/>
                                 <w:spacing w:val="-1"/>
                               </w:rPr>
                               <w:t xml:space="preserve">Software Baseline completo (lista de todo el software utilizado, incluyendo versiones y URLs </w:t>
@@ -4906,7 +5215,7 @@
                   <w:txbxContent>
                     <w:p>
                       <w:pPr>
-                        <w:pStyle w:val="676"/>
+                        <w:pStyle w:val="896"/>
                         <w:pBdr/>
                         <w:spacing w:before="0" w:line="268" w:lineRule="exact"/>
                         <w:ind/>
@@ -4914,7 +5223,7 @@
                       </w:pPr>
                       <w:r>
                         <w:rPr>
-                          <w:rStyle w:val="668"/>
+                          <w:rStyle w:val="888"/>
                           <w:spacing w:val="-1"/>
                         </w:rPr>
                         <w:t xml:space="preserve">Software Baseline completo (lista de todo el software utilizado, incluyendo versiones y URLs </w:t>
@@ -4967,7 +5276,7 @@
                         <w:txbxContent>
                           <w:p>
                             <w:pPr>
-                              <w:pStyle w:val="676"/>
+                              <w:pStyle w:val="896"/>
                               <w:pBdr/>
                               <w:spacing w:before="0" w:line="268" w:lineRule="exact"/>
                               <w:ind/>
@@ -4975,7 +5284,7 @@
                             </w:pPr>
                             <w:r>
                               <w:rPr>
-                                <w:rStyle w:val="668"/>
+                                <w:rStyle w:val="888"/>
                                 <w:spacing w:val="-1"/>
                               </w:rPr>
                               <w:t xml:space="preserve">de origen) </w:t>
@@ -5001,7 +5310,7 @@
                   <w:txbxContent>
                     <w:p>
                       <w:pPr>
-                        <w:pStyle w:val="676"/>
+                        <w:pStyle w:val="896"/>
                         <w:pBdr/>
                         <w:spacing w:before="0" w:line="268" w:lineRule="exact"/>
                         <w:ind/>
@@ -5009,7 +5318,7 @@
                       </w:pPr>
                       <w:r>
                         <w:rPr>
-                          <w:rStyle w:val="668"/>
+                          <w:rStyle w:val="888"/>
                           <w:spacing w:val="-1"/>
                         </w:rPr>
                         <w:t xml:space="preserve">de origen) </w:t>
@@ -5062,7 +5371,7 @@
                         <w:txbxContent>
                           <w:p>
                             <w:pPr>
-                              <w:pStyle w:val="677"/>
+                              <w:pStyle w:val="897"/>
                               <w:pBdr/>
                               <w:spacing w:before="0" w:line="390" w:lineRule="exact"/>
                               <w:ind/>
@@ -5070,21 +5379,21 @@
                             </w:pPr>
                             <w:r>
                               <w:rPr>
-                                <w:rStyle w:val="669"/>
+                                <w:rStyle w:val="889"/>
                                 <w:spacing w:val="-4"/>
                               </w:rPr>
                               <w:t xml:space="preserve">4.</w:t>
                             </w:r>
                             <w:r>
                               <w:rPr>
-                                <w:rStyle w:val="670"/>
+                                <w:rStyle w:val="890"/>
                                 <w:spacing w:val="30"/>
                               </w:rPr>
                               <w:t xml:space="preserve"> </w:t>
                             </w:r>
                             <w:r>
                               <w:rPr>
-                                <w:rStyle w:val="669"/>
+                                <w:rStyle w:val="889"/>
                                 <w:spacing w:val="-2"/>
                               </w:rPr>
                               <w:t xml:space="preserve">La entrega </w:t>
@@ -5110,7 +5419,7 @@
                   <w:txbxContent>
                     <w:p>
                       <w:pPr>
-                        <w:pStyle w:val="677"/>
+                        <w:pStyle w:val="897"/>
                         <w:pBdr/>
                         <w:spacing w:before="0" w:line="390" w:lineRule="exact"/>
                         <w:ind/>
@@ -5118,21 +5427,21 @@
                       </w:pPr>
                       <w:r>
                         <w:rPr>
-                          <w:rStyle w:val="669"/>
+                          <w:rStyle w:val="889"/>
                           <w:spacing w:val="-4"/>
                         </w:rPr>
                         <w:t xml:space="preserve">4.</w:t>
                       </w:r>
                       <w:r>
                         <w:rPr>
-                          <w:rStyle w:val="670"/>
+                          <w:rStyle w:val="890"/>
                           <w:spacing w:val="30"/>
                         </w:rPr>
                         <w:t xml:space="preserve"> </w:t>
                       </w:r>
                       <w:r>
                         <w:rPr>
-                          <w:rStyle w:val="669"/>
+                          <w:rStyle w:val="889"/>
                           <w:spacing w:val="-2"/>
                         </w:rPr>
                         <w:t xml:space="preserve">La entrega </w:t>
@@ -5185,7 +5494,7 @@
                         <w:txbxContent>
                           <w:p>
                             <w:pPr>
-                              <w:pStyle w:val="676"/>
+                              <w:pStyle w:val="896"/>
                               <w:pBdr/>
                               <w:spacing w:before="0" w:line="268" w:lineRule="exact"/>
                               <w:ind/>
@@ -5193,7 +5502,7 @@
                             </w:pPr>
                             <w:r>
                               <w:rPr>
-                                <w:rStyle w:val="668"/>
+                                <w:rStyle w:val="888"/>
                                 <w:spacing w:val="-1"/>
                               </w:rPr>
                               <w:t xml:space="preserve">El día de la entrega deberá existir un tag en el repositorio del proyecto que incluya todos los ficheros </w:t>
@@ -5219,7 +5528,7 @@
                   <w:txbxContent>
                     <w:p>
                       <w:pPr>
-                        <w:pStyle w:val="676"/>
+                        <w:pStyle w:val="896"/>
                         <w:pBdr/>
                         <w:spacing w:before="0" w:line="268" w:lineRule="exact"/>
                         <w:ind/>
@@ -5227,7 +5536,7 @@
                       </w:pPr>
                       <w:r>
                         <w:rPr>
-                          <w:rStyle w:val="668"/>
+                          <w:rStyle w:val="888"/>
                           <w:spacing w:val="-1"/>
                         </w:rPr>
                         <w:t xml:space="preserve">El día de la entrega deberá existir un tag en el repositorio del proyecto que incluya todos los ficheros </w:t>
@@ -5280,7 +5589,7 @@
                         <w:txbxContent>
                           <w:p>
                             <w:pPr>
-                              <w:pStyle w:val="676"/>
+                              <w:pStyle w:val="896"/>
                               <w:pBdr/>
                               <w:spacing w:before="0" w:line="268" w:lineRule="exact"/>
                               <w:ind/>
@@ -5288,7 +5597,7 @@
                             </w:pPr>
                             <w:r>
                               <w:rPr>
-                                <w:rStyle w:val="668"/>
+                                <w:rStyle w:val="888"/>
                                 <w:spacing w:val="-1"/>
                               </w:rPr>
                               <w:t xml:space="preserve">preparados para el proyecto. Se deberán evitar, en la medida de lo posible, imágenes ISO y archivos </w:t>
@@ -5314,7 +5623,7 @@
                   <w:txbxContent>
                     <w:p>
                       <w:pPr>
-                        <w:pStyle w:val="676"/>
+                        <w:pStyle w:val="896"/>
                         <w:pBdr/>
                         <w:spacing w:before="0" w:line="268" w:lineRule="exact"/>
                         <w:ind/>
@@ -5322,7 +5631,7 @@
                       </w:pPr>
                       <w:r>
                         <w:rPr>
-                          <w:rStyle w:val="668"/>
+                          <w:rStyle w:val="888"/>
                           <w:spacing w:val="-1"/>
                         </w:rPr>
                         <w:t xml:space="preserve">preparados para el proyecto. Se deberán evitar, en la medida de lo posible, imágenes ISO y archivos </w:t>
@@ -5375,7 +5684,7 @@
                         <w:txbxContent>
                           <w:p>
                             <w:pPr>
-                              <w:pStyle w:val="676"/>
+                              <w:pStyle w:val="896"/>
                               <w:pBdr/>
                               <w:spacing w:before="0" w:line="268" w:lineRule="exact"/>
                               <w:ind/>
@@ -5383,7 +5692,7 @@
                             </w:pPr>
                             <w:r>
                               <w:rPr>
-                                <w:rStyle w:val="668"/>
+                                <w:rStyle w:val="888"/>
                                 <w:spacing w:val="-1"/>
                               </w:rPr>
                               <w:t xml:space="preserve">binarios, sustituyendo por scripts que descarguen o generen dichos ficheros. </w:t>
@@ -5409,7 +5718,7 @@
                   <w:txbxContent>
                     <w:p>
                       <w:pPr>
-                        <w:pStyle w:val="676"/>
+                        <w:pStyle w:val="896"/>
                         <w:pBdr/>
                         <w:spacing w:before="0" w:line="268" w:lineRule="exact"/>
                         <w:ind/>
@@ -5417,7 +5726,7 @@
                       </w:pPr>
                       <w:r>
                         <w:rPr>
-                          <w:rStyle w:val="668"/>
+                          <w:rStyle w:val="888"/>
                           <w:spacing w:val="-1"/>
                         </w:rPr>
                         <w:t xml:space="preserve">binarios, sustituyendo por scripts que descarguen o generen dichos ficheros. </w:t>
@@ -5470,7 +5779,7 @@
                         <w:txbxContent>
                           <w:p>
                             <w:pPr>
-                              <w:pStyle w:val="676"/>
+                              <w:pStyle w:val="896"/>
                               <w:pBdr/>
                               <w:spacing w:before="0" w:line="268" w:lineRule="exact"/>
                               <w:ind/>
@@ -5478,7 +5787,7 @@
                             </w:pPr>
                             <w:r>
                               <w:rPr>
-                                <w:rStyle w:val="668"/>
+                                <w:rStyle w:val="888"/>
                                 <w:spacing w:val="-1"/>
                               </w:rPr>
                               <w:t xml:space="preserve">Después de la fecha de entrega, se asignará a cada equipo una sesión para que demuestre el </w:t>
@@ -5504,7 +5813,7 @@
                   <w:txbxContent>
                     <w:p>
                       <w:pPr>
-                        <w:pStyle w:val="676"/>
+                        <w:pStyle w:val="896"/>
                         <w:pBdr/>
                         <w:spacing w:before="0" w:line="268" w:lineRule="exact"/>
                         <w:ind/>
@@ -5512,7 +5821,7 @@
                       </w:pPr>
                       <w:r>
                         <w:rPr>
-                          <w:rStyle w:val="668"/>
+                          <w:rStyle w:val="888"/>
                           <w:spacing w:val="-1"/>
                         </w:rPr>
                         <w:t xml:space="preserve">Después de la fecha de entrega, se asignará a cada equipo una sesión para que demuestre el </w:t>
@@ -5565,7 +5874,7 @@
                         <w:txbxContent>
                           <w:p>
                             <w:pPr>
-                              <w:pStyle w:val="676"/>
+                              <w:pStyle w:val="896"/>
                               <w:pBdr/>
                               <w:spacing w:before="0" w:line="268" w:lineRule="exact"/>
                               <w:ind/>
@@ -5573,7 +5882,7 @@
                             </w:pPr>
                             <w:r>
                               <w:rPr>
-                                <w:rStyle w:val="668"/>
+                                <w:rStyle w:val="888"/>
                                 <w:spacing w:val="-1"/>
                               </w:rPr>
                               <w:t xml:space="preserve">funcionamiento de su solución en vivo. </w:t>
@@ -5599,7 +5908,7 @@
                   <w:txbxContent>
                     <w:p>
                       <w:pPr>
-                        <w:pStyle w:val="676"/>
+                        <w:pStyle w:val="896"/>
                         <w:pBdr/>
                         <w:spacing w:before="0" w:line="268" w:lineRule="exact"/>
                         <w:ind/>
@@ -5607,7 +5916,7 @@
                       </w:pPr>
                       <w:r>
                         <w:rPr>
-                          <w:rStyle w:val="668"/>
+                          <w:rStyle w:val="888"/>
                           <w:spacing w:val="-1"/>
                         </w:rPr>
                         <w:t xml:space="preserve">funcionamiento de su solución en vivo. </w:t>
@@ -5625,7 +5934,7 @@
     </w:p>
     <w:p>
       <w:pPr>
-        <w:pStyle w:val="676"/>
+        <w:pStyle w:val="896"/>
         <w:pBdr/>
         <w:spacing w:before="1354" w:line="280" w:lineRule="exact"/>
         <w:ind w:right="3991" w:left="2521"/>
@@ -5633,21 +5942,21 @@
       </w:pPr>
       <w:r>
         <w:rPr>
-          <w:rStyle w:val="672"/>
+          <w:rStyle w:val="892"/>
           <w:spacing w:val="38"/>
         </w:rPr>
         <w:t xml:space="preserve"></w:t>
       </w:r>
       <w:r>
         <w:rPr>
-          <w:rStyle w:val="671"/>
+          <w:rStyle w:val="891"/>
           <w:spacing w:val="182"/>
         </w:rPr>
         <w:t xml:space="preserve"> </w:t>
       </w:r>
       <w:r>
         <w:rPr>
-          <w:rStyle w:val="668"/>
+          <w:rStyle w:val="888"/>
           <w:spacing w:val="-1"/>
         </w:rPr>
         <w:t xml:space="preserve">Pasos necesarios para sustituir/aumentar frontales web </w:t>
@@ -5656,7 +5965,7 @@
     </w:p>
     <w:p>
       <w:pPr>
-        <w:pStyle w:val="676"/>
+        <w:pStyle w:val="896"/>
         <w:pBdr/>
         <w:spacing w:before="19" w:line="280" w:lineRule="exact"/>
         <w:ind w:right="2587" w:left="2521"/>
@@ -5664,21 +5973,21 @@
       </w:pPr>
       <w:r>
         <w:rPr>
-          <w:rStyle w:val="672"/>
+          <w:rStyle w:val="892"/>
           <w:spacing w:val="38"/>
         </w:rPr>
         <w:t xml:space="preserve"></w:t>
       </w:r>
       <w:r>
         <w:rPr>
-          <w:rStyle w:val="671"/>
+          <w:rStyle w:val="891"/>
           <w:spacing w:val="182"/>
         </w:rPr>
         <w:t xml:space="preserve"> </w:t>
       </w:r>
       <w:r>
         <w:rPr>
-          <w:rStyle w:val="668"/>
+          <w:rStyle w:val="888"/>
           <w:spacing w:val="-1"/>
         </w:rPr>
         <w:t xml:space="preserve">Pasos necesarios para sustituir/aumentar los nodos de la base de datos </w:t>
@@ -5707,7 +6016,6 @@
         <w:ind/>
         <w:rPr/>
       </w:pPr>
-      <w:r/>
       <w:r>
         <w:separator/>
       </w:r>
@@ -5722,7 +6030,6 @@
         <w:ind/>
         <w:rPr/>
       </w:pPr>
-      <w:r/>
       <w:r>
         <w:continuationSeparator/>
       </w:r>
@@ -5742,7 +6049,6 @@
         <w:ind/>
         <w:rPr/>
       </w:pPr>
-      <w:r/>
       <w:r>
         <w:separator/>
       </w:r>
@@ -5757,7 +6063,6 @@
         <w:ind/>
         <w:rPr/>
       </w:pPr>
-      <w:r/>
       <w:r>
         <w:continuationSeparator/>
       </w:r>
@@ -5923,9 +6228,9 @@
     <w:lsdException w:name="Bibliography" w:uiPriority="37"/>
     <w:lsdException w:name="TOC Heading" w:uiPriority="39" w:qFormat="1"/>
   </w:latentStyles>
-  <w:style w:type="table" w:styleId="13">
+  <w:style w:type="table" w:styleId="701">
     <w:name w:val="Table Grid Light"/>
-    <w:basedOn w:val="665"/>
+    <w:basedOn w:val="885"/>
     <w:uiPriority w:val="59"/>
     <w:pPr>
       <w:pBdr/>
@@ -6122,9 +6427,9 @@
       </w:tcPr>
     </w:tblStylePr>
   </w:style>
-  <w:style w:type="table" w:styleId="14">
+  <w:style w:type="table" w:styleId="702">
     <w:name w:val="Plain Table 1"/>
-    <w:basedOn w:val="665"/>
+    <w:basedOn w:val="885"/>
     <w:uiPriority w:val="59"/>
     <w:pPr>
       <w:pBdr/>
@@ -6347,9 +6652,9 @@
       </w:tcPr>
     </w:tblStylePr>
   </w:style>
-  <w:style w:type="table" w:styleId="15">
+  <w:style w:type="table" w:styleId="703">
     <w:name w:val="Plain Table 2"/>
-    <w:basedOn w:val="665"/>
+    <w:basedOn w:val="885"/>
     <w:uiPriority w:val="59"/>
     <w:pPr>
       <w:pBdr/>
@@ -6580,9 +6885,9 @@
       </w:tcPr>
     </w:tblStylePr>
   </w:style>
-  <w:style w:type="table" w:styleId="16">
+  <w:style w:type="table" w:styleId="704">
     <w:name w:val="Plain Table 3"/>
-    <w:basedOn w:val="665"/>
+    <w:basedOn w:val="885"/>
     <w:uiPriority w:val="99"/>
     <w:pPr>
       <w:pBdr/>
@@ -6810,9 +7115,9 @@
       </w:tcPr>
     </w:tblStylePr>
   </w:style>
-  <w:style w:type="table" w:styleId="17">
+  <w:style w:type="table" w:styleId="705">
     <w:name w:val="Plain Table 4"/>
-    <w:basedOn w:val="665"/>
+    <w:basedOn w:val="885"/>
     <w:uiPriority w:val="99"/>
     <w:pPr>
       <w:pBdr/>
@@ -7026,9 +7331,9 @@
       </w:tcPr>
     </w:tblStylePr>
   </w:style>
-  <w:style w:type="table" w:styleId="18">
+  <w:style w:type="table" w:styleId="706">
     <w:name w:val="Plain Table 5"/>
-    <w:basedOn w:val="665"/>
+    <w:basedOn w:val="885"/>
     <w:uiPriority w:val="99"/>
     <w:pPr>
       <w:pBdr/>
@@ -7259,9 +7564,9 @@
       </w:tcPr>
     </w:tblStylePr>
   </w:style>
-  <w:style w:type="table" w:styleId="19">
+  <w:style w:type="table" w:styleId="707">
     <w:name w:val="Grid Table 1 Light"/>
-    <w:basedOn w:val="665"/>
+    <w:basedOn w:val="885"/>
     <w:uiPriority w:val="99"/>
     <w:pPr>
       <w:pBdr/>
@@ -7482,9 +7787,9 @@
       </w:tcPr>
     </w:tblStylePr>
   </w:style>
-  <w:style w:type="table" w:styleId="20">
+  <w:style w:type="table" w:styleId="708">
     <w:name w:val="Grid Table 1 Light - Accent 1"/>
-    <w:basedOn w:val="665"/>
+    <w:basedOn w:val="885"/>
     <w:uiPriority w:val="99"/>
     <w:pPr>
       <w:pBdr/>
@@ -7705,9 +8010,9 @@
       </w:tcPr>
     </w:tblStylePr>
   </w:style>
-  <w:style w:type="table" w:styleId="21">
+  <w:style w:type="table" w:styleId="709">
     <w:name w:val="Grid Table 1 Light - Accent 2"/>
-    <w:basedOn w:val="665"/>
+    <w:basedOn w:val="885"/>
     <w:uiPriority w:val="99"/>
     <w:pPr>
       <w:pBdr/>
@@ -7928,9 +8233,9 @@
       </w:tcPr>
     </w:tblStylePr>
   </w:style>
-  <w:style w:type="table" w:styleId="22">
+  <w:style w:type="table" w:styleId="710">
     <w:name w:val="Grid Table 1 Light - Accent 3"/>
-    <w:basedOn w:val="665"/>
+    <w:basedOn w:val="885"/>
     <w:uiPriority w:val="99"/>
     <w:pPr>
       <w:pBdr/>
@@ -8151,9 +8456,9 @@
       </w:tcPr>
     </w:tblStylePr>
   </w:style>
-  <w:style w:type="table" w:styleId="23">
+  <w:style w:type="table" w:styleId="711">
     <w:name w:val="Grid Table 1 Light - Accent 4"/>
-    <w:basedOn w:val="665"/>
+    <w:basedOn w:val="885"/>
     <w:uiPriority w:val="99"/>
     <w:pPr>
       <w:pBdr/>
@@ -8374,9 +8679,9 @@
       </w:tcPr>
     </w:tblStylePr>
   </w:style>
-  <w:style w:type="table" w:styleId="24">
+  <w:style w:type="table" w:styleId="712">
     <w:name w:val="Grid Table 1 Light - Accent 5"/>
-    <w:basedOn w:val="665"/>
+    <w:basedOn w:val="885"/>
     <w:uiPriority w:val="99"/>
     <w:pPr>
       <w:pBdr/>
@@ -8597,9 +8902,9 @@
       </w:tcPr>
     </w:tblStylePr>
   </w:style>
-  <w:style w:type="table" w:styleId="25">
+  <w:style w:type="table" w:styleId="713">
     <w:name w:val="Grid Table 1 Light - Accent 6"/>
-    <w:basedOn w:val="665"/>
+    <w:basedOn w:val="885"/>
     <w:uiPriority w:val="99"/>
     <w:pPr>
       <w:pBdr/>
@@ -8820,9 +9125,9 @@
       </w:tcPr>
     </w:tblStylePr>
   </w:style>
-  <w:style w:type="table" w:styleId="26">
+  <w:style w:type="table" w:styleId="714">
     <w:name w:val="Grid Table 2"/>
-    <w:basedOn w:val="665"/>
+    <w:basedOn w:val="885"/>
     <w:uiPriority w:val="99"/>
     <w:pPr>
       <w:pBdr/>
@@ -9052,9 +9357,9 @@
       </w:tcPr>
     </w:tblStylePr>
   </w:style>
-  <w:style w:type="table" w:styleId="27">
+  <w:style w:type="table" w:styleId="715">
     <w:name w:val="Grid Table 2 - Accent 1"/>
-    <w:basedOn w:val="665"/>
+    <w:basedOn w:val="885"/>
     <w:uiPriority w:val="99"/>
     <w:pPr>
       <w:pBdr/>
@@ -9284,9 +9589,9 @@
       </w:tcPr>
     </w:tblStylePr>
   </w:style>
-  <w:style w:type="table" w:styleId="28">
+  <w:style w:type="table" w:styleId="716">
     <w:name w:val="Grid Table 2 - Accent 2"/>
-    <w:basedOn w:val="665"/>
+    <w:basedOn w:val="885"/>
     <w:uiPriority w:val="99"/>
     <w:pPr>
       <w:pBdr/>
@@ -9516,9 +9821,9 @@
       </w:tcPr>
     </w:tblStylePr>
   </w:style>
-  <w:style w:type="table" w:styleId="29">
+  <w:style w:type="table" w:styleId="717">
     <w:name w:val="Grid Table 2 - Accent 3"/>
-    <w:basedOn w:val="665"/>
+    <w:basedOn w:val="885"/>
     <w:uiPriority w:val="99"/>
     <w:pPr>
       <w:pBdr/>
@@ -9748,9 +10053,9 @@
       </w:tcPr>
     </w:tblStylePr>
   </w:style>
-  <w:style w:type="table" w:styleId="30">
+  <w:style w:type="table" w:styleId="718">
     <w:name w:val="Grid Table 2 - Accent 4"/>
-    <w:basedOn w:val="665"/>
+    <w:basedOn w:val="885"/>
     <w:uiPriority w:val="99"/>
     <w:pPr>
       <w:pBdr/>
@@ -9980,9 +10285,9 @@
       </w:tcPr>
     </w:tblStylePr>
   </w:style>
-  <w:style w:type="table" w:styleId="31">
+  <w:style w:type="table" w:styleId="719">
     <w:name w:val="Grid Table 2 - Accent 5"/>
-    <w:basedOn w:val="665"/>
+    <w:basedOn w:val="885"/>
     <w:uiPriority w:val="99"/>
     <w:pPr>
       <w:pBdr/>
@@ -10212,9 +10517,9 @@
       </w:tcPr>
     </w:tblStylePr>
   </w:style>
-  <w:style w:type="table" w:styleId="32">
+  <w:style w:type="table" w:styleId="720">
     <w:name w:val="Grid Table 2 - Accent 6"/>
-    <w:basedOn w:val="665"/>
+    <w:basedOn w:val="885"/>
     <w:uiPriority w:val="99"/>
     <w:pPr>
       <w:pBdr/>
@@ -10444,9 +10749,9 @@
       </w:tcPr>
     </w:tblStylePr>
   </w:style>
-  <w:style w:type="table" w:styleId="33">
+  <w:style w:type="table" w:styleId="721">
     <w:name w:val="Grid Table 3"/>
-    <w:basedOn w:val="665"/>
+    <w:basedOn w:val="885"/>
     <w:uiPriority w:val="99"/>
     <w:pPr>
       <w:pBdr/>
@@ -10545,29 +10850,6 @@
         <w:tblBorders/>
       </w:tblPr>
       <w:tcPr>
-        <w:shd w:color="ffffff"/>
-        <w:tcBorders>
-          <w:top w:val="none" w:color="000000" w:sz="4" w:space="0"/>
-          <w:left w:val="none" w:color="000000" w:sz="4" w:space="0"/>
-          <w:bottom w:val="none" w:color="000000" w:sz="4" w:space="0"/>
-          <w:right w:val="none" w:color="000000" w:sz="4" w:space="0"/>
-        </w:tcBorders>
-      </w:tcPr>
-    </w:tblStylePr>
-    <w:tblStylePr w:type="firstRow">
-      <w:rPr>
-        <w:b/>
-        <w:color w:val="404040"/>
-      </w:rPr>
-      <w:pPr>
-        <w:pBdr/>
-        <w:spacing/>
-        <w:ind/>
-      </w:pPr>
-      <w:tblPr>
-        <w:tblBorders/>
-      </w:tblPr>
-      <w:tcPr>
         <w:shd w:val="clear" w:color="ffffff"/>
         <w:tcBorders>
           <w:top w:val="none" w:color="000000" w:sz="4" w:space="0"/>
@@ -10577,30 +10859,7 @@
         </w:tcBorders>
       </w:tcPr>
     </w:tblStylePr>
-    <w:tblStylePr w:type="lastCol">
-      <w:rPr>
-        <w:i/>
-        <w:color w:val="404040"/>
-      </w:rPr>
-      <w:pPr>
-        <w:pBdr/>
-        <w:spacing/>
-        <w:ind/>
-      </w:pPr>
-      <w:tblPr>
-        <w:tblBorders/>
-      </w:tblPr>
-      <w:tcPr>
-        <w:shd w:color="ffffff"/>
-        <w:tcBorders>
-          <w:top w:val="none" w:color="000000" w:sz="4" w:space="0"/>
-          <w:left w:val="none" w:color="000000" w:sz="4" w:space="0"/>
-          <w:bottom w:val="none" w:color="000000" w:sz="4" w:space="0"/>
-          <w:right w:val="none" w:color="000000" w:sz="4" w:space="0"/>
-        </w:tcBorders>
-      </w:tcPr>
-    </w:tblStylePr>
-    <w:tblStylePr w:type="lastRow">
+    <w:tblStylePr w:type="firstRow">
       <w:rPr>
         <w:b/>
         <w:color w:val="404040"/>
@@ -10623,6 +10882,52 @@
         </w:tcBorders>
       </w:tcPr>
     </w:tblStylePr>
+    <w:tblStylePr w:type="lastCol">
+      <w:rPr>
+        <w:i/>
+        <w:color w:val="404040"/>
+      </w:rPr>
+      <w:pPr>
+        <w:pBdr/>
+        <w:spacing/>
+        <w:ind/>
+      </w:pPr>
+      <w:tblPr>
+        <w:tblBorders/>
+      </w:tblPr>
+      <w:tcPr>
+        <w:shd w:val="clear" w:color="ffffff"/>
+        <w:tcBorders>
+          <w:top w:val="none" w:color="000000" w:sz="4" w:space="0"/>
+          <w:left w:val="none" w:color="000000" w:sz="4" w:space="0"/>
+          <w:bottom w:val="none" w:color="000000" w:sz="4" w:space="0"/>
+          <w:right w:val="none" w:color="000000" w:sz="4" w:space="0"/>
+        </w:tcBorders>
+      </w:tcPr>
+    </w:tblStylePr>
+    <w:tblStylePr w:type="lastRow">
+      <w:rPr>
+        <w:b/>
+        <w:color w:val="404040"/>
+      </w:rPr>
+      <w:pPr>
+        <w:pBdr/>
+        <w:spacing/>
+        <w:ind/>
+      </w:pPr>
+      <w:tblPr>
+        <w:tblBorders/>
+      </w:tblPr>
+      <w:tcPr>
+        <w:shd w:val="clear" w:color="ffffff"/>
+        <w:tcBorders>
+          <w:top w:val="none" w:color="000000" w:sz="4" w:space="0"/>
+          <w:left w:val="none" w:color="000000" w:sz="4" w:space="0"/>
+          <w:bottom w:val="none" w:color="000000" w:sz="4" w:space="0"/>
+          <w:right w:val="none" w:color="000000" w:sz="4" w:space="0"/>
+        </w:tcBorders>
+      </w:tcPr>
+    </w:tblStylePr>
     <w:tblStylePr w:type="nwCell">
       <w:pPr>
         <w:pBdr/>
@@ -10689,9 +10994,9 @@
       </w:tcPr>
     </w:tblStylePr>
   </w:style>
-  <w:style w:type="table" w:styleId="34">
+  <w:style w:type="table" w:styleId="722">
     <w:name w:val="Grid Table 3 - Accent 1"/>
-    <w:basedOn w:val="665"/>
+    <w:basedOn w:val="885"/>
     <w:uiPriority w:val="99"/>
     <w:pPr>
       <w:pBdr/>
@@ -10790,29 +11095,6 @@
         <w:tblBorders/>
       </w:tblPr>
       <w:tcPr>
-        <w:shd w:color="ffffff"/>
-        <w:tcBorders>
-          <w:top w:val="none" w:color="000000" w:sz="4" w:space="0"/>
-          <w:left w:val="none" w:color="000000" w:sz="4" w:space="0"/>
-          <w:bottom w:val="none" w:color="000000" w:sz="4" w:space="0"/>
-          <w:right w:val="none" w:color="000000" w:sz="4" w:space="0"/>
-        </w:tcBorders>
-      </w:tcPr>
-    </w:tblStylePr>
-    <w:tblStylePr w:type="firstRow">
-      <w:rPr>
-        <w:b/>
-        <w:color w:val="404040"/>
-      </w:rPr>
-      <w:pPr>
-        <w:pBdr/>
-        <w:spacing/>
-        <w:ind/>
-      </w:pPr>
-      <w:tblPr>
-        <w:tblBorders/>
-      </w:tblPr>
-      <w:tcPr>
         <w:shd w:val="clear" w:color="ffffff"/>
         <w:tcBorders>
           <w:top w:val="none" w:color="000000" w:sz="4" w:space="0"/>
@@ -10822,30 +11104,7 @@
         </w:tcBorders>
       </w:tcPr>
     </w:tblStylePr>
-    <w:tblStylePr w:type="lastCol">
-      <w:rPr>
-        <w:i/>
-        <w:color w:val="404040"/>
-      </w:rPr>
-      <w:pPr>
-        <w:pBdr/>
-        <w:spacing/>
-        <w:ind/>
-      </w:pPr>
-      <w:tblPr>
-        <w:tblBorders/>
-      </w:tblPr>
-      <w:tcPr>
-        <w:shd w:color="ffffff"/>
-        <w:tcBorders>
-          <w:top w:val="none" w:color="000000" w:sz="4" w:space="0"/>
-          <w:left w:val="none" w:color="000000" w:sz="4" w:space="0"/>
-          <w:bottom w:val="none" w:color="000000" w:sz="4" w:space="0"/>
-          <w:right w:val="none" w:color="000000" w:sz="4" w:space="0"/>
-        </w:tcBorders>
-      </w:tcPr>
-    </w:tblStylePr>
-    <w:tblStylePr w:type="lastRow">
+    <w:tblStylePr w:type="firstRow">
       <w:rPr>
         <w:b/>
         <w:color w:val="404040"/>
@@ -10868,6 +11127,52 @@
         </w:tcBorders>
       </w:tcPr>
     </w:tblStylePr>
+    <w:tblStylePr w:type="lastCol">
+      <w:rPr>
+        <w:i/>
+        <w:color w:val="404040"/>
+      </w:rPr>
+      <w:pPr>
+        <w:pBdr/>
+        <w:spacing/>
+        <w:ind/>
+      </w:pPr>
+      <w:tblPr>
+        <w:tblBorders/>
+      </w:tblPr>
+      <w:tcPr>
+        <w:shd w:val="clear" w:color="ffffff"/>
+        <w:tcBorders>
+          <w:top w:val="none" w:color="000000" w:sz="4" w:space="0"/>
+          <w:left w:val="none" w:color="000000" w:sz="4" w:space="0"/>
+          <w:bottom w:val="none" w:color="000000" w:sz="4" w:space="0"/>
+          <w:right w:val="none" w:color="000000" w:sz="4" w:space="0"/>
+        </w:tcBorders>
+      </w:tcPr>
+    </w:tblStylePr>
+    <w:tblStylePr w:type="lastRow">
+      <w:rPr>
+        <w:b/>
+        <w:color w:val="404040"/>
+      </w:rPr>
+      <w:pPr>
+        <w:pBdr/>
+        <w:spacing/>
+        <w:ind/>
+      </w:pPr>
+      <w:tblPr>
+        <w:tblBorders/>
+      </w:tblPr>
+      <w:tcPr>
+        <w:shd w:val="clear" w:color="ffffff"/>
+        <w:tcBorders>
+          <w:top w:val="none" w:color="000000" w:sz="4" w:space="0"/>
+          <w:left w:val="none" w:color="000000" w:sz="4" w:space="0"/>
+          <w:bottom w:val="none" w:color="000000" w:sz="4" w:space="0"/>
+          <w:right w:val="none" w:color="000000" w:sz="4" w:space="0"/>
+        </w:tcBorders>
+      </w:tcPr>
+    </w:tblStylePr>
     <w:tblStylePr w:type="nwCell">
       <w:pPr>
         <w:pBdr/>
@@ -10934,9 +11239,9 @@
       </w:tcPr>
     </w:tblStylePr>
   </w:style>
-  <w:style w:type="table" w:styleId="35">
+  <w:style w:type="table" w:styleId="723">
     <w:name w:val="Grid Table 3 - Accent 2"/>
-    <w:basedOn w:val="665"/>
+    <w:basedOn w:val="885"/>
     <w:uiPriority w:val="99"/>
     <w:pPr>
       <w:pBdr/>
@@ -11035,29 +11340,6 @@
         <w:tblBorders/>
       </w:tblPr>
       <w:tcPr>
-        <w:shd w:color="ffffff"/>
-        <w:tcBorders>
-          <w:top w:val="none" w:color="000000" w:sz="4" w:space="0"/>
-          <w:left w:val="none" w:color="000000" w:sz="4" w:space="0"/>
-          <w:bottom w:val="none" w:color="000000" w:sz="4" w:space="0"/>
-          <w:right w:val="none" w:color="000000" w:sz="4" w:space="0"/>
-        </w:tcBorders>
-      </w:tcPr>
-    </w:tblStylePr>
-    <w:tblStylePr w:type="firstRow">
-      <w:rPr>
-        <w:b/>
-        <w:color w:val="404040"/>
-      </w:rPr>
-      <w:pPr>
-        <w:pBdr/>
-        <w:spacing/>
-        <w:ind/>
-      </w:pPr>
-      <w:tblPr>
-        <w:tblBorders/>
-      </w:tblPr>
-      <w:tcPr>
         <w:shd w:val="clear" w:color="ffffff"/>
         <w:tcBorders>
           <w:top w:val="none" w:color="000000" w:sz="4" w:space="0"/>
@@ -11067,30 +11349,7 @@
         </w:tcBorders>
       </w:tcPr>
     </w:tblStylePr>
-    <w:tblStylePr w:type="lastCol">
-      <w:rPr>
-        <w:i/>
-        <w:color w:val="404040"/>
-      </w:rPr>
-      <w:pPr>
-        <w:pBdr/>
-        <w:spacing/>
-        <w:ind/>
-      </w:pPr>
-      <w:tblPr>
-        <w:tblBorders/>
-      </w:tblPr>
-      <w:tcPr>
-        <w:shd w:color="ffffff"/>
-        <w:tcBorders>
-          <w:top w:val="none" w:color="000000" w:sz="4" w:space="0"/>
-          <w:left w:val="none" w:color="000000" w:sz="4" w:space="0"/>
-          <w:bottom w:val="none" w:color="000000" w:sz="4" w:space="0"/>
-          <w:right w:val="none" w:color="000000" w:sz="4" w:space="0"/>
-        </w:tcBorders>
-      </w:tcPr>
-    </w:tblStylePr>
-    <w:tblStylePr w:type="lastRow">
+    <w:tblStylePr w:type="firstRow">
       <w:rPr>
         <w:b/>
         <w:color w:val="404040"/>
@@ -11113,6 +11372,52 @@
         </w:tcBorders>
       </w:tcPr>
     </w:tblStylePr>
+    <w:tblStylePr w:type="lastCol">
+      <w:rPr>
+        <w:i/>
+        <w:color w:val="404040"/>
+      </w:rPr>
+      <w:pPr>
+        <w:pBdr/>
+        <w:spacing/>
+        <w:ind/>
+      </w:pPr>
+      <w:tblPr>
+        <w:tblBorders/>
+      </w:tblPr>
+      <w:tcPr>
+        <w:shd w:val="clear" w:color="ffffff"/>
+        <w:tcBorders>
+          <w:top w:val="none" w:color="000000" w:sz="4" w:space="0"/>
+          <w:left w:val="none" w:color="000000" w:sz="4" w:space="0"/>
+          <w:bottom w:val="none" w:color="000000" w:sz="4" w:space="0"/>
+          <w:right w:val="none" w:color="000000" w:sz="4" w:space="0"/>
+        </w:tcBorders>
+      </w:tcPr>
+    </w:tblStylePr>
+    <w:tblStylePr w:type="lastRow">
+      <w:rPr>
+        <w:b/>
+        <w:color w:val="404040"/>
+      </w:rPr>
+      <w:pPr>
+        <w:pBdr/>
+        <w:spacing/>
+        <w:ind/>
+      </w:pPr>
+      <w:tblPr>
+        <w:tblBorders/>
+      </w:tblPr>
+      <w:tcPr>
+        <w:shd w:val="clear" w:color="ffffff"/>
+        <w:tcBorders>
+          <w:top w:val="none" w:color="000000" w:sz="4" w:space="0"/>
+          <w:left w:val="none" w:color="000000" w:sz="4" w:space="0"/>
+          <w:bottom w:val="none" w:color="000000" w:sz="4" w:space="0"/>
+          <w:right w:val="none" w:color="000000" w:sz="4" w:space="0"/>
+        </w:tcBorders>
+      </w:tcPr>
+    </w:tblStylePr>
     <w:tblStylePr w:type="nwCell">
       <w:pPr>
         <w:pBdr/>
@@ -11179,9 +11484,9 @@
       </w:tcPr>
     </w:tblStylePr>
   </w:style>
-  <w:style w:type="table" w:styleId="36">
+  <w:style w:type="table" w:styleId="724">
     <w:name w:val="Grid Table 3 - Accent 3"/>
-    <w:basedOn w:val="665"/>
+    <w:basedOn w:val="885"/>
     <w:uiPriority w:val="99"/>
     <w:pPr>
       <w:pBdr/>
@@ -11280,29 +11585,6 @@
         <w:tblBorders/>
       </w:tblPr>
       <w:tcPr>
-        <w:shd w:color="ffffff"/>
-        <w:tcBorders>
-          <w:top w:val="none" w:color="000000" w:sz="4" w:space="0"/>
-          <w:left w:val="none" w:color="000000" w:sz="4" w:space="0"/>
-          <w:bottom w:val="none" w:color="000000" w:sz="4" w:space="0"/>
-          <w:right w:val="none" w:color="000000" w:sz="4" w:space="0"/>
-        </w:tcBorders>
-      </w:tcPr>
-    </w:tblStylePr>
-    <w:tblStylePr w:type="firstRow">
-      <w:rPr>
-        <w:b/>
-        <w:color w:val="404040"/>
-      </w:rPr>
-      <w:pPr>
-        <w:pBdr/>
-        <w:spacing/>
-        <w:ind/>
-      </w:pPr>
-      <w:tblPr>
-        <w:tblBorders/>
-      </w:tblPr>
-      <w:tcPr>
         <w:shd w:val="clear" w:color="ffffff"/>
         <w:tcBorders>
           <w:top w:val="none" w:color="000000" w:sz="4" w:space="0"/>
@@ -11312,30 +11594,7 @@
         </w:tcBorders>
       </w:tcPr>
     </w:tblStylePr>
-    <w:tblStylePr w:type="lastCol">
-      <w:rPr>
-        <w:i/>
-        <w:color w:val="404040"/>
-      </w:rPr>
-      <w:pPr>
-        <w:pBdr/>
-        <w:spacing/>
-        <w:ind/>
-      </w:pPr>
-      <w:tblPr>
-        <w:tblBorders/>
-      </w:tblPr>
-      <w:tcPr>
-        <w:shd w:color="ffffff"/>
-        <w:tcBorders>
-          <w:top w:val="none" w:color="000000" w:sz="4" w:space="0"/>
-          <w:left w:val="none" w:color="000000" w:sz="4" w:space="0"/>
-          <w:bottom w:val="none" w:color="000000" w:sz="4" w:space="0"/>
-          <w:right w:val="none" w:color="000000" w:sz="4" w:space="0"/>
-        </w:tcBorders>
-      </w:tcPr>
-    </w:tblStylePr>
-    <w:tblStylePr w:type="lastRow">
+    <w:tblStylePr w:type="firstRow">
       <w:rPr>
         <w:b/>
         <w:color w:val="404040"/>
@@ -11358,6 +11617,52 @@
         </w:tcBorders>
       </w:tcPr>
     </w:tblStylePr>
+    <w:tblStylePr w:type="lastCol">
+      <w:rPr>
+        <w:i/>
+        <w:color w:val="404040"/>
+      </w:rPr>
+      <w:pPr>
+        <w:pBdr/>
+        <w:spacing/>
+        <w:ind/>
+      </w:pPr>
+      <w:tblPr>
+        <w:tblBorders/>
+      </w:tblPr>
+      <w:tcPr>
+        <w:shd w:val="clear" w:color="ffffff"/>
+        <w:tcBorders>
+          <w:top w:val="none" w:color="000000" w:sz="4" w:space="0"/>
+          <w:left w:val="none" w:color="000000" w:sz="4" w:space="0"/>
+          <w:bottom w:val="none" w:color="000000" w:sz="4" w:space="0"/>
+          <w:right w:val="none" w:color="000000" w:sz="4" w:space="0"/>
+        </w:tcBorders>
+      </w:tcPr>
+    </w:tblStylePr>
+    <w:tblStylePr w:type="lastRow">
+      <w:rPr>
+        <w:b/>
+        <w:color w:val="404040"/>
+      </w:rPr>
+      <w:pPr>
+        <w:pBdr/>
+        <w:spacing/>
+        <w:ind/>
+      </w:pPr>
+      <w:tblPr>
+        <w:tblBorders/>
+      </w:tblPr>
+      <w:tcPr>
+        <w:shd w:val="clear" w:color="ffffff"/>
+        <w:tcBorders>
+          <w:top w:val="none" w:color="000000" w:sz="4" w:space="0"/>
+          <w:left w:val="none" w:color="000000" w:sz="4" w:space="0"/>
+          <w:bottom w:val="none" w:color="000000" w:sz="4" w:space="0"/>
+          <w:right w:val="none" w:color="000000" w:sz="4" w:space="0"/>
+        </w:tcBorders>
+      </w:tcPr>
+    </w:tblStylePr>
     <w:tblStylePr w:type="nwCell">
       <w:pPr>
         <w:pBdr/>
@@ -11424,9 +11729,9 @@
       </w:tcPr>
     </w:tblStylePr>
   </w:style>
-  <w:style w:type="table" w:styleId="37">
+  <w:style w:type="table" w:styleId="725">
     <w:name w:val="Grid Table 3 - Accent 4"/>
-    <w:basedOn w:val="665"/>
+    <w:basedOn w:val="885"/>
     <w:uiPriority w:val="99"/>
     <w:pPr>
       <w:pBdr/>
@@ -11525,29 +11830,6 @@
         <w:tblBorders/>
       </w:tblPr>
       <w:tcPr>
-        <w:shd w:color="ffffff"/>
-        <w:tcBorders>
-          <w:top w:val="none" w:color="000000" w:sz="4" w:space="0"/>
-          <w:left w:val="none" w:color="000000" w:sz="4" w:space="0"/>
-          <w:bottom w:val="none" w:color="000000" w:sz="4" w:space="0"/>
-          <w:right w:val="none" w:color="000000" w:sz="4" w:space="0"/>
-        </w:tcBorders>
-      </w:tcPr>
-    </w:tblStylePr>
-    <w:tblStylePr w:type="firstRow">
-      <w:rPr>
-        <w:b/>
-        <w:color w:val="404040"/>
-      </w:rPr>
-      <w:pPr>
-        <w:pBdr/>
-        <w:spacing/>
-        <w:ind/>
-      </w:pPr>
-      <w:tblPr>
-        <w:tblBorders/>
-      </w:tblPr>
-      <w:tcPr>
         <w:shd w:val="clear" w:color="ffffff"/>
         <w:tcBorders>
           <w:top w:val="none" w:color="000000" w:sz="4" w:space="0"/>
@@ -11557,30 +11839,7 @@
         </w:tcBorders>
       </w:tcPr>
     </w:tblStylePr>
-    <w:tblStylePr w:type="lastCol">
-      <w:rPr>
-        <w:i/>
-        <w:color w:val="404040"/>
-      </w:rPr>
-      <w:pPr>
-        <w:pBdr/>
-        <w:spacing/>
-        <w:ind/>
-      </w:pPr>
-      <w:tblPr>
-        <w:tblBorders/>
-      </w:tblPr>
-      <w:tcPr>
-        <w:shd w:color="ffffff"/>
-        <w:tcBorders>
-          <w:top w:val="none" w:color="000000" w:sz="4" w:space="0"/>
-          <w:left w:val="none" w:color="000000" w:sz="4" w:space="0"/>
-          <w:bottom w:val="none" w:color="000000" w:sz="4" w:space="0"/>
-          <w:right w:val="none" w:color="000000" w:sz="4" w:space="0"/>
-        </w:tcBorders>
-      </w:tcPr>
-    </w:tblStylePr>
-    <w:tblStylePr w:type="lastRow">
+    <w:tblStylePr w:type="firstRow">
       <w:rPr>
         <w:b/>
         <w:color w:val="404040"/>
@@ -11603,6 +11862,52 @@
         </w:tcBorders>
       </w:tcPr>
     </w:tblStylePr>
+    <w:tblStylePr w:type="lastCol">
+      <w:rPr>
+        <w:i/>
+        <w:color w:val="404040"/>
+      </w:rPr>
+      <w:pPr>
+        <w:pBdr/>
+        <w:spacing/>
+        <w:ind/>
+      </w:pPr>
+      <w:tblPr>
+        <w:tblBorders/>
+      </w:tblPr>
+      <w:tcPr>
+        <w:shd w:val="clear" w:color="ffffff"/>
+        <w:tcBorders>
+          <w:top w:val="none" w:color="000000" w:sz="4" w:space="0"/>
+          <w:left w:val="none" w:color="000000" w:sz="4" w:space="0"/>
+          <w:bottom w:val="none" w:color="000000" w:sz="4" w:space="0"/>
+          <w:right w:val="none" w:color="000000" w:sz="4" w:space="0"/>
+        </w:tcBorders>
+      </w:tcPr>
+    </w:tblStylePr>
+    <w:tblStylePr w:type="lastRow">
+      <w:rPr>
+        <w:b/>
+        <w:color w:val="404040"/>
+      </w:rPr>
+      <w:pPr>
+        <w:pBdr/>
+        <w:spacing/>
+        <w:ind/>
+      </w:pPr>
+      <w:tblPr>
+        <w:tblBorders/>
+      </w:tblPr>
+      <w:tcPr>
+        <w:shd w:val="clear" w:color="ffffff"/>
+        <w:tcBorders>
+          <w:top w:val="none" w:color="000000" w:sz="4" w:space="0"/>
+          <w:left w:val="none" w:color="000000" w:sz="4" w:space="0"/>
+          <w:bottom w:val="none" w:color="000000" w:sz="4" w:space="0"/>
+          <w:right w:val="none" w:color="000000" w:sz="4" w:space="0"/>
+        </w:tcBorders>
+      </w:tcPr>
+    </w:tblStylePr>
     <w:tblStylePr w:type="nwCell">
       <w:pPr>
         <w:pBdr/>
@@ -11669,9 +11974,9 @@
       </w:tcPr>
     </w:tblStylePr>
   </w:style>
-  <w:style w:type="table" w:styleId="38">
+  <w:style w:type="table" w:styleId="726">
     <w:name w:val="Grid Table 3 - Accent 5"/>
-    <w:basedOn w:val="665"/>
+    <w:basedOn w:val="885"/>
     <w:uiPriority w:val="99"/>
     <w:pPr>
       <w:pBdr/>
@@ -11770,29 +12075,6 @@
         <w:tblBorders/>
       </w:tblPr>
       <w:tcPr>
-        <w:shd w:color="ffffff"/>
-        <w:tcBorders>
-          <w:top w:val="none" w:color="000000" w:sz="4" w:space="0"/>
-          <w:left w:val="none" w:color="000000" w:sz="4" w:space="0"/>
-          <w:bottom w:val="none" w:color="000000" w:sz="4" w:space="0"/>
-          <w:right w:val="none" w:color="000000" w:sz="4" w:space="0"/>
-        </w:tcBorders>
-      </w:tcPr>
-    </w:tblStylePr>
-    <w:tblStylePr w:type="firstRow">
-      <w:rPr>
-        <w:b/>
-        <w:color w:val="404040"/>
-      </w:rPr>
-      <w:pPr>
-        <w:pBdr/>
-        <w:spacing/>
-        <w:ind/>
-      </w:pPr>
-      <w:tblPr>
-        <w:tblBorders/>
-      </w:tblPr>
-      <w:tcPr>
         <w:shd w:val="clear" w:color="ffffff"/>
         <w:tcBorders>
           <w:top w:val="none" w:color="000000" w:sz="4" w:space="0"/>
@@ -11802,30 +12084,7 @@
         </w:tcBorders>
       </w:tcPr>
     </w:tblStylePr>
-    <w:tblStylePr w:type="lastCol">
-      <w:rPr>
-        <w:i/>
-        <w:color w:val="404040"/>
-      </w:rPr>
-      <w:pPr>
-        <w:pBdr/>
-        <w:spacing/>
-        <w:ind/>
-      </w:pPr>
-      <w:tblPr>
-        <w:tblBorders/>
-      </w:tblPr>
-      <w:tcPr>
-        <w:shd w:color="ffffff"/>
-        <w:tcBorders>
-          <w:top w:val="none" w:color="000000" w:sz="4" w:space="0"/>
-          <w:left w:val="none" w:color="000000" w:sz="4" w:space="0"/>
-          <w:bottom w:val="none" w:color="000000" w:sz="4" w:space="0"/>
-          <w:right w:val="none" w:color="000000" w:sz="4" w:space="0"/>
-        </w:tcBorders>
-      </w:tcPr>
-    </w:tblStylePr>
-    <w:tblStylePr w:type="lastRow">
+    <w:tblStylePr w:type="firstRow">
       <w:rPr>
         <w:b/>
         <w:color w:val="404040"/>
@@ -11848,6 +12107,52 @@
         </w:tcBorders>
       </w:tcPr>
     </w:tblStylePr>
+    <w:tblStylePr w:type="lastCol">
+      <w:rPr>
+        <w:i/>
+        <w:color w:val="404040"/>
+      </w:rPr>
+      <w:pPr>
+        <w:pBdr/>
+        <w:spacing/>
+        <w:ind/>
+      </w:pPr>
+      <w:tblPr>
+        <w:tblBorders/>
+      </w:tblPr>
+      <w:tcPr>
+        <w:shd w:val="clear" w:color="ffffff"/>
+        <w:tcBorders>
+          <w:top w:val="none" w:color="000000" w:sz="4" w:space="0"/>
+          <w:left w:val="none" w:color="000000" w:sz="4" w:space="0"/>
+          <w:bottom w:val="none" w:color="000000" w:sz="4" w:space="0"/>
+          <w:right w:val="none" w:color="000000" w:sz="4" w:space="0"/>
+        </w:tcBorders>
+      </w:tcPr>
+    </w:tblStylePr>
+    <w:tblStylePr w:type="lastRow">
+      <w:rPr>
+        <w:b/>
+        <w:color w:val="404040"/>
+      </w:rPr>
+      <w:pPr>
+        <w:pBdr/>
+        <w:spacing/>
+        <w:ind/>
+      </w:pPr>
+      <w:tblPr>
+        <w:tblBorders/>
+      </w:tblPr>
+      <w:tcPr>
+        <w:shd w:val="clear" w:color="ffffff"/>
+        <w:tcBorders>
+          <w:top w:val="none" w:color="000000" w:sz="4" w:space="0"/>
+          <w:left w:val="none" w:color="000000" w:sz="4" w:space="0"/>
+          <w:bottom w:val="none" w:color="000000" w:sz="4" w:space="0"/>
+          <w:right w:val="none" w:color="000000" w:sz="4" w:space="0"/>
+        </w:tcBorders>
+      </w:tcPr>
+    </w:tblStylePr>
     <w:tblStylePr w:type="nwCell">
       <w:pPr>
         <w:pBdr/>
@@ -11914,9 +12219,9 @@
       </w:tcPr>
     </w:tblStylePr>
   </w:style>
-  <w:style w:type="table" w:styleId="39">
+  <w:style w:type="table" w:styleId="727">
     <w:name w:val="Grid Table 3 - Accent 6"/>
-    <w:basedOn w:val="665"/>
+    <w:basedOn w:val="885"/>
     <w:uiPriority w:val="99"/>
     <w:pPr>
       <w:pBdr/>
@@ -12015,29 +12320,6 @@
         <w:tblBorders/>
       </w:tblPr>
       <w:tcPr>
-        <w:shd w:color="ffffff"/>
-        <w:tcBorders>
-          <w:top w:val="none" w:color="000000" w:sz="4" w:space="0"/>
-          <w:left w:val="none" w:color="000000" w:sz="4" w:space="0"/>
-          <w:bottom w:val="none" w:color="000000" w:sz="4" w:space="0"/>
-          <w:right w:val="none" w:color="000000" w:sz="4" w:space="0"/>
-        </w:tcBorders>
-      </w:tcPr>
-    </w:tblStylePr>
-    <w:tblStylePr w:type="firstRow">
-      <w:rPr>
-        <w:b/>
-        <w:color w:val="404040"/>
-      </w:rPr>
-      <w:pPr>
-        <w:pBdr/>
-        <w:spacing/>
-        <w:ind/>
-      </w:pPr>
-      <w:tblPr>
-        <w:tblBorders/>
-      </w:tblPr>
-      <w:tcPr>
         <w:shd w:val="clear" w:color="ffffff"/>
         <w:tcBorders>
           <w:top w:val="none" w:color="000000" w:sz="4" w:space="0"/>
@@ -12047,30 +12329,7 @@
         </w:tcBorders>
       </w:tcPr>
     </w:tblStylePr>
-    <w:tblStylePr w:type="lastCol">
-      <w:rPr>
-        <w:i/>
-        <w:color w:val="404040"/>
-      </w:rPr>
-      <w:pPr>
-        <w:pBdr/>
-        <w:spacing/>
-        <w:ind/>
-      </w:pPr>
-      <w:tblPr>
-        <w:tblBorders/>
-      </w:tblPr>
-      <w:tcPr>
-        <w:shd w:color="ffffff"/>
-        <w:tcBorders>
-          <w:top w:val="none" w:color="000000" w:sz="4" w:space="0"/>
-          <w:left w:val="none" w:color="000000" w:sz="4" w:space="0"/>
-          <w:bottom w:val="none" w:color="000000" w:sz="4" w:space="0"/>
-          <w:right w:val="none" w:color="000000" w:sz="4" w:space="0"/>
-        </w:tcBorders>
-      </w:tcPr>
-    </w:tblStylePr>
-    <w:tblStylePr w:type="lastRow">
+    <w:tblStylePr w:type="firstRow">
       <w:rPr>
         <w:b/>
         <w:color w:val="404040"/>
@@ -12093,6 +12352,52 @@
         </w:tcBorders>
       </w:tcPr>
     </w:tblStylePr>
+    <w:tblStylePr w:type="lastCol">
+      <w:rPr>
+        <w:i/>
+        <w:color w:val="404040"/>
+      </w:rPr>
+      <w:pPr>
+        <w:pBdr/>
+        <w:spacing/>
+        <w:ind/>
+      </w:pPr>
+      <w:tblPr>
+        <w:tblBorders/>
+      </w:tblPr>
+      <w:tcPr>
+        <w:shd w:val="clear" w:color="ffffff"/>
+        <w:tcBorders>
+          <w:top w:val="none" w:color="000000" w:sz="4" w:space="0"/>
+          <w:left w:val="none" w:color="000000" w:sz="4" w:space="0"/>
+          <w:bottom w:val="none" w:color="000000" w:sz="4" w:space="0"/>
+          <w:right w:val="none" w:color="000000" w:sz="4" w:space="0"/>
+        </w:tcBorders>
+      </w:tcPr>
+    </w:tblStylePr>
+    <w:tblStylePr w:type="lastRow">
+      <w:rPr>
+        <w:b/>
+        <w:color w:val="404040"/>
+      </w:rPr>
+      <w:pPr>
+        <w:pBdr/>
+        <w:spacing/>
+        <w:ind/>
+      </w:pPr>
+      <w:tblPr>
+        <w:tblBorders/>
+      </w:tblPr>
+      <w:tcPr>
+        <w:shd w:val="clear" w:color="ffffff"/>
+        <w:tcBorders>
+          <w:top w:val="none" w:color="000000" w:sz="4" w:space="0"/>
+          <w:left w:val="none" w:color="000000" w:sz="4" w:space="0"/>
+          <w:bottom w:val="none" w:color="000000" w:sz="4" w:space="0"/>
+          <w:right w:val="none" w:color="000000" w:sz="4" w:space="0"/>
+        </w:tcBorders>
+      </w:tcPr>
+    </w:tblStylePr>
     <w:tblStylePr w:type="nwCell">
       <w:pPr>
         <w:pBdr/>
@@ -12159,9 +12464,9 @@
       </w:tcPr>
     </w:tblStylePr>
   </w:style>
-  <w:style w:type="table" w:styleId="40">
+  <w:style w:type="table" w:styleId="728">
     <w:name w:val="Grid Table 4"/>
-    <w:basedOn w:val="665"/>
+    <w:basedOn w:val="885"/>
     <w:uiPriority w:val="59"/>
     <w:pPr>
       <w:pBdr/>
@@ -12392,9 +12697,9 @@
       </w:tcPr>
     </w:tblStylePr>
   </w:style>
-  <w:style w:type="table" w:styleId="41">
+  <w:style w:type="table" w:styleId="729">
     <w:name w:val="Grid Table 4 - Accent 1"/>
-    <w:basedOn w:val="665"/>
+    <w:basedOn w:val="885"/>
     <w:uiPriority w:val="59"/>
     <w:pPr>
       <w:pBdr/>
@@ -12625,9 +12930,9 @@
       </w:tcPr>
     </w:tblStylePr>
   </w:style>
-  <w:style w:type="table" w:styleId="42">
+  <w:style w:type="table" w:styleId="730">
     <w:name w:val="Grid Table 4 - Accent 2"/>
-    <w:basedOn w:val="665"/>
+    <w:basedOn w:val="885"/>
     <w:uiPriority w:val="59"/>
     <w:pPr>
       <w:pBdr/>
@@ -12858,9 +13163,9 @@
       </w:tcPr>
     </w:tblStylePr>
   </w:style>
-  <w:style w:type="table" w:styleId="43">
+  <w:style w:type="table" w:styleId="731">
     <w:name w:val="Grid Table 4 - Accent 3"/>
-    <w:basedOn w:val="665"/>
+    <w:basedOn w:val="885"/>
     <w:uiPriority w:val="59"/>
     <w:pPr>
       <w:pBdr/>
@@ -13091,9 +13396,9 @@
       </w:tcPr>
     </w:tblStylePr>
   </w:style>
-  <w:style w:type="table" w:styleId="44">
+  <w:style w:type="table" w:styleId="732">
     <w:name w:val="Grid Table 4 - Accent 4"/>
-    <w:basedOn w:val="665"/>
+    <w:basedOn w:val="885"/>
     <w:uiPriority w:val="59"/>
     <w:pPr>
       <w:pBdr/>
@@ -13324,9 +13629,9 @@
       </w:tcPr>
     </w:tblStylePr>
   </w:style>
-  <w:style w:type="table" w:styleId="45">
+  <w:style w:type="table" w:styleId="733">
     <w:name w:val="Grid Table 4 - Accent 5"/>
-    <w:basedOn w:val="665"/>
+    <w:basedOn w:val="885"/>
     <w:uiPriority w:val="59"/>
     <w:pPr>
       <w:pBdr/>
@@ -13557,9 +13862,9 @@
       </w:tcPr>
     </w:tblStylePr>
   </w:style>
-  <w:style w:type="table" w:styleId="46">
+  <w:style w:type="table" w:styleId="734">
     <w:name w:val="Grid Table 4 - Accent 6"/>
-    <w:basedOn w:val="665"/>
+    <w:basedOn w:val="885"/>
     <w:uiPriority w:val="59"/>
     <w:pPr>
       <w:pBdr/>
@@ -13790,9 +14095,9 @@
       </w:tcPr>
     </w:tblStylePr>
   </w:style>
-  <w:style w:type="table" w:styleId="47">
+  <w:style w:type="table" w:styleId="735">
     <w:name w:val="Grid Table 5 Dark"/>
-    <w:basedOn w:val="665"/>
+    <w:basedOn w:val="885"/>
     <w:uiPriority w:val="99"/>
     <w:pPr>
       <w:pBdr/>
@@ -14018,9 +14323,9 @@
       </w:tcPr>
     </w:tblStylePr>
   </w:style>
-  <w:style w:type="table" w:styleId="48">
+  <w:style w:type="table" w:styleId="736">
     <w:name w:val="Grid Table 5 Dark- Accent 1"/>
-    <w:basedOn w:val="665"/>
+    <w:basedOn w:val="885"/>
     <w:uiPriority w:val="99"/>
     <w:pPr>
       <w:pBdr/>
@@ -14246,9 +14551,9 @@
       </w:tcPr>
     </w:tblStylePr>
   </w:style>
-  <w:style w:type="table" w:styleId="49">
+  <w:style w:type="table" w:styleId="737">
     <w:name w:val="Grid Table 5 Dark - Accent 2"/>
-    <w:basedOn w:val="665"/>
+    <w:basedOn w:val="885"/>
     <w:uiPriority w:val="99"/>
     <w:pPr>
       <w:pBdr/>
@@ -14474,9 +14779,9 @@
       </w:tcPr>
     </w:tblStylePr>
   </w:style>
-  <w:style w:type="table" w:styleId="50">
+  <w:style w:type="table" w:styleId="738">
     <w:name w:val="Grid Table 5 Dark - Accent 3"/>
-    <w:basedOn w:val="665"/>
+    <w:basedOn w:val="885"/>
     <w:uiPriority w:val="99"/>
     <w:pPr>
       <w:pBdr/>
@@ -14702,9 +15007,9 @@
       </w:tcPr>
     </w:tblStylePr>
   </w:style>
-  <w:style w:type="table" w:styleId="51">
+  <w:style w:type="table" w:styleId="739">
     <w:name w:val="Grid Table 5 Dark- Accent 4"/>
-    <w:basedOn w:val="665"/>
+    <w:basedOn w:val="885"/>
     <w:uiPriority w:val="99"/>
     <w:pPr>
       <w:pBdr/>
@@ -14930,9 +15235,9 @@
       </w:tcPr>
     </w:tblStylePr>
   </w:style>
-  <w:style w:type="table" w:styleId="52">
+  <w:style w:type="table" w:styleId="740">
     <w:name w:val="Grid Table 5 Dark - Accent 5"/>
-    <w:basedOn w:val="665"/>
+    <w:basedOn w:val="885"/>
     <w:uiPriority w:val="99"/>
     <w:pPr>
       <w:pBdr/>
@@ -15158,9 +15463,9 @@
       </w:tcPr>
     </w:tblStylePr>
   </w:style>
-  <w:style w:type="table" w:styleId="53">
+  <w:style w:type="table" w:styleId="741">
     <w:name w:val="Grid Table 5 Dark - Accent 6"/>
-    <w:basedOn w:val="665"/>
+    <w:basedOn w:val="885"/>
     <w:uiPriority w:val="99"/>
     <w:pPr>
       <w:pBdr/>
@@ -15386,9 +15691,9 @@
       </w:tcPr>
     </w:tblStylePr>
   </w:style>
-  <w:style w:type="table" w:styleId="54">
+  <w:style w:type="table" w:styleId="742">
     <w:name w:val="Grid Table 6 Colorful"/>
-    <w:basedOn w:val="665"/>
+    <w:basedOn w:val="885"/>
     <w:uiPriority w:val="99"/>
     <w:pPr>
       <w:pBdr/>
@@ -15616,9 +15921,9 @@
       </w:tcPr>
     </w:tblStylePr>
   </w:style>
-  <w:style w:type="table" w:styleId="55">
+  <w:style w:type="table" w:styleId="743">
     <w:name w:val="Grid Table 6 Colorful - Accent 1"/>
-    <w:basedOn w:val="665"/>
+    <w:basedOn w:val="885"/>
     <w:uiPriority w:val="99"/>
     <w:pPr>
       <w:pBdr/>
@@ -15846,9 +16151,9 @@
       </w:tcPr>
     </w:tblStylePr>
   </w:style>
-  <w:style w:type="table" w:styleId="56">
+  <w:style w:type="table" w:styleId="744">
     <w:name w:val="Grid Table 6 Colorful - Accent 2"/>
-    <w:basedOn w:val="665"/>
+    <w:basedOn w:val="885"/>
     <w:uiPriority w:val="99"/>
     <w:pPr>
       <w:pBdr/>
@@ -16076,9 +16381,9 @@
       </w:tcPr>
     </w:tblStylePr>
   </w:style>
-  <w:style w:type="table" w:styleId="57">
+  <w:style w:type="table" w:styleId="745">
     <w:name w:val="Grid Table 6 Colorful - Accent 3"/>
-    <w:basedOn w:val="665"/>
+    <w:basedOn w:val="885"/>
     <w:uiPriority w:val="99"/>
     <w:pPr>
       <w:pBdr/>
@@ -16306,9 +16611,9 @@
       </w:tcPr>
     </w:tblStylePr>
   </w:style>
-  <w:style w:type="table" w:styleId="58">
+  <w:style w:type="table" w:styleId="746">
     <w:name w:val="Grid Table 6 Colorful - Accent 4"/>
-    <w:basedOn w:val="665"/>
+    <w:basedOn w:val="885"/>
     <w:uiPriority w:val="99"/>
     <w:pPr>
       <w:pBdr/>
@@ -16536,9 +16841,9 @@
       </w:tcPr>
     </w:tblStylePr>
   </w:style>
-  <w:style w:type="table" w:styleId="59">
+  <w:style w:type="table" w:styleId="747">
     <w:name w:val="Grid Table 6 Colorful - Accent 5"/>
-    <w:basedOn w:val="665"/>
+    <w:basedOn w:val="885"/>
     <w:uiPriority w:val="99"/>
     <w:pPr>
       <w:pBdr/>
@@ -16766,9 +17071,9 @@
       </w:tcPr>
     </w:tblStylePr>
   </w:style>
-  <w:style w:type="table" w:styleId="60">
+  <w:style w:type="table" w:styleId="748">
     <w:name w:val="Grid Table 6 Colorful - Accent 6"/>
-    <w:basedOn w:val="665"/>
+    <w:basedOn w:val="885"/>
     <w:uiPriority w:val="99"/>
     <w:pPr>
       <w:pBdr/>
@@ -16996,9 +17301,9 @@
       </w:tcPr>
     </w:tblStylePr>
   </w:style>
-  <w:style w:type="table" w:styleId="61">
+  <w:style w:type="table" w:styleId="749">
     <w:name w:val="Grid Table 7 Colorful"/>
-    <w:basedOn w:val="665"/>
+    <w:basedOn w:val="885"/>
     <w:uiPriority w:val="99"/>
     <w:pPr>
       <w:pBdr/>
@@ -17100,11 +17405,11 @@
         <w:tblBorders/>
       </w:tblPr>
       <w:tcPr>
-        <w:shd w:color="ffffff"/>
+        <w:shd w:val="clear" w:color="ffffff"/>
         <w:tcBorders>
-          <w:top w:val="none"/>
-          <w:left w:val="none"/>
-          <w:bottom w:val="none"/>
+          <w:top w:val="none" w:color="000000" w:sz="4" w:space="0"/>
+          <w:left w:val="none" w:color="000000" w:sz="4" w:space="0"/>
+          <w:bottom w:val="none" w:color="000000" w:sz="4" w:space="0"/>
           <w:right w:val="single" w:color="000000" w:themeColor="text1" w:themeTint="80" w:sz="4" w:space="0"/>
         </w:tcBorders>
       </w:tcPr>
@@ -17127,10 +17432,10 @@
       <w:tcPr>
         <w:shd w:val="clear" w:color="ffffff" w:themeColor="light1" w:fill="ffffff" w:themeFill="light1"/>
         <w:tcBorders>
-          <w:top w:val="none"/>
-          <w:left w:val="none"/>
+          <w:top w:val="none" w:color="000000" w:sz="4" w:space="0"/>
+          <w:left w:val="none" w:color="000000" w:sz="4" w:space="0"/>
           <w:bottom w:val="single" w:color="000000" w:themeColor="text1" w:themeTint="80" w:sz="4" w:space="0"/>
-          <w:right w:val="none"/>
+          <w:right w:val="none" w:color="000000" w:sz="4" w:space="0"/>
         </w:tcBorders>
       </w:tcPr>
     </w:tblStylePr>
@@ -17150,12 +17455,12 @@
         <w:tblBorders/>
       </w:tblPr>
       <w:tcPr>
-        <w:shd w:color="ffffff"/>
+        <w:shd w:val="clear" w:color="ffffff"/>
         <w:tcBorders>
-          <w:top w:val="none"/>
+          <w:top w:val="none" w:color="000000" w:sz="4" w:space="0"/>
           <w:left w:val="single" w:color="000000" w:themeColor="text1" w:themeTint="80" w:sz="4" w:space="0"/>
-          <w:bottom w:val="none"/>
-          <w:right w:val="none"/>
+          <w:bottom w:val="none" w:color="000000" w:sz="4" w:space="0"/>
+          <w:right w:val="none" w:color="000000" w:sz="4" w:space="0"/>
         </w:tcBorders>
       </w:tcPr>
     </w:tblStylePr>
@@ -17178,9 +17483,9 @@
         <w:shd w:val="clear" w:color="ffffff" w:themeColor="light1" w:fill="ffffff" w:themeFill="light1"/>
         <w:tcBorders>
           <w:top w:val="single" w:color="000000" w:themeColor="text1" w:themeTint="80" w:sz="4" w:space="0"/>
-          <w:left w:val="none"/>
-          <w:bottom w:val="none"/>
-          <w:right w:val="none"/>
+          <w:left w:val="none" w:color="000000" w:sz="4" w:space="0"/>
+          <w:bottom w:val="none" w:color="000000" w:sz="4" w:space="0"/>
+          <w:right w:val="none" w:color="000000" w:sz="4" w:space="0"/>
         </w:tcBorders>
       </w:tcPr>
     </w:tblStylePr>
@@ -17250,9 +17555,9 @@
       </w:tcPr>
     </w:tblStylePr>
   </w:style>
-  <w:style w:type="table" w:styleId="62">
+  <w:style w:type="table" w:styleId="750">
     <w:name w:val="Grid Table 7 Colorful - Accent 1"/>
-    <w:basedOn w:val="665"/>
+    <w:basedOn w:val="885"/>
     <w:uiPriority w:val="99"/>
     <w:pPr>
       <w:pBdr/>
@@ -17354,11 +17659,11 @@
         <w:tblBorders/>
       </w:tblPr>
       <w:tcPr>
-        <w:shd w:color="ffffff"/>
+        <w:shd w:val="clear" w:color="ffffff"/>
         <w:tcBorders>
-          <w:top w:val="none"/>
-          <w:left w:val="none"/>
-          <w:bottom w:val="none"/>
+          <w:top w:val="none" w:color="000000" w:sz="4" w:space="0"/>
+          <w:left w:val="none" w:color="000000" w:sz="4" w:space="0"/>
+          <w:bottom w:val="none" w:color="000000" w:sz="4" w:space="0"/>
           <w:right w:val="single" w:color="000000" w:themeColor="accent1" w:themeTint="80" w:sz="4" w:space="0"/>
         </w:tcBorders>
       </w:tcPr>
@@ -17381,10 +17686,10 @@
       <w:tcPr>
         <w:shd w:val="clear" w:color="ffffff" w:themeColor="light1" w:fill="ffffff" w:themeFill="light1"/>
         <w:tcBorders>
-          <w:top w:val="none"/>
-          <w:left w:val="none"/>
+          <w:top w:val="none" w:color="000000" w:sz="4" w:space="0"/>
+          <w:left w:val="none" w:color="000000" w:sz="4" w:space="0"/>
           <w:bottom w:val="single" w:color="000000" w:themeColor="accent1" w:themeTint="80" w:sz="4" w:space="0"/>
-          <w:right w:val="none"/>
+          <w:right w:val="none" w:color="000000" w:sz="4" w:space="0"/>
         </w:tcBorders>
       </w:tcPr>
     </w:tblStylePr>
@@ -17404,12 +17709,12 @@
         <w:tblBorders/>
       </w:tblPr>
       <w:tcPr>
-        <w:shd w:color="ffffff"/>
+        <w:shd w:val="clear" w:color="ffffff"/>
         <w:tcBorders>
-          <w:top w:val="none"/>
+          <w:top w:val="none" w:color="000000" w:sz="4" w:space="0"/>
           <w:left w:val="single" w:color="000000" w:themeColor="accent1" w:themeTint="80" w:sz="4" w:space="0"/>
-          <w:bottom w:val="none"/>
-          <w:right w:val="none"/>
+          <w:bottom w:val="none" w:color="000000" w:sz="4" w:space="0"/>
+          <w:right w:val="none" w:color="000000" w:sz="4" w:space="0"/>
         </w:tcBorders>
       </w:tcPr>
     </w:tblStylePr>
@@ -17432,9 +17737,9 @@
         <w:shd w:val="clear" w:color="ffffff" w:themeColor="light1" w:fill="ffffff" w:themeFill="light1"/>
         <w:tcBorders>
           <w:top w:val="single" w:color="000000" w:themeColor="accent1" w:themeTint="80" w:sz="4" w:space="0"/>
-          <w:left w:val="none"/>
-          <w:bottom w:val="none"/>
-          <w:right w:val="none"/>
+          <w:left w:val="none" w:color="000000" w:sz="4" w:space="0"/>
+          <w:bottom w:val="none" w:color="000000" w:sz="4" w:space="0"/>
+          <w:right w:val="none" w:color="000000" w:sz="4" w:space="0"/>
         </w:tcBorders>
       </w:tcPr>
     </w:tblStylePr>
@@ -17504,9 +17809,9 @@
       </w:tcPr>
     </w:tblStylePr>
   </w:style>
-  <w:style w:type="table" w:styleId="63">
+  <w:style w:type="table" w:styleId="751">
     <w:name w:val="Grid Table 7 Colorful - Accent 2"/>
-    <w:basedOn w:val="665"/>
+    <w:basedOn w:val="885"/>
     <w:uiPriority w:val="99"/>
     <w:pPr>
       <w:pBdr/>
@@ -17608,11 +17913,11 @@
         <w:tblBorders/>
       </w:tblPr>
       <w:tcPr>
-        <w:shd w:color="ffffff"/>
+        <w:shd w:val="clear" w:color="ffffff"/>
         <w:tcBorders>
-          <w:top w:val="none"/>
-          <w:left w:val="none"/>
-          <w:bottom w:val="none"/>
+          <w:top w:val="none" w:color="000000" w:sz="4" w:space="0"/>
+          <w:left w:val="none" w:color="000000" w:sz="4" w:space="0"/>
+          <w:bottom w:val="none" w:color="000000" w:sz="4" w:space="0"/>
           <w:right w:val="single" w:color="000000" w:themeColor="accent2" w:themeTint="97" w:sz="4" w:space="0"/>
         </w:tcBorders>
       </w:tcPr>
@@ -17635,10 +17940,10 @@
       <w:tcPr>
         <w:shd w:val="clear" w:color="ffffff" w:themeColor="light1" w:fill="ffffff" w:themeFill="light1"/>
         <w:tcBorders>
-          <w:top w:val="none"/>
-          <w:left w:val="none"/>
+          <w:top w:val="none" w:color="000000" w:sz="4" w:space="0"/>
+          <w:left w:val="none" w:color="000000" w:sz="4" w:space="0"/>
           <w:bottom w:val="single" w:color="000000" w:themeColor="accent2" w:themeTint="97" w:sz="4" w:space="0"/>
-          <w:right w:val="none"/>
+          <w:right w:val="none" w:color="000000" w:sz="4" w:space="0"/>
         </w:tcBorders>
       </w:tcPr>
     </w:tblStylePr>
@@ -17658,12 +17963,12 @@
         <w:tblBorders/>
       </w:tblPr>
       <w:tcPr>
-        <w:shd w:color="ffffff"/>
+        <w:shd w:val="clear" w:color="ffffff"/>
         <w:tcBorders>
-          <w:top w:val="none"/>
+          <w:top w:val="none" w:color="000000" w:sz="4" w:space="0"/>
           <w:left w:val="single" w:color="000000" w:themeColor="accent2" w:themeTint="97" w:sz="4" w:space="0"/>
-          <w:bottom w:val="none"/>
-          <w:right w:val="none"/>
+          <w:bottom w:val="none" w:color="000000" w:sz="4" w:space="0"/>
+          <w:right w:val="none" w:color="000000" w:sz="4" w:space="0"/>
         </w:tcBorders>
       </w:tcPr>
     </w:tblStylePr>
@@ -17686,9 +17991,9 @@
         <w:shd w:val="clear" w:color="ffffff" w:themeColor="light1" w:fill="ffffff" w:themeFill="light1"/>
         <w:tcBorders>
           <w:top w:val="single" w:color="000000" w:themeColor="accent2" w:themeTint="97" w:sz="4" w:space="0"/>
-          <w:left w:val="none"/>
-          <w:bottom w:val="none"/>
-          <w:right w:val="none"/>
+          <w:left w:val="none" w:color="000000" w:sz="4" w:space="0"/>
+          <w:bottom w:val="none" w:color="000000" w:sz="4" w:space="0"/>
+          <w:right w:val="none" w:color="000000" w:sz="4" w:space="0"/>
         </w:tcBorders>
       </w:tcPr>
     </w:tblStylePr>
@@ -17758,9 +18063,9 @@
       </w:tcPr>
     </w:tblStylePr>
   </w:style>
-  <w:style w:type="table" w:styleId="64">
+  <w:style w:type="table" w:styleId="752">
     <w:name w:val="Grid Table 7 Colorful - Accent 3"/>
-    <w:basedOn w:val="665"/>
+    <w:basedOn w:val="885"/>
     <w:uiPriority w:val="99"/>
     <w:pPr>
       <w:pBdr/>
@@ -17862,11 +18167,11 @@
         <w:tblBorders/>
       </w:tblPr>
       <w:tcPr>
-        <w:shd w:color="ffffff"/>
+        <w:shd w:val="clear" w:color="ffffff"/>
         <w:tcBorders>
-          <w:top w:val="none"/>
-          <w:left w:val="none"/>
-          <w:bottom w:val="none"/>
+          <w:top w:val="none" w:color="000000" w:sz="4" w:space="0"/>
+          <w:left w:val="none" w:color="000000" w:sz="4" w:space="0"/>
+          <w:bottom w:val="none" w:color="000000" w:sz="4" w:space="0"/>
           <w:right w:val="single" w:color="000000" w:themeColor="accent3" w:themeTint="FE" w:sz="4" w:space="0"/>
         </w:tcBorders>
       </w:tcPr>
@@ -17889,10 +18194,10 @@
       <w:tcPr>
         <w:shd w:val="clear" w:color="ffffff" w:themeColor="light1" w:fill="ffffff" w:themeFill="light1"/>
         <w:tcBorders>
-          <w:top w:val="none"/>
-          <w:left w:val="none"/>
+          <w:top w:val="none" w:color="000000" w:sz="4" w:space="0"/>
+          <w:left w:val="none" w:color="000000" w:sz="4" w:space="0"/>
           <w:bottom w:val="single" w:color="000000" w:themeColor="accent3" w:themeTint="FE" w:sz="4" w:space="0"/>
-          <w:right w:val="none"/>
+          <w:right w:val="none" w:color="000000" w:sz="4" w:space="0"/>
         </w:tcBorders>
       </w:tcPr>
     </w:tblStylePr>
@@ -17912,12 +18217,12 @@
         <w:tblBorders/>
       </w:tblPr>
       <w:tcPr>
-        <w:shd w:color="ffffff"/>
+        <w:shd w:val="clear" w:color="ffffff"/>
         <w:tcBorders>
-          <w:top w:val="none"/>
+          <w:top w:val="none" w:color="000000" w:sz="4" w:space="0"/>
           <w:left w:val="single" w:color="000000" w:themeColor="accent3" w:themeTint="FE" w:sz="4" w:space="0"/>
-          <w:bottom w:val="none"/>
-          <w:right w:val="none"/>
+          <w:bottom w:val="none" w:color="000000" w:sz="4" w:space="0"/>
+          <w:right w:val="none" w:color="000000" w:sz="4" w:space="0"/>
         </w:tcBorders>
       </w:tcPr>
     </w:tblStylePr>
@@ -17940,9 +18245,9 @@
         <w:shd w:val="clear" w:color="ffffff" w:themeColor="light1" w:fill="ffffff" w:themeFill="light1"/>
         <w:tcBorders>
           <w:top w:val="single" w:color="000000" w:themeColor="accent3" w:themeTint="FE" w:sz="4" w:space="0"/>
-          <w:left w:val="none"/>
-          <w:bottom w:val="none"/>
-          <w:right w:val="none"/>
+          <w:left w:val="none" w:color="000000" w:sz="4" w:space="0"/>
+          <w:bottom w:val="none" w:color="000000" w:sz="4" w:space="0"/>
+          <w:right w:val="none" w:color="000000" w:sz="4" w:space="0"/>
         </w:tcBorders>
       </w:tcPr>
     </w:tblStylePr>
@@ -18012,9 +18317,9 @@
       </w:tcPr>
     </w:tblStylePr>
   </w:style>
-  <w:style w:type="table" w:styleId="65">
+  <w:style w:type="table" w:styleId="753">
     <w:name w:val="Grid Table 7 Colorful - Accent 4"/>
-    <w:basedOn w:val="665"/>
+    <w:basedOn w:val="885"/>
     <w:uiPriority w:val="99"/>
     <w:pPr>
       <w:pBdr/>
@@ -18116,11 +18421,11 @@
         <w:tblBorders/>
       </w:tblPr>
       <w:tcPr>
-        <w:shd w:color="ffffff"/>
+        <w:shd w:val="clear" w:color="ffffff"/>
         <w:tcBorders>
-          <w:top w:val="none"/>
-          <w:left w:val="none"/>
-          <w:bottom w:val="none"/>
+          <w:top w:val="none" w:color="000000" w:sz="4" w:space="0"/>
+          <w:left w:val="none" w:color="000000" w:sz="4" w:space="0"/>
+          <w:bottom w:val="none" w:color="000000" w:sz="4" w:space="0"/>
           <w:right w:val="single" w:color="000000" w:themeColor="accent4" w:themeTint="9A" w:sz="4" w:space="0"/>
         </w:tcBorders>
       </w:tcPr>
@@ -18143,10 +18448,10 @@
       <w:tcPr>
         <w:shd w:val="clear" w:color="ffffff" w:themeColor="light1" w:fill="ffffff" w:themeFill="light1"/>
         <w:tcBorders>
-          <w:top w:val="none"/>
-          <w:left w:val="none"/>
+          <w:top w:val="none" w:color="000000" w:sz="4" w:space="0"/>
+          <w:left w:val="none" w:color="000000" w:sz="4" w:space="0"/>
           <w:bottom w:val="single" w:color="000000" w:themeColor="accent4" w:themeTint="9A" w:sz="4" w:space="0"/>
-          <w:right w:val="none"/>
+          <w:right w:val="none" w:color="000000" w:sz="4" w:space="0"/>
         </w:tcBorders>
       </w:tcPr>
     </w:tblStylePr>
@@ -18166,12 +18471,12 @@
         <w:tblBorders/>
       </w:tblPr>
       <w:tcPr>
-        <w:shd w:color="ffffff"/>
+        <w:shd w:val="clear" w:color="ffffff"/>
         <w:tcBorders>
-          <w:top w:val="none"/>
+          <w:top w:val="none" w:color="000000" w:sz="4" w:space="0"/>
           <w:left w:val="single" w:color="000000" w:themeColor="accent4" w:themeTint="9A" w:sz="4" w:space="0"/>
-          <w:bottom w:val="none"/>
-          <w:right w:val="none"/>
+          <w:bottom w:val="none" w:color="000000" w:sz="4" w:space="0"/>
+          <w:right w:val="none" w:color="000000" w:sz="4" w:space="0"/>
         </w:tcBorders>
       </w:tcPr>
     </w:tblStylePr>
@@ -18194,9 +18499,9 @@
         <w:shd w:val="clear" w:color="ffffff" w:themeColor="light1" w:fill="ffffff" w:themeFill="light1"/>
         <w:tcBorders>
           <w:top w:val="single" w:color="000000" w:themeColor="accent4" w:themeTint="9A" w:sz="4" w:space="0"/>
-          <w:left w:val="none"/>
-          <w:bottom w:val="none"/>
-          <w:right w:val="none"/>
+          <w:left w:val="none" w:color="000000" w:sz="4" w:space="0"/>
+          <w:bottom w:val="none" w:color="000000" w:sz="4" w:space="0"/>
+          <w:right w:val="none" w:color="000000" w:sz="4" w:space="0"/>
         </w:tcBorders>
       </w:tcPr>
     </w:tblStylePr>
@@ -18266,9 +18571,9 @@
       </w:tcPr>
     </w:tblStylePr>
   </w:style>
-  <w:style w:type="table" w:styleId="66">
+  <w:style w:type="table" w:styleId="754">
     <w:name w:val="Grid Table 7 Colorful - Accent 5"/>
-    <w:basedOn w:val="665"/>
+    <w:basedOn w:val="885"/>
     <w:uiPriority w:val="99"/>
     <w:pPr>
       <w:pBdr/>
@@ -18370,11 +18675,11 @@
         <w:tblBorders/>
       </w:tblPr>
       <w:tcPr>
-        <w:shd w:color="ffffff"/>
+        <w:shd w:val="clear" w:color="ffffff"/>
         <w:tcBorders>
-          <w:top w:val="none"/>
-          <w:left w:val="none"/>
-          <w:bottom w:val="none"/>
+          <w:top w:val="none" w:color="000000" w:sz="4" w:space="0"/>
+          <w:left w:val="none" w:color="000000" w:sz="4" w:space="0"/>
+          <w:bottom w:val="none" w:color="000000" w:sz="4" w:space="0"/>
           <w:right w:val="single" w:color="000000" w:themeColor="accent5" w:themeTint="90" w:sz="4" w:space="0"/>
         </w:tcBorders>
       </w:tcPr>
@@ -18397,10 +18702,10 @@
       <w:tcPr>
         <w:shd w:val="clear" w:color="ffffff" w:themeColor="light1" w:fill="ffffff" w:themeFill="light1"/>
         <w:tcBorders>
-          <w:top w:val="none"/>
-          <w:left w:val="none"/>
+          <w:top w:val="none" w:color="000000" w:sz="4" w:space="0"/>
+          <w:left w:val="none" w:color="000000" w:sz="4" w:space="0"/>
           <w:bottom w:val="single" w:color="000000" w:themeColor="accent5" w:themeTint="90" w:sz="4" w:space="0"/>
-          <w:right w:val="none"/>
+          <w:right w:val="none" w:color="000000" w:sz="4" w:space="0"/>
         </w:tcBorders>
       </w:tcPr>
     </w:tblStylePr>
@@ -18420,12 +18725,12 @@
         <w:tblBorders/>
       </w:tblPr>
       <w:tcPr>
-        <w:shd w:color="ffffff"/>
+        <w:shd w:val="clear" w:color="ffffff"/>
         <w:tcBorders>
-          <w:top w:val="none"/>
+          <w:top w:val="none" w:color="000000" w:sz="4" w:space="0"/>
           <w:left w:val="single" w:color="000000" w:themeColor="accent5" w:themeTint="90" w:sz="4" w:space="0"/>
-          <w:bottom w:val="none"/>
-          <w:right w:val="none"/>
+          <w:bottom w:val="none" w:color="000000" w:sz="4" w:space="0"/>
+          <w:right w:val="none" w:color="000000" w:sz="4" w:space="0"/>
         </w:tcBorders>
       </w:tcPr>
     </w:tblStylePr>
@@ -18448,9 +18753,9 @@
         <w:shd w:val="clear" w:color="ffffff" w:themeColor="light1" w:fill="ffffff" w:themeFill="light1"/>
         <w:tcBorders>
           <w:top w:val="single" w:color="000000" w:themeColor="accent5" w:themeTint="90" w:sz="4" w:space="0"/>
-          <w:left w:val="none"/>
-          <w:bottom w:val="none"/>
-          <w:right w:val="none"/>
+          <w:left w:val="none" w:color="000000" w:sz="4" w:space="0"/>
+          <w:bottom w:val="none" w:color="000000" w:sz="4" w:space="0"/>
+          <w:right w:val="none" w:color="000000" w:sz="4" w:space="0"/>
         </w:tcBorders>
       </w:tcPr>
     </w:tblStylePr>
@@ -18520,9 +18825,9 @@
       </w:tcPr>
     </w:tblStylePr>
   </w:style>
-  <w:style w:type="table" w:styleId="67">
+  <w:style w:type="table" w:styleId="755">
     <w:name w:val="Grid Table 7 Colorful - Accent 6"/>
-    <w:basedOn w:val="665"/>
+    <w:basedOn w:val="885"/>
     <w:uiPriority w:val="99"/>
     <w:pPr>
       <w:pBdr/>
@@ -18624,11 +18929,11 @@
         <w:tblBorders/>
       </w:tblPr>
       <w:tcPr>
-        <w:shd w:color="ffffff"/>
+        <w:shd w:val="clear" w:color="ffffff"/>
         <w:tcBorders>
-          <w:top w:val="none"/>
-          <w:left w:val="none"/>
-          <w:bottom w:val="none"/>
+          <w:top w:val="none" w:color="000000" w:sz="4" w:space="0"/>
+          <w:left w:val="none" w:color="000000" w:sz="4" w:space="0"/>
+          <w:bottom w:val="none" w:color="000000" w:sz="4" w:space="0"/>
           <w:right w:val="single" w:color="000000" w:themeColor="accent6" w:themeTint="90" w:sz="4" w:space="0"/>
         </w:tcBorders>
       </w:tcPr>
@@ -18651,10 +18956,10 @@
       <w:tcPr>
         <w:shd w:val="clear" w:color="ffffff" w:themeColor="light1" w:fill="ffffff" w:themeFill="light1"/>
         <w:tcBorders>
-          <w:top w:val="none"/>
-          <w:left w:val="none"/>
+          <w:top w:val="none" w:color="000000" w:sz="4" w:space="0"/>
+          <w:left w:val="none" w:color="000000" w:sz="4" w:space="0"/>
           <w:bottom w:val="single" w:color="000000" w:themeColor="accent6" w:themeTint="90" w:sz="4" w:space="0"/>
-          <w:right w:val="none"/>
+          <w:right w:val="none" w:color="000000" w:sz="4" w:space="0"/>
         </w:tcBorders>
       </w:tcPr>
     </w:tblStylePr>
@@ -18674,12 +18979,12 @@
         <w:tblBorders/>
       </w:tblPr>
       <w:tcPr>
-        <w:shd w:color="ffffff"/>
+        <w:shd w:val="clear" w:color="ffffff"/>
         <w:tcBorders>
-          <w:top w:val="none"/>
+          <w:top w:val="none" w:color="000000" w:sz="4" w:space="0"/>
           <w:left w:val="single" w:color="000000" w:themeColor="accent6" w:themeTint="90" w:sz="4" w:space="0"/>
-          <w:bottom w:val="none"/>
-          <w:right w:val="none"/>
+          <w:bottom w:val="none" w:color="000000" w:sz="4" w:space="0"/>
+          <w:right w:val="none" w:color="000000" w:sz="4" w:space="0"/>
         </w:tcBorders>
       </w:tcPr>
     </w:tblStylePr>
@@ -18702,9 +19007,9 @@
         <w:shd w:val="clear" w:color="ffffff" w:themeColor="light1" w:fill="ffffff" w:themeFill="light1"/>
         <w:tcBorders>
           <w:top w:val="single" w:color="000000" w:themeColor="accent6" w:themeTint="90" w:sz="4" w:space="0"/>
-          <w:left w:val="none"/>
-          <w:bottom w:val="none"/>
-          <w:right w:val="none"/>
+          <w:left w:val="none" w:color="000000" w:sz="4" w:space="0"/>
+          <w:bottom w:val="none" w:color="000000" w:sz="4" w:space="0"/>
+          <w:right w:val="none" w:color="000000" w:sz="4" w:space="0"/>
         </w:tcBorders>
       </w:tcPr>
     </w:tblStylePr>
@@ -18774,9 +19079,9 @@
       </w:tcPr>
     </w:tblStylePr>
   </w:style>
-  <w:style w:type="table" w:styleId="68">
+  <w:style w:type="table" w:styleId="756">
     <w:name w:val="List Table 1 Light"/>
-    <w:basedOn w:val="665"/>
+    <w:basedOn w:val="885"/>
     <w:uiPriority w:val="99"/>
     <w:pPr>
       <w:pBdr/>
@@ -18990,9 +19295,9 @@
       </w:tcPr>
     </w:tblStylePr>
   </w:style>
-  <w:style w:type="table" w:styleId="69">
+  <w:style w:type="table" w:styleId="757">
     <w:name w:val="List Table 1 Light - Accent 1"/>
-    <w:basedOn w:val="665"/>
+    <w:basedOn w:val="885"/>
     <w:uiPriority w:val="99"/>
     <w:pPr>
       <w:pBdr/>
@@ -19206,9 +19511,9 @@
       </w:tcPr>
     </w:tblStylePr>
   </w:style>
-  <w:style w:type="table" w:styleId="70">
+  <w:style w:type="table" w:styleId="758">
     <w:name w:val="List Table 1 Light - Accent 2"/>
-    <w:basedOn w:val="665"/>
+    <w:basedOn w:val="885"/>
     <w:uiPriority w:val="99"/>
     <w:pPr>
       <w:pBdr/>
@@ -19422,9 +19727,9 @@
       </w:tcPr>
     </w:tblStylePr>
   </w:style>
-  <w:style w:type="table" w:styleId="71">
+  <w:style w:type="table" w:styleId="759">
     <w:name w:val="List Table 1 Light - Accent 3"/>
-    <w:basedOn w:val="665"/>
+    <w:basedOn w:val="885"/>
     <w:uiPriority w:val="99"/>
     <w:pPr>
       <w:pBdr/>
@@ -19638,9 +19943,9 @@
       </w:tcPr>
     </w:tblStylePr>
   </w:style>
-  <w:style w:type="table" w:styleId="72">
+  <w:style w:type="table" w:styleId="760">
     <w:name w:val="List Table 1 Light - Accent 4"/>
-    <w:basedOn w:val="665"/>
+    <w:basedOn w:val="885"/>
     <w:uiPriority w:val="99"/>
     <w:pPr>
       <w:pBdr/>
@@ -19854,9 +20159,9 @@
       </w:tcPr>
     </w:tblStylePr>
   </w:style>
-  <w:style w:type="table" w:styleId="73">
+  <w:style w:type="table" w:styleId="761">
     <w:name w:val="List Table 1 Light - Accent 5"/>
-    <w:basedOn w:val="665"/>
+    <w:basedOn w:val="885"/>
     <w:uiPriority w:val="99"/>
     <w:pPr>
       <w:pBdr/>
@@ -20070,9 +20375,9 @@
       </w:tcPr>
     </w:tblStylePr>
   </w:style>
-  <w:style w:type="table" w:styleId="74">
+  <w:style w:type="table" w:styleId="762">
     <w:name w:val="List Table 1 Light - Accent 6"/>
-    <w:basedOn w:val="665"/>
+    <w:basedOn w:val="885"/>
     <w:uiPriority w:val="99"/>
     <w:pPr>
       <w:pBdr/>
@@ -20286,9 +20591,9 @@
       </w:tcPr>
     </w:tblStylePr>
   </w:style>
-  <w:style w:type="table" w:styleId="75">
+  <w:style w:type="table" w:styleId="763">
     <w:name w:val="List Table 2"/>
-    <w:basedOn w:val="665"/>
+    <w:basedOn w:val="885"/>
     <w:uiPriority w:val="99"/>
     <w:pPr>
       <w:pBdr/>
@@ -20524,9 +20829,9 @@
       </w:tcPr>
     </w:tblStylePr>
   </w:style>
-  <w:style w:type="table" w:styleId="76">
+  <w:style w:type="table" w:styleId="764">
     <w:name w:val="List Table 2 - Accent 1"/>
-    <w:basedOn w:val="665"/>
+    <w:basedOn w:val="885"/>
     <w:uiPriority w:val="99"/>
     <w:pPr>
       <w:pBdr/>
@@ -20762,9 +21067,9 @@
       </w:tcPr>
     </w:tblStylePr>
   </w:style>
-  <w:style w:type="table" w:styleId="77">
+  <w:style w:type="table" w:styleId="765">
     <w:name w:val="List Table 2 - Accent 2"/>
-    <w:basedOn w:val="665"/>
+    <w:basedOn w:val="885"/>
     <w:uiPriority w:val="99"/>
     <w:pPr>
       <w:pBdr/>
@@ -21000,9 +21305,9 @@
       </w:tcPr>
     </w:tblStylePr>
   </w:style>
-  <w:style w:type="table" w:styleId="78">
+  <w:style w:type="table" w:styleId="766">
     <w:name w:val="List Table 2 - Accent 3"/>
-    <w:basedOn w:val="665"/>
+    <w:basedOn w:val="885"/>
     <w:uiPriority w:val="99"/>
     <w:pPr>
       <w:pBdr/>
@@ -21238,9 +21543,9 @@
       </w:tcPr>
     </w:tblStylePr>
   </w:style>
-  <w:style w:type="table" w:styleId="79">
+  <w:style w:type="table" w:styleId="767">
     <w:name w:val="List Table 2 - Accent 4"/>
-    <w:basedOn w:val="665"/>
+    <w:basedOn w:val="885"/>
     <w:uiPriority w:val="99"/>
     <w:pPr>
       <w:pBdr/>
@@ -21476,9 +21781,9 @@
       </w:tcPr>
     </w:tblStylePr>
   </w:style>
-  <w:style w:type="table" w:styleId="80">
+  <w:style w:type="table" w:styleId="768">
     <w:name w:val="List Table 2 - Accent 5"/>
-    <w:basedOn w:val="665"/>
+    <w:basedOn w:val="885"/>
     <w:uiPriority w:val="99"/>
     <w:pPr>
       <w:pBdr/>
@@ -21714,9 +22019,9 @@
       </w:tcPr>
     </w:tblStylePr>
   </w:style>
-  <w:style w:type="table" w:styleId="81">
+  <w:style w:type="table" w:styleId="769">
     <w:name w:val="List Table 2 - Accent 6"/>
-    <w:basedOn w:val="665"/>
+    <w:basedOn w:val="885"/>
     <w:uiPriority w:val="99"/>
     <w:pPr>
       <w:pBdr/>
@@ -21952,9 +22257,9 @@
       </w:tcPr>
     </w:tblStylePr>
   </w:style>
-  <w:style w:type="table" w:styleId="82">
+  <w:style w:type="table" w:styleId="770">
     <w:name w:val="List Table 3"/>
-    <w:basedOn w:val="665"/>
+    <w:basedOn w:val="885"/>
     <w:uiPriority w:val="99"/>
     <w:pPr>
       <w:pBdr/>
@@ -22180,9 +22485,9 @@
       </w:tcPr>
     </w:tblStylePr>
   </w:style>
-  <w:style w:type="table" w:styleId="83">
+  <w:style w:type="table" w:styleId="771">
     <w:name w:val="List Table 3 - Accent 1"/>
-    <w:basedOn w:val="665"/>
+    <w:basedOn w:val="885"/>
     <w:uiPriority w:val="99"/>
     <w:pPr>
       <w:pBdr/>
@@ -22408,9 +22713,9 @@
       </w:tcPr>
     </w:tblStylePr>
   </w:style>
-  <w:style w:type="table" w:styleId="84">
+  <w:style w:type="table" w:styleId="772">
     <w:name w:val="List Table 3 - Accent 2"/>
-    <w:basedOn w:val="665"/>
+    <w:basedOn w:val="885"/>
     <w:uiPriority w:val="99"/>
     <w:pPr>
       <w:pBdr/>
@@ -22636,9 +22941,9 @@
       </w:tcPr>
     </w:tblStylePr>
   </w:style>
-  <w:style w:type="table" w:styleId="85">
+  <w:style w:type="table" w:styleId="773">
     <w:name w:val="List Table 3 - Accent 3"/>
-    <w:basedOn w:val="665"/>
+    <w:basedOn w:val="885"/>
     <w:uiPriority w:val="99"/>
     <w:pPr>
       <w:pBdr/>
@@ -22864,9 +23169,9 @@
       </w:tcPr>
     </w:tblStylePr>
   </w:style>
-  <w:style w:type="table" w:styleId="86">
+  <w:style w:type="table" w:styleId="774">
     <w:name w:val="List Table 3 - Accent 4"/>
-    <w:basedOn w:val="665"/>
+    <w:basedOn w:val="885"/>
     <w:uiPriority w:val="99"/>
     <w:pPr>
       <w:pBdr/>
@@ -23092,9 +23397,9 @@
       </w:tcPr>
     </w:tblStylePr>
   </w:style>
-  <w:style w:type="table" w:styleId="87">
+  <w:style w:type="table" w:styleId="775">
     <w:name w:val="List Table 3 - Accent 5"/>
-    <w:basedOn w:val="665"/>
+    <w:basedOn w:val="885"/>
     <w:uiPriority w:val="99"/>
     <w:pPr>
       <w:pBdr/>
@@ -23320,9 +23625,9 @@
       </w:tcPr>
     </w:tblStylePr>
   </w:style>
-  <w:style w:type="table" w:styleId="88">
+  <w:style w:type="table" w:styleId="776">
     <w:name w:val="List Table 3 - Accent 6"/>
-    <w:basedOn w:val="665"/>
+    <w:basedOn w:val="885"/>
     <w:uiPriority w:val="99"/>
     <w:pPr>
       <w:pBdr/>
@@ -23548,9 +23853,9 @@
       </w:tcPr>
     </w:tblStylePr>
   </w:style>
-  <w:style w:type="table" w:styleId="89">
+  <w:style w:type="table" w:styleId="777">
     <w:name w:val="List Table 4"/>
-    <w:basedOn w:val="665"/>
+    <w:basedOn w:val="885"/>
     <w:uiPriority w:val="99"/>
     <w:pPr>
       <w:pBdr/>
@@ -23773,9 +24078,9 @@
       </w:tcPr>
     </w:tblStylePr>
   </w:style>
-  <w:style w:type="table" w:styleId="90">
+  <w:style w:type="table" w:styleId="778">
     <w:name w:val="List Table 4 - Accent 1"/>
-    <w:basedOn w:val="665"/>
+    <w:basedOn w:val="885"/>
     <w:uiPriority w:val="99"/>
     <w:pPr>
       <w:pBdr/>
@@ -23998,9 +24303,9 @@
       </w:tcPr>
     </w:tblStylePr>
   </w:style>
-  <w:style w:type="table" w:styleId="91">
+  <w:style w:type="table" w:styleId="779">
     <w:name w:val="List Table 4 - Accent 2"/>
-    <w:basedOn w:val="665"/>
+    <w:basedOn w:val="885"/>
     <w:uiPriority w:val="99"/>
     <w:pPr>
       <w:pBdr/>
@@ -24223,9 +24528,9 @@
       </w:tcPr>
     </w:tblStylePr>
   </w:style>
-  <w:style w:type="table" w:styleId="92">
+  <w:style w:type="table" w:styleId="780">
     <w:name w:val="List Table 4 - Accent 3"/>
-    <w:basedOn w:val="665"/>
+    <w:basedOn w:val="885"/>
     <w:uiPriority w:val="99"/>
     <w:pPr>
       <w:pBdr/>
@@ -24448,9 +24753,9 @@
       </w:tcPr>
     </w:tblStylePr>
   </w:style>
-  <w:style w:type="table" w:styleId="93">
+  <w:style w:type="table" w:styleId="781">
     <w:name w:val="List Table 4 - Accent 4"/>
-    <w:basedOn w:val="665"/>
+    <w:basedOn w:val="885"/>
     <w:uiPriority w:val="99"/>
     <w:pPr>
       <w:pBdr/>
@@ -24673,9 +24978,9 @@
       </w:tcPr>
     </w:tblStylePr>
   </w:style>
-  <w:style w:type="table" w:styleId="94">
+  <w:style w:type="table" w:styleId="782">
     <w:name w:val="List Table 4 - Accent 5"/>
-    <w:basedOn w:val="665"/>
+    <w:basedOn w:val="885"/>
     <w:uiPriority w:val="99"/>
     <w:pPr>
       <w:pBdr/>
@@ -24898,9 +25203,9 @@
       </w:tcPr>
     </w:tblStylePr>
   </w:style>
-  <w:style w:type="table" w:styleId="95">
+  <w:style w:type="table" w:styleId="783">
     <w:name w:val="List Table 4 - Accent 6"/>
-    <w:basedOn w:val="665"/>
+    <w:basedOn w:val="885"/>
     <w:uiPriority w:val="99"/>
     <w:pPr>
       <w:pBdr/>
@@ -25123,9 +25428,9 @@
       </w:tcPr>
     </w:tblStylePr>
   </w:style>
-  <w:style w:type="table" w:styleId="96">
+  <w:style w:type="table" w:styleId="784">
     <w:name w:val="List Table 5 Dark"/>
-    <w:basedOn w:val="665"/>
+    <w:basedOn w:val="885"/>
     <w:uiPriority w:val="99"/>
     <w:pPr>
       <w:pBdr/>
@@ -25365,9 +25670,9 @@
       </w:tcPr>
     </w:tblStylePr>
   </w:style>
-  <w:style w:type="table" w:styleId="97">
+  <w:style w:type="table" w:styleId="785">
     <w:name w:val="List Table 5 Dark - Accent 1"/>
-    <w:basedOn w:val="665"/>
+    <w:basedOn w:val="885"/>
     <w:uiPriority w:val="99"/>
     <w:pPr>
       <w:pBdr/>
@@ -25607,9 +25912,9 @@
       </w:tcPr>
     </w:tblStylePr>
   </w:style>
-  <w:style w:type="table" w:styleId="98">
+  <w:style w:type="table" w:styleId="786">
     <w:name w:val="List Table 5 Dark - Accent 2"/>
-    <w:basedOn w:val="665"/>
+    <w:basedOn w:val="885"/>
     <w:uiPriority w:val="99"/>
     <w:pPr>
       <w:pBdr/>
@@ -25849,9 +26154,9 @@
       </w:tcPr>
     </w:tblStylePr>
   </w:style>
-  <w:style w:type="table" w:styleId="99">
+  <w:style w:type="table" w:styleId="787">
     <w:name w:val="List Table 5 Dark - Accent 3"/>
-    <w:basedOn w:val="665"/>
+    <w:basedOn w:val="885"/>
     <w:uiPriority w:val="99"/>
     <w:pPr>
       <w:pBdr/>
@@ -26091,9 +26396,9 @@
       </w:tcPr>
     </w:tblStylePr>
   </w:style>
-  <w:style w:type="table" w:styleId="100">
+  <w:style w:type="table" w:styleId="788">
     <w:name w:val="List Table 5 Dark - Accent 4"/>
-    <w:basedOn w:val="665"/>
+    <w:basedOn w:val="885"/>
     <w:uiPriority w:val="99"/>
     <w:pPr>
       <w:pBdr/>
@@ -26333,9 +26638,9 @@
       </w:tcPr>
     </w:tblStylePr>
   </w:style>
-  <w:style w:type="table" w:styleId="101">
+  <w:style w:type="table" w:styleId="789">
     <w:name w:val="List Table 5 Dark - Accent 5"/>
-    <w:basedOn w:val="665"/>
+    <w:basedOn w:val="885"/>
     <w:uiPriority w:val="99"/>
     <w:pPr>
       <w:pBdr/>
@@ -26575,9 +26880,9 @@
       </w:tcPr>
     </w:tblStylePr>
   </w:style>
-  <w:style w:type="table" w:styleId="102">
+  <w:style w:type="table" w:styleId="790">
     <w:name w:val="List Table 5 Dark - Accent 6"/>
-    <w:basedOn w:val="665"/>
+    <w:basedOn w:val="885"/>
     <w:uiPriority w:val="99"/>
     <w:pPr>
       <w:pBdr/>
@@ -26817,9 +27122,9 @@
       </w:tcPr>
     </w:tblStylePr>
   </w:style>
-  <w:style w:type="table" w:styleId="103">
+  <w:style w:type="table" w:styleId="791">
     <w:name w:val="List Table 6 Colorful"/>
-    <w:basedOn w:val="665"/>
+    <w:basedOn w:val="885"/>
     <w:uiPriority w:val="99"/>
     <w:pPr>
       <w:pBdr/>
@@ -27040,9 +27345,9 @@
       </w:tcPr>
     </w:tblStylePr>
   </w:style>
-  <w:style w:type="table" w:styleId="104">
+  <w:style w:type="table" w:styleId="792">
     <w:name w:val="List Table 6 Colorful - Accent 1"/>
-    <w:basedOn w:val="665"/>
+    <w:basedOn w:val="885"/>
     <w:uiPriority w:val="99"/>
     <w:pPr>
       <w:pBdr/>
@@ -27263,9 +27568,9 @@
       </w:tcPr>
     </w:tblStylePr>
   </w:style>
-  <w:style w:type="table" w:styleId="105">
+  <w:style w:type="table" w:styleId="793">
     <w:name w:val="List Table 6 Colorful - Accent 2"/>
-    <w:basedOn w:val="665"/>
+    <w:basedOn w:val="885"/>
     <w:uiPriority w:val="99"/>
     <w:pPr>
       <w:pBdr/>
@@ -27486,9 +27791,9 @@
       </w:tcPr>
     </w:tblStylePr>
   </w:style>
-  <w:style w:type="table" w:styleId="106">
+  <w:style w:type="table" w:styleId="794">
     <w:name w:val="List Table 6 Colorful - Accent 3"/>
-    <w:basedOn w:val="665"/>
+    <w:basedOn w:val="885"/>
     <w:uiPriority w:val="99"/>
     <w:pPr>
       <w:pBdr/>
@@ -27709,9 +28014,9 @@
       </w:tcPr>
     </w:tblStylePr>
   </w:style>
-  <w:style w:type="table" w:styleId="107">
+  <w:style w:type="table" w:styleId="795">
     <w:name w:val="List Table 6 Colorful - Accent 4"/>
-    <w:basedOn w:val="665"/>
+    <w:basedOn w:val="885"/>
     <w:uiPriority w:val="99"/>
     <w:pPr>
       <w:pBdr/>
@@ -27932,9 +28237,9 @@
       </w:tcPr>
     </w:tblStylePr>
   </w:style>
-  <w:style w:type="table" w:styleId="108">
+  <w:style w:type="table" w:styleId="796">
     <w:name w:val="List Table 6 Colorful - Accent 5"/>
-    <w:basedOn w:val="665"/>
+    <w:basedOn w:val="885"/>
     <w:uiPriority w:val="99"/>
     <w:pPr>
       <w:pBdr/>
@@ -28155,9 +28460,9 @@
       </w:tcPr>
     </w:tblStylePr>
   </w:style>
-  <w:style w:type="table" w:styleId="109">
+  <w:style w:type="table" w:styleId="797">
     <w:name w:val="List Table 6 Colorful - Accent 6"/>
-    <w:basedOn w:val="665"/>
+    <w:basedOn w:val="885"/>
     <w:uiPriority w:val="99"/>
     <w:pPr>
       <w:pBdr/>
@@ -28378,9 +28683,9 @@
       </w:tcPr>
     </w:tblStylePr>
   </w:style>
-  <w:style w:type="table" w:styleId="110">
+  <w:style w:type="table" w:styleId="798">
     <w:name w:val="List Table 7 Colorful"/>
-    <w:basedOn w:val="665"/>
+    <w:basedOn w:val="885"/>
     <w:uiPriority w:val="99"/>
     <w:pPr>
       <w:pBdr/>
@@ -28479,11 +28784,11 @@
         <w:tblBorders/>
       </w:tblPr>
       <w:tcPr>
-        <w:shd w:color="ffffff"/>
+        <w:shd w:val="clear" w:color="ffffff"/>
         <w:tcBorders>
-          <w:top w:val="none"/>
-          <w:left w:val="none"/>
-          <w:bottom w:val="none"/>
+          <w:top w:val="none" w:color="000000" w:sz="4" w:space="0"/>
+          <w:left w:val="none" w:color="000000" w:sz="4" w:space="0"/>
+          <w:bottom w:val="none" w:color="000000" w:sz="4" w:space="0"/>
           <w:right w:val="single" w:color="000000" w:themeColor="text1" w:themeTint="80" w:sz="4" w:space="0"/>
         </w:tcBorders>
       </w:tcPr>
@@ -28506,10 +28811,10 @@
       <w:tcPr>
         <w:shd w:val="clear" w:color="ffffff" w:themeColor="light1" w:fill="ffffff" w:themeFill="light1"/>
         <w:tcBorders>
-          <w:top w:val="none"/>
-          <w:left w:val="none"/>
+          <w:top w:val="none" w:color="000000" w:sz="4" w:space="0"/>
+          <w:left w:val="none" w:color="000000" w:sz="4" w:space="0"/>
           <w:bottom w:val="single" w:color="000000" w:themeColor="text1" w:themeTint="80" w:sz="4" w:space="0"/>
-          <w:right w:val="none"/>
+          <w:right w:val="none" w:color="000000" w:sz="4" w:space="0"/>
         </w:tcBorders>
       </w:tcPr>
     </w:tblStylePr>
@@ -28529,12 +28834,12 @@
         <w:tblBorders/>
       </w:tblPr>
       <w:tcPr>
-        <w:shd w:color="ffffff"/>
+        <w:shd w:val="clear" w:color="ffffff"/>
         <w:tcBorders>
-          <w:top w:val="none"/>
+          <w:top w:val="none" w:color="000000" w:sz="4" w:space="0"/>
           <w:left w:val="single" w:color="000000" w:themeColor="text1" w:themeTint="80" w:sz="4" w:space="0"/>
-          <w:bottom w:val="none"/>
-          <w:right w:val="none"/>
+          <w:bottom w:val="none" w:color="000000" w:sz="4" w:space="0"/>
+          <w:right w:val="none" w:color="000000" w:sz="4" w:space="0"/>
         </w:tcBorders>
       </w:tcPr>
     </w:tblStylePr>
@@ -28557,9 +28862,9 @@
         <w:shd w:val="clear" w:color="ffffff" w:themeColor="light1" w:fill="ffffff" w:themeFill="light1"/>
         <w:tcBorders>
           <w:top w:val="single" w:color="000000" w:themeColor="text1" w:themeTint="80" w:sz="4" w:space="0"/>
-          <w:left w:val="none"/>
-          <w:bottom w:val="none"/>
-          <w:right w:val="none"/>
+          <w:left w:val="none" w:color="000000" w:sz="4" w:space="0"/>
+          <w:bottom w:val="none" w:color="000000" w:sz="4" w:space="0"/>
+          <w:right w:val="none" w:color="000000" w:sz="4" w:space="0"/>
         </w:tcBorders>
       </w:tcPr>
     </w:tblStylePr>
@@ -28634,9 +28939,9 @@
       </w:tcPr>
     </w:tblStylePr>
   </w:style>
-  <w:style w:type="table" w:styleId="111">
+  <w:style w:type="table" w:styleId="799">
     <w:name w:val="List Table 7 Colorful - Accent 1"/>
-    <w:basedOn w:val="665"/>
+    <w:basedOn w:val="885"/>
     <w:uiPriority w:val="99"/>
     <w:pPr>
       <w:pBdr/>
@@ -28735,11 +29040,11 @@
         <w:tblBorders/>
       </w:tblPr>
       <w:tcPr>
-        <w:shd w:color="ffffff"/>
+        <w:shd w:val="clear" w:color="ffffff"/>
         <w:tcBorders>
-          <w:top w:val="none"/>
-          <w:left w:val="none"/>
-          <w:bottom w:val="none"/>
+          <w:top w:val="none" w:color="000000" w:sz="4" w:space="0"/>
+          <w:left w:val="none" w:color="000000" w:sz="4" w:space="0"/>
+          <w:bottom w:val="none" w:color="000000" w:sz="4" w:space="0"/>
           <w:right w:val="single" w:color="000000" w:themeColor="accent1" w:sz="4" w:space="0"/>
         </w:tcBorders>
       </w:tcPr>
@@ -28762,10 +29067,10 @@
       <w:tcPr>
         <w:shd w:val="clear" w:color="ffffff" w:themeColor="light1" w:fill="ffffff" w:themeFill="light1"/>
         <w:tcBorders>
-          <w:top w:val="none"/>
-          <w:left w:val="none"/>
+          <w:top w:val="none" w:color="000000" w:sz="4" w:space="0"/>
+          <w:left w:val="none" w:color="000000" w:sz="4" w:space="0"/>
           <w:bottom w:val="single" w:color="000000" w:themeColor="accent1" w:sz="4" w:space="0"/>
-          <w:right w:val="none"/>
+          <w:right w:val="none" w:color="000000" w:sz="4" w:space="0"/>
         </w:tcBorders>
       </w:tcPr>
     </w:tblStylePr>
@@ -28785,12 +29090,12 @@
         <w:tblBorders/>
       </w:tblPr>
       <w:tcPr>
-        <w:shd w:color="ffffff"/>
+        <w:shd w:val="clear" w:color="ffffff"/>
         <w:tcBorders>
-          <w:top w:val="none"/>
+          <w:top w:val="none" w:color="000000" w:sz="4" w:space="0"/>
           <w:left w:val="single" w:color="000000" w:themeColor="accent1" w:sz="4" w:space="0"/>
-          <w:bottom w:val="none"/>
-          <w:right w:val="none"/>
+          <w:bottom w:val="none" w:color="000000" w:sz="4" w:space="0"/>
+          <w:right w:val="none" w:color="000000" w:sz="4" w:space="0"/>
         </w:tcBorders>
       </w:tcPr>
     </w:tblStylePr>
@@ -28813,9 +29118,9 @@
         <w:shd w:val="clear" w:color="ffffff" w:themeColor="light1" w:fill="ffffff" w:themeFill="light1"/>
         <w:tcBorders>
           <w:top w:val="single" w:color="000000" w:themeColor="accent1" w:sz="4" w:space="0"/>
-          <w:left w:val="none"/>
-          <w:bottom w:val="none"/>
-          <w:right w:val="none"/>
+          <w:left w:val="none" w:color="000000" w:sz="4" w:space="0"/>
+          <w:bottom w:val="none" w:color="000000" w:sz="4" w:space="0"/>
+          <w:right w:val="none" w:color="000000" w:sz="4" w:space="0"/>
         </w:tcBorders>
       </w:tcPr>
     </w:tblStylePr>
@@ -28890,9 +29195,9 @@
       </w:tcPr>
     </w:tblStylePr>
   </w:style>
-  <w:style w:type="table" w:styleId="112">
+  <w:style w:type="table" w:styleId="800">
     <w:name w:val="List Table 7 Colorful - Accent 2"/>
-    <w:basedOn w:val="665"/>
+    <w:basedOn w:val="885"/>
     <w:uiPriority w:val="99"/>
     <w:pPr>
       <w:pBdr/>
@@ -28991,11 +29296,11 @@
         <w:tblBorders/>
       </w:tblPr>
       <w:tcPr>
-        <w:shd w:color="ffffff"/>
+        <w:shd w:val="clear" w:color="ffffff"/>
         <w:tcBorders>
-          <w:top w:val="none"/>
-          <w:left w:val="none"/>
-          <w:bottom w:val="none"/>
+          <w:top w:val="none" w:color="000000" w:sz="4" w:space="0"/>
+          <w:left w:val="none" w:color="000000" w:sz="4" w:space="0"/>
+          <w:bottom w:val="none" w:color="000000" w:sz="4" w:space="0"/>
           <w:right w:val="single" w:color="000000" w:themeColor="accent2" w:themeTint="97" w:sz="4" w:space="0"/>
         </w:tcBorders>
       </w:tcPr>
@@ -29018,10 +29323,10 @@
       <w:tcPr>
         <w:shd w:val="clear" w:color="ffffff" w:themeColor="light1" w:fill="ffffff" w:themeFill="light1"/>
         <w:tcBorders>
-          <w:top w:val="none"/>
-          <w:left w:val="none"/>
+          <w:top w:val="none" w:color="000000" w:sz="4" w:space="0"/>
+          <w:left w:val="none" w:color="000000" w:sz="4" w:space="0"/>
           <w:bottom w:val="single" w:color="000000" w:themeColor="accent2" w:themeTint="97" w:sz="4" w:space="0"/>
-          <w:right w:val="none"/>
+          <w:right w:val="none" w:color="000000" w:sz="4" w:space="0"/>
         </w:tcBorders>
       </w:tcPr>
     </w:tblStylePr>
@@ -29041,12 +29346,12 @@
         <w:tblBorders/>
       </w:tblPr>
       <w:tcPr>
-        <w:shd w:color="ffffff"/>
+        <w:shd w:val="clear" w:color="ffffff"/>
         <w:tcBorders>
-          <w:top w:val="none"/>
+          <w:top w:val="none" w:color="000000" w:sz="4" w:space="0"/>
           <w:left w:val="single" w:color="000000" w:themeColor="accent2" w:themeTint="97" w:sz="4" w:space="0"/>
-          <w:bottom w:val="none"/>
-          <w:right w:val="none"/>
+          <w:bottom w:val="none" w:color="000000" w:sz="4" w:space="0"/>
+          <w:right w:val="none" w:color="000000" w:sz="4" w:space="0"/>
         </w:tcBorders>
       </w:tcPr>
     </w:tblStylePr>
@@ -29069,9 +29374,9 @@
         <w:shd w:val="clear" w:color="ffffff" w:themeColor="light1" w:fill="ffffff" w:themeFill="light1"/>
         <w:tcBorders>
           <w:top w:val="single" w:color="000000" w:themeColor="accent2" w:themeTint="97" w:sz="4" w:space="0"/>
-          <w:left w:val="none"/>
-          <w:bottom w:val="none"/>
-          <w:right w:val="none"/>
+          <w:left w:val="none" w:color="000000" w:sz="4" w:space="0"/>
+          <w:bottom w:val="none" w:color="000000" w:sz="4" w:space="0"/>
+          <w:right w:val="none" w:color="000000" w:sz="4" w:space="0"/>
         </w:tcBorders>
       </w:tcPr>
     </w:tblStylePr>
@@ -29146,9 +29451,9 @@
       </w:tcPr>
     </w:tblStylePr>
   </w:style>
-  <w:style w:type="table" w:styleId="113">
+  <w:style w:type="table" w:styleId="801">
     <w:name w:val="List Table 7 Colorful - Accent 3"/>
-    <w:basedOn w:val="665"/>
+    <w:basedOn w:val="885"/>
     <w:uiPriority w:val="99"/>
     <w:pPr>
       <w:pBdr/>
@@ -29247,11 +29552,11 @@
         <w:tblBorders/>
       </w:tblPr>
       <w:tcPr>
-        <w:shd w:color="ffffff"/>
+        <w:shd w:val="clear" w:color="ffffff"/>
         <w:tcBorders>
-          <w:top w:val="none"/>
-          <w:left w:val="none"/>
-          <w:bottom w:val="none"/>
+          <w:top w:val="none" w:color="000000" w:sz="4" w:space="0"/>
+          <w:left w:val="none" w:color="000000" w:sz="4" w:space="0"/>
+          <w:bottom w:val="none" w:color="000000" w:sz="4" w:space="0"/>
           <w:right w:val="single" w:color="000000" w:themeColor="accent3" w:themeTint="98" w:sz="4" w:space="0"/>
         </w:tcBorders>
       </w:tcPr>
@@ -29274,10 +29579,10 @@
       <w:tcPr>
         <w:shd w:val="clear" w:color="ffffff" w:themeColor="light1" w:fill="ffffff" w:themeFill="light1"/>
         <w:tcBorders>
-          <w:top w:val="none"/>
-          <w:left w:val="none"/>
+          <w:top w:val="none" w:color="000000" w:sz="4" w:space="0"/>
+          <w:left w:val="none" w:color="000000" w:sz="4" w:space="0"/>
           <w:bottom w:val="single" w:color="000000" w:themeColor="accent3" w:themeTint="98" w:sz="4" w:space="0"/>
-          <w:right w:val="none"/>
+          <w:right w:val="none" w:color="000000" w:sz="4" w:space="0"/>
         </w:tcBorders>
       </w:tcPr>
     </w:tblStylePr>
@@ -29297,12 +29602,12 @@
         <w:tblBorders/>
       </w:tblPr>
       <w:tcPr>
-        <w:shd w:color="ffffff"/>
+        <w:shd w:val="clear" w:color="ffffff"/>
         <w:tcBorders>
-          <w:top w:val="none"/>
+          <w:top w:val="none" w:color="000000" w:sz="4" w:space="0"/>
           <w:left w:val="single" w:color="000000" w:themeColor="accent3" w:themeTint="98" w:sz="4" w:space="0"/>
-          <w:bottom w:val="none"/>
-          <w:right w:val="none"/>
+          <w:bottom w:val="none" w:color="000000" w:sz="4" w:space="0"/>
+          <w:right w:val="none" w:color="000000" w:sz="4" w:space="0"/>
         </w:tcBorders>
       </w:tcPr>
     </w:tblStylePr>
@@ -29325,9 +29630,9 @@
         <w:shd w:val="clear" w:color="ffffff" w:themeColor="light1" w:fill="ffffff" w:themeFill="light1"/>
         <w:tcBorders>
           <w:top w:val="single" w:color="000000" w:themeColor="accent3" w:themeTint="98" w:sz="4" w:space="0"/>
-          <w:left w:val="none"/>
-          <w:bottom w:val="none"/>
-          <w:right w:val="none"/>
+          <w:left w:val="none" w:color="000000" w:sz="4" w:space="0"/>
+          <w:bottom w:val="none" w:color="000000" w:sz="4" w:space="0"/>
+          <w:right w:val="none" w:color="000000" w:sz="4" w:space="0"/>
         </w:tcBorders>
       </w:tcPr>
     </w:tblStylePr>
@@ -29402,9 +29707,9 @@
       </w:tcPr>
     </w:tblStylePr>
   </w:style>
-  <w:style w:type="table" w:styleId="114">
+  <w:style w:type="table" w:styleId="802">
     <w:name w:val="List Table 7 Colorful - Accent 4"/>
-    <w:basedOn w:val="665"/>
+    <w:basedOn w:val="885"/>
     <w:uiPriority w:val="99"/>
     <w:pPr>
       <w:pBdr/>
@@ -29503,11 +29808,11 @@
         <w:tblBorders/>
       </w:tblPr>
       <w:tcPr>
-        <w:shd w:color="ffffff"/>
+        <w:shd w:val="clear" w:color="ffffff"/>
         <w:tcBorders>
-          <w:top w:val="none"/>
-          <w:left w:val="none"/>
-          <w:bottom w:val="none"/>
+          <w:top w:val="none" w:color="000000" w:sz="4" w:space="0"/>
+          <w:left w:val="none" w:color="000000" w:sz="4" w:space="0"/>
+          <w:bottom w:val="none" w:color="000000" w:sz="4" w:space="0"/>
           <w:right w:val="single" w:color="000000" w:themeColor="accent4" w:themeTint="9A" w:sz="4" w:space="0"/>
         </w:tcBorders>
       </w:tcPr>
@@ -29530,10 +29835,10 @@
       <w:tcPr>
         <w:shd w:val="clear" w:color="ffffff" w:themeColor="light1" w:fill="ffffff" w:themeFill="light1"/>
         <w:tcBorders>
-          <w:top w:val="none"/>
-          <w:left w:val="none"/>
+          <w:top w:val="none" w:color="000000" w:sz="4" w:space="0"/>
+          <w:left w:val="none" w:color="000000" w:sz="4" w:space="0"/>
           <w:bottom w:val="single" w:color="000000" w:themeColor="accent4" w:themeTint="9A" w:sz="4" w:space="0"/>
-          <w:right w:val="none"/>
+          <w:right w:val="none" w:color="000000" w:sz="4" w:space="0"/>
         </w:tcBorders>
       </w:tcPr>
     </w:tblStylePr>
@@ -29553,12 +29858,12 @@
         <w:tblBorders/>
       </w:tblPr>
       <w:tcPr>
-        <w:shd w:color="ffffff"/>
+        <w:shd w:val="clear" w:color="ffffff"/>
         <w:tcBorders>
-          <w:top w:val="none"/>
+          <w:top w:val="none" w:color="000000" w:sz="4" w:space="0"/>
           <w:left w:val="single" w:color="000000" w:themeColor="accent4" w:themeTint="9A" w:sz="4" w:space="0"/>
-          <w:bottom w:val="none"/>
-          <w:right w:val="none"/>
+          <w:bottom w:val="none" w:color="000000" w:sz="4" w:space="0"/>
+          <w:right w:val="none" w:color="000000" w:sz="4" w:space="0"/>
         </w:tcBorders>
       </w:tcPr>
     </w:tblStylePr>
@@ -29581,9 +29886,9 @@
         <w:shd w:val="clear" w:color="ffffff" w:themeColor="light1" w:fill="ffffff" w:themeFill="light1"/>
         <w:tcBorders>
           <w:top w:val="single" w:color="000000" w:themeColor="accent4" w:themeTint="9A" w:sz="4" w:space="0"/>
-          <w:left w:val="none"/>
-          <w:bottom w:val="none"/>
-          <w:right w:val="none"/>
+          <w:left w:val="none" w:color="000000" w:sz="4" w:space="0"/>
+          <w:bottom w:val="none" w:color="000000" w:sz="4" w:space="0"/>
+          <w:right w:val="none" w:color="000000" w:sz="4" w:space="0"/>
         </w:tcBorders>
       </w:tcPr>
     </w:tblStylePr>
@@ -29658,9 +29963,9 @@
       </w:tcPr>
     </w:tblStylePr>
   </w:style>
-  <w:style w:type="table" w:styleId="115">
+  <w:style w:type="table" w:styleId="803">
     <w:name w:val="List Table 7 Colorful - Accent 5"/>
-    <w:basedOn w:val="665"/>
+    <w:basedOn w:val="885"/>
     <w:uiPriority w:val="99"/>
     <w:pPr>
       <w:pBdr/>
@@ -29759,11 +30064,11 @@
         <w:tblBorders/>
       </w:tblPr>
       <w:tcPr>
-        <w:shd w:color="ffffff"/>
+        <w:shd w:val="clear" w:color="ffffff"/>
         <w:tcBorders>
-          <w:top w:val="none"/>
-          <w:left w:val="none"/>
-          <w:bottom w:val="none"/>
+          <w:top w:val="none" w:color="000000" w:sz="4" w:space="0"/>
+          <w:left w:val="none" w:color="000000" w:sz="4" w:space="0"/>
+          <w:bottom w:val="none" w:color="000000" w:sz="4" w:space="0"/>
           <w:right w:val="single" w:color="000000" w:themeColor="accent5" w:themeTint="9A" w:sz="4" w:space="0"/>
         </w:tcBorders>
       </w:tcPr>
@@ -29786,10 +30091,10 @@
       <w:tcPr>
         <w:shd w:val="clear" w:color="ffffff" w:themeColor="light1" w:fill="ffffff" w:themeFill="light1"/>
         <w:tcBorders>
-          <w:top w:val="none"/>
-          <w:left w:val="none"/>
+          <w:top w:val="none" w:color="000000" w:sz="4" w:space="0"/>
+          <w:left w:val="none" w:color="000000" w:sz="4" w:space="0"/>
           <w:bottom w:val="single" w:color="000000" w:themeColor="accent5" w:themeTint="9A" w:sz="4" w:space="0"/>
-          <w:right w:val="none"/>
+          <w:right w:val="none" w:color="000000" w:sz="4" w:space="0"/>
         </w:tcBorders>
       </w:tcPr>
     </w:tblStylePr>
@@ -29809,12 +30114,12 @@
         <w:tblBorders/>
       </w:tblPr>
       <w:tcPr>
-        <w:shd w:color="ffffff"/>
+        <w:shd w:val="clear" w:color="ffffff"/>
         <w:tcBorders>
-          <w:top w:val="none"/>
+          <w:top w:val="none" w:color="000000" w:sz="4" w:space="0"/>
           <w:left w:val="single" w:color="000000" w:themeColor="accent5" w:themeTint="9A" w:sz="4" w:space="0"/>
-          <w:bottom w:val="none"/>
-          <w:right w:val="none"/>
+          <w:bottom w:val="none" w:color="000000" w:sz="4" w:space="0"/>
+          <w:right w:val="none" w:color="000000" w:sz="4" w:space="0"/>
         </w:tcBorders>
       </w:tcPr>
     </w:tblStylePr>
@@ -29837,9 +30142,9 @@
         <w:shd w:val="clear" w:color="ffffff" w:themeColor="light1" w:fill="ffffff" w:themeFill="light1"/>
         <w:tcBorders>
           <w:top w:val="single" w:color="000000" w:themeColor="accent5" w:themeTint="9A" w:sz="4" w:space="0"/>
-          <w:left w:val="none"/>
-          <w:bottom w:val="none"/>
-          <w:right w:val="none"/>
+          <w:left w:val="none" w:color="000000" w:sz="4" w:space="0"/>
+          <w:bottom w:val="none" w:color="000000" w:sz="4" w:space="0"/>
+          <w:right w:val="none" w:color="000000" w:sz="4" w:space="0"/>
         </w:tcBorders>
       </w:tcPr>
     </w:tblStylePr>
@@ -29914,9 +30219,9 @@
       </w:tcPr>
     </w:tblStylePr>
   </w:style>
-  <w:style w:type="table" w:styleId="116">
+  <w:style w:type="table" w:styleId="804">
     <w:name w:val="List Table 7 Colorful - Accent 6"/>
-    <w:basedOn w:val="665"/>
+    <w:basedOn w:val="885"/>
     <w:uiPriority w:val="99"/>
     <w:pPr>
       <w:pBdr/>
@@ -30015,11 +30320,11 @@
         <w:tblBorders/>
       </w:tblPr>
       <w:tcPr>
-        <w:shd w:color="ffffff"/>
+        <w:shd w:val="clear" w:color="ffffff"/>
         <w:tcBorders>
-          <w:top w:val="none"/>
-          <w:left w:val="none"/>
-          <w:bottom w:val="none"/>
+          <w:top w:val="none" w:color="000000" w:sz="4" w:space="0"/>
+          <w:left w:val="none" w:color="000000" w:sz="4" w:space="0"/>
+          <w:bottom w:val="none" w:color="000000" w:sz="4" w:space="0"/>
           <w:right w:val="single" w:color="000000" w:themeColor="accent6" w:themeTint="98" w:sz="4" w:space="0"/>
         </w:tcBorders>
       </w:tcPr>
@@ -30042,10 +30347,10 @@
       <w:tcPr>
         <w:shd w:val="clear" w:color="ffffff" w:themeColor="light1" w:fill="ffffff" w:themeFill="light1"/>
         <w:tcBorders>
-          <w:top w:val="none"/>
-          <w:left w:val="none"/>
+          <w:top w:val="none" w:color="000000" w:sz="4" w:space="0"/>
+          <w:left w:val="none" w:color="000000" w:sz="4" w:space="0"/>
           <w:bottom w:val="single" w:color="000000" w:themeColor="accent6" w:themeTint="98" w:sz="4" w:space="0"/>
-          <w:right w:val="none"/>
+          <w:right w:val="none" w:color="000000" w:sz="4" w:space="0"/>
         </w:tcBorders>
       </w:tcPr>
     </w:tblStylePr>
@@ -30065,12 +30370,12 @@
         <w:tblBorders/>
       </w:tblPr>
       <w:tcPr>
-        <w:shd w:color="ffffff"/>
+        <w:shd w:val="clear" w:color="ffffff"/>
         <w:tcBorders>
-          <w:top w:val="none"/>
+          <w:top w:val="none" w:color="000000" w:sz="4" w:space="0"/>
           <w:left w:val="single" w:color="000000" w:themeColor="accent6" w:themeTint="98" w:sz="4" w:space="0"/>
-          <w:bottom w:val="none"/>
-          <w:right w:val="none"/>
+          <w:bottom w:val="none" w:color="000000" w:sz="4" w:space="0"/>
+          <w:right w:val="none" w:color="000000" w:sz="4" w:space="0"/>
         </w:tcBorders>
       </w:tcPr>
     </w:tblStylePr>
@@ -30093,9 +30398,9 @@
         <w:shd w:val="clear" w:color="ffffff" w:themeColor="light1" w:fill="ffffff" w:themeFill="light1"/>
         <w:tcBorders>
           <w:top w:val="single" w:color="000000" w:themeColor="accent6" w:themeTint="98" w:sz="4" w:space="0"/>
-          <w:left w:val="none"/>
-          <w:bottom w:val="none"/>
-          <w:right w:val="none"/>
+          <w:left w:val="none" w:color="000000" w:sz="4" w:space="0"/>
+          <w:bottom w:val="none" w:color="000000" w:sz="4" w:space="0"/>
+          <w:right w:val="none" w:color="000000" w:sz="4" w:space="0"/>
         </w:tcBorders>
       </w:tcPr>
     </w:tblStylePr>
@@ -30170,9 +30475,9 @@
       </w:tcPr>
     </w:tblStylePr>
   </w:style>
-  <w:style w:type="table" w:styleId="117">
+  <w:style w:type="table" w:styleId="805">
     <w:name w:val="Lined - Accent"/>
-    <w:basedOn w:val="665"/>
+    <w:basedOn w:val="885"/>
     <w:uiPriority w:val="99"/>
     <w:pPr>
       <w:pBdr/>
@@ -30407,9 +30712,9 @@
       </w:tcPr>
     </w:tblStylePr>
   </w:style>
-  <w:style w:type="table" w:styleId="118">
+  <w:style w:type="table" w:styleId="806">
     <w:name w:val="Lined - Accent 1"/>
-    <w:basedOn w:val="665"/>
+    <w:basedOn w:val="885"/>
     <w:uiPriority w:val="99"/>
     <w:pPr>
       <w:pBdr/>
@@ -30644,9 +30949,9 @@
       </w:tcPr>
     </w:tblStylePr>
   </w:style>
-  <w:style w:type="table" w:styleId="119">
+  <w:style w:type="table" w:styleId="807">
     <w:name w:val="Lined - Accent 2"/>
-    <w:basedOn w:val="665"/>
+    <w:basedOn w:val="885"/>
     <w:uiPriority w:val="99"/>
     <w:pPr>
       <w:pBdr/>
@@ -30881,9 +31186,9 @@
       </w:tcPr>
     </w:tblStylePr>
   </w:style>
-  <w:style w:type="table" w:styleId="120">
+  <w:style w:type="table" w:styleId="808">
     <w:name w:val="Lined - Accent 3"/>
-    <w:basedOn w:val="665"/>
+    <w:basedOn w:val="885"/>
     <w:uiPriority w:val="99"/>
     <w:pPr>
       <w:pBdr/>
@@ -31118,9 +31423,9 @@
       </w:tcPr>
     </w:tblStylePr>
   </w:style>
-  <w:style w:type="table" w:styleId="121">
+  <w:style w:type="table" w:styleId="809">
     <w:name w:val="Lined - Accent 4"/>
-    <w:basedOn w:val="665"/>
+    <w:basedOn w:val="885"/>
     <w:uiPriority w:val="99"/>
     <w:pPr>
       <w:pBdr/>
@@ -31355,9 +31660,9 @@
       </w:tcPr>
     </w:tblStylePr>
   </w:style>
-  <w:style w:type="table" w:styleId="122">
+  <w:style w:type="table" w:styleId="810">
     <w:name w:val="Lined - Accent 5"/>
-    <w:basedOn w:val="665"/>
+    <w:basedOn w:val="885"/>
     <w:uiPriority w:val="99"/>
     <w:pPr>
       <w:pBdr/>
@@ -31592,9 +31897,9 @@
       </w:tcPr>
     </w:tblStylePr>
   </w:style>
-  <w:style w:type="table" w:styleId="123">
+  <w:style w:type="table" w:styleId="811">
     <w:name w:val="Lined - Accent 6"/>
-    <w:basedOn w:val="665"/>
+    <w:basedOn w:val="885"/>
     <w:uiPriority w:val="99"/>
     <w:pPr>
       <w:pBdr/>
@@ -31829,9 +32134,9 @@
       </w:tcPr>
     </w:tblStylePr>
   </w:style>
-  <w:style w:type="table" w:styleId="124">
+  <w:style w:type="table" w:styleId="812">
     <w:name w:val="Bordered &amp; Lined - Accent"/>
-    <w:basedOn w:val="665"/>
+    <w:basedOn w:val="885"/>
     <w:uiPriority w:val="99"/>
     <w:pPr>
       <w:pBdr/>
@@ -32073,9 +32378,9 @@
       </w:tcPr>
     </w:tblStylePr>
   </w:style>
-  <w:style w:type="table" w:styleId="125">
+  <w:style w:type="table" w:styleId="813">
     <w:name w:val="Bordered &amp; Lined - Accent 1"/>
-    <w:basedOn w:val="665"/>
+    <w:basedOn w:val="885"/>
     <w:uiPriority w:val="99"/>
     <w:pPr>
       <w:pBdr/>
@@ -32317,9 +32622,9 @@
       </w:tcPr>
     </w:tblStylePr>
   </w:style>
-  <w:style w:type="table" w:styleId="126">
+  <w:style w:type="table" w:styleId="814">
     <w:name w:val="Bordered &amp; Lined - Accent 2"/>
-    <w:basedOn w:val="665"/>
+    <w:basedOn w:val="885"/>
     <w:uiPriority w:val="99"/>
     <w:pPr>
       <w:pBdr/>
@@ -32561,9 +32866,9 @@
       </w:tcPr>
     </w:tblStylePr>
   </w:style>
-  <w:style w:type="table" w:styleId="127">
+  <w:style w:type="table" w:styleId="815">
     <w:name w:val="Bordered &amp; Lined - Accent 3"/>
-    <w:basedOn w:val="665"/>
+    <w:basedOn w:val="885"/>
     <w:uiPriority w:val="99"/>
     <w:pPr>
       <w:pBdr/>
@@ -32805,9 +33110,9 @@
       </w:tcPr>
     </w:tblStylePr>
   </w:style>
-  <w:style w:type="table" w:styleId="128">
+  <w:style w:type="table" w:styleId="816">
     <w:name w:val="Bordered &amp; Lined - Accent 4"/>
-    <w:basedOn w:val="665"/>
+    <w:basedOn w:val="885"/>
     <w:uiPriority w:val="99"/>
     <w:pPr>
       <w:pBdr/>
@@ -33049,9 +33354,9 @@
       </w:tcPr>
     </w:tblStylePr>
   </w:style>
-  <w:style w:type="table" w:styleId="129">
+  <w:style w:type="table" w:styleId="817">
     <w:name w:val="Bordered &amp; Lined - Accent 5"/>
-    <w:basedOn w:val="665"/>
+    <w:basedOn w:val="885"/>
     <w:uiPriority w:val="99"/>
     <w:pPr>
       <w:pBdr/>
@@ -33293,9 +33598,9 @@
       </w:tcPr>
     </w:tblStylePr>
   </w:style>
-  <w:style w:type="table" w:styleId="130">
+  <w:style w:type="table" w:styleId="818">
     <w:name w:val="Bordered &amp; Lined - Accent 6"/>
-    <w:basedOn w:val="665"/>
+    <w:basedOn w:val="885"/>
     <w:uiPriority w:val="99"/>
     <w:pPr>
       <w:pBdr/>
@@ -33537,9 +33842,9 @@
       </w:tcPr>
     </w:tblStylePr>
   </w:style>
-  <w:style w:type="table" w:styleId="131">
+  <w:style w:type="table" w:styleId="819">
     <w:name w:val="Bordered"/>
-    <w:basedOn w:val="665"/>
+    <w:basedOn w:val="885"/>
     <w:uiPriority w:val="99"/>
     <w:pPr>
       <w:pBdr/>
@@ -33768,9 +34073,9 @@
       </w:tcPr>
     </w:tblStylePr>
   </w:style>
-  <w:style w:type="table" w:styleId="132">
+  <w:style w:type="table" w:styleId="820">
     <w:name w:val="Bordered - Accent 1"/>
-    <w:basedOn w:val="665"/>
+    <w:basedOn w:val="885"/>
     <w:uiPriority w:val="99"/>
     <w:pPr>
       <w:pBdr/>
@@ -33999,9 +34304,9 @@
       </w:tcPr>
     </w:tblStylePr>
   </w:style>
-  <w:style w:type="table" w:styleId="133">
+  <w:style w:type="table" w:styleId="821">
     <w:name w:val="Bordered - Accent 2"/>
-    <w:basedOn w:val="665"/>
+    <w:basedOn w:val="885"/>
     <w:uiPriority w:val="99"/>
     <w:pPr>
       <w:pBdr/>
@@ -34230,9 +34535,9 @@
       </w:tcPr>
     </w:tblStylePr>
   </w:style>
-  <w:style w:type="table" w:styleId="134">
+  <w:style w:type="table" w:styleId="822">
     <w:name w:val="Bordered - Accent 3"/>
-    <w:basedOn w:val="665"/>
+    <w:basedOn w:val="885"/>
     <w:uiPriority w:val="99"/>
     <w:pPr>
       <w:pBdr/>
@@ -34461,9 +34766,9 @@
       </w:tcPr>
     </w:tblStylePr>
   </w:style>
-  <w:style w:type="table" w:styleId="135">
+  <w:style w:type="table" w:styleId="823">
     <w:name w:val="Bordered - Accent 4"/>
-    <w:basedOn w:val="665"/>
+    <w:basedOn w:val="885"/>
     <w:uiPriority w:val="99"/>
     <w:pPr>
       <w:pBdr/>
@@ -34692,9 +34997,9 @@
       </w:tcPr>
     </w:tblStylePr>
   </w:style>
-  <w:style w:type="table" w:styleId="136">
+  <w:style w:type="table" w:styleId="824">
     <w:name w:val="Bordered - Accent 5"/>
-    <w:basedOn w:val="665"/>
+    <w:basedOn w:val="885"/>
     <w:uiPriority w:val="99"/>
     <w:pPr>
       <w:pBdr/>
@@ -34923,9 +35228,9 @@
       </w:tcPr>
     </w:tblStylePr>
   </w:style>
-  <w:style w:type="table" w:styleId="137">
+  <w:style w:type="table" w:styleId="825">
     <w:name w:val="Bordered - Accent 6"/>
-    <w:basedOn w:val="665"/>
+    <w:basedOn w:val="885"/>
     <w:uiPriority w:val="99"/>
     <w:pPr>
       <w:pBdr/>
@@ -35154,11 +35459,11 @@
       </w:tcPr>
     </w:tblStylePr>
   </w:style>
-  <w:style w:type="paragraph" w:styleId="141">
+  <w:style w:type="paragraph" w:styleId="826">
     <w:name w:val="Heading 3"/>
-    <w:basedOn w:val="676"/>
-    <w:next w:val="676"/>
-    <w:link w:val="152"/>
+    <w:basedOn w:val="896"/>
+    <w:next w:val="896"/>
+    <w:link w:val="835"/>
     <w:uiPriority w:val="9"/>
     <w:unhideWhenUsed/>
     <w:qFormat/>
@@ -35177,11 +35482,11 @@
       <w:szCs w:val="28"/>
     </w:rPr>
   </w:style>
-  <w:style w:type="paragraph" w:styleId="142">
+  <w:style w:type="paragraph" w:styleId="827">
     <w:name w:val="Heading 4"/>
-    <w:basedOn w:val="676"/>
-    <w:next w:val="676"/>
-    <w:link w:val="153"/>
+    <w:basedOn w:val="896"/>
+    <w:next w:val="896"/>
+    <w:link w:val="836"/>
     <w:uiPriority w:val="9"/>
     <w:unhideWhenUsed/>
     <w:qFormat/>
@@ -35200,11 +35505,11 @@
       <w:color w:val="0f4761" w:themeColor="accent1" w:themeShade="BF"/>
     </w:rPr>
   </w:style>
-  <w:style w:type="paragraph" w:styleId="143">
+  <w:style w:type="paragraph" w:styleId="828">
     <w:name w:val="Heading 5"/>
-    <w:basedOn w:val="676"/>
-    <w:next w:val="676"/>
-    <w:link w:val="154"/>
+    <w:basedOn w:val="896"/>
+    <w:next w:val="896"/>
+    <w:link w:val="837"/>
     <w:uiPriority w:val="9"/>
     <w:unhideWhenUsed/>
     <w:qFormat/>
@@ -35221,11 +35526,11 @@
       <w:color w:val="0f4761" w:themeColor="accent1" w:themeShade="BF"/>
     </w:rPr>
   </w:style>
-  <w:style w:type="paragraph" w:styleId="144">
+  <w:style w:type="paragraph" w:styleId="829">
     <w:name w:val="Heading 6"/>
-    <w:basedOn w:val="676"/>
-    <w:next w:val="676"/>
-    <w:link w:val="155"/>
+    <w:basedOn w:val="896"/>
+    <w:next w:val="896"/>
+    <w:link w:val="838"/>
     <w:uiPriority w:val="9"/>
     <w:unhideWhenUsed/>
     <w:qFormat/>
@@ -35244,11 +35549,11 @@
       <w:color w:val="595959" w:themeColor="text1" w:themeTint="A6"/>
     </w:rPr>
   </w:style>
-  <w:style w:type="paragraph" w:styleId="145">
+  <w:style w:type="paragraph" w:styleId="830">
     <w:name w:val="Heading 7"/>
-    <w:basedOn w:val="676"/>
-    <w:next w:val="676"/>
-    <w:link w:val="156"/>
+    <w:basedOn w:val="896"/>
+    <w:next w:val="896"/>
+    <w:link w:val="839"/>
     <w:uiPriority w:val="9"/>
     <w:unhideWhenUsed/>
     <w:qFormat/>
@@ -35265,11 +35570,11 @@
       <w:color w:val="595959" w:themeColor="text1" w:themeTint="A6"/>
     </w:rPr>
   </w:style>
-  <w:style w:type="paragraph" w:styleId="146">
+  <w:style w:type="paragraph" w:styleId="831">
     <w:name w:val="Heading 8"/>
-    <w:basedOn w:val="676"/>
-    <w:next w:val="676"/>
-    <w:link w:val="157"/>
+    <w:basedOn w:val="896"/>
+    <w:next w:val="896"/>
+    <w:link w:val="840"/>
     <w:uiPriority w:val="9"/>
     <w:unhideWhenUsed/>
     <w:qFormat/>
@@ -35288,11 +35593,11 @@
       <w:color w:val="272727" w:themeColor="text1" w:themeTint="D8"/>
     </w:rPr>
   </w:style>
-  <w:style w:type="paragraph" w:styleId="147">
+  <w:style w:type="paragraph" w:styleId="832">
     <w:name w:val="Heading 9"/>
-    <w:basedOn w:val="676"/>
-    <w:next w:val="676"/>
-    <w:link w:val="158"/>
+    <w:basedOn w:val="896"/>
+    <w:next w:val="896"/>
+    <w:link w:val="841"/>
     <w:uiPriority w:val="9"/>
     <w:unhideWhenUsed/>
     <w:qFormat/>
@@ -35311,10 +35616,10 @@
       <w:color w:val="272727" w:themeColor="text1" w:themeTint="D8"/>
     </w:rPr>
   </w:style>
-  <w:style w:type="character" w:styleId="150">
+  <w:style w:type="character" w:styleId="833">
     <w:name w:val="Heading 1 Char"/>
-    <w:basedOn w:val="664"/>
-    <w:link w:val="677"/>
+    <w:basedOn w:val="884"/>
+    <w:link w:val="897"/>
     <w:uiPriority w:val="9"/>
     <w:pPr>
       <w:pBdr/>
@@ -35328,10 +35633,10 @@
       <w:szCs w:val="40"/>
     </w:rPr>
   </w:style>
-  <w:style w:type="character" w:styleId="151">
+  <w:style w:type="character" w:styleId="834">
     <w:name w:val="Heading 2 Char"/>
-    <w:basedOn w:val="664"/>
-    <w:link w:val="678"/>
+    <w:basedOn w:val="884"/>
+    <w:link w:val="898"/>
     <w:uiPriority w:val="9"/>
     <w:pPr>
       <w:pBdr/>
@@ -35345,10 +35650,10 @@
       <w:szCs w:val="32"/>
     </w:rPr>
   </w:style>
-  <w:style w:type="character" w:styleId="152">
+  <w:style w:type="character" w:styleId="835">
     <w:name w:val="Heading 3 Char"/>
-    <w:basedOn w:val="664"/>
-    <w:link w:val="141"/>
+    <w:basedOn w:val="884"/>
+    <w:link w:val="826"/>
     <w:uiPriority w:val="9"/>
     <w:pPr>
       <w:pBdr/>
@@ -35362,10 +35667,10 @@
       <w:szCs w:val="28"/>
     </w:rPr>
   </w:style>
-  <w:style w:type="character" w:styleId="153">
+  <w:style w:type="character" w:styleId="836">
     <w:name w:val="Heading 4 Char"/>
-    <w:basedOn w:val="664"/>
-    <w:link w:val="142"/>
+    <w:basedOn w:val="884"/>
+    <w:link w:val="827"/>
     <w:uiPriority w:val="9"/>
     <w:pPr>
       <w:pBdr/>
@@ -35379,10 +35684,10 @@
       <w:color w:val="0f4761" w:themeColor="accent1" w:themeShade="BF"/>
     </w:rPr>
   </w:style>
-  <w:style w:type="character" w:styleId="154">
+  <w:style w:type="character" w:styleId="837">
     <w:name w:val="Heading 5 Char"/>
-    <w:basedOn w:val="664"/>
-    <w:link w:val="143"/>
+    <w:basedOn w:val="884"/>
+    <w:link w:val="828"/>
     <w:uiPriority w:val="9"/>
     <w:pPr>
       <w:pBdr/>
@@ -35394,10 +35699,10 @@
       <w:color w:val="0f4761" w:themeColor="accent1" w:themeShade="BF"/>
     </w:rPr>
   </w:style>
-  <w:style w:type="character" w:styleId="155">
+  <w:style w:type="character" w:styleId="838">
     <w:name w:val="Heading 6 Char"/>
-    <w:basedOn w:val="664"/>
-    <w:link w:val="144"/>
+    <w:basedOn w:val="884"/>
+    <w:link w:val="829"/>
     <w:uiPriority w:val="9"/>
     <w:pPr>
       <w:pBdr/>
@@ -35411,10 +35716,10 @@
       <w:color w:val="595959" w:themeColor="text1" w:themeTint="A6"/>
     </w:rPr>
   </w:style>
-  <w:style w:type="character" w:styleId="156">
+  <w:style w:type="character" w:styleId="839">
     <w:name w:val="Heading 7 Char"/>
-    <w:basedOn w:val="664"/>
-    <w:link w:val="145"/>
+    <w:basedOn w:val="884"/>
+    <w:link w:val="830"/>
     <w:uiPriority w:val="9"/>
     <w:pPr>
       <w:pBdr/>
@@ -35426,10 +35731,10 @@
       <w:color w:val="595959" w:themeColor="text1" w:themeTint="A6"/>
     </w:rPr>
   </w:style>
-  <w:style w:type="character" w:styleId="157">
+  <w:style w:type="character" w:styleId="840">
     <w:name w:val="Heading 8 Char"/>
-    <w:basedOn w:val="664"/>
-    <w:link w:val="146"/>
+    <w:basedOn w:val="884"/>
+    <w:link w:val="831"/>
     <w:uiPriority w:val="9"/>
     <w:pPr>
       <w:pBdr/>
@@ -35443,10 +35748,10 @@
       <w:color w:val="272727" w:themeColor="text1" w:themeTint="D8"/>
     </w:rPr>
   </w:style>
-  <w:style w:type="character" w:styleId="158">
+  <w:style w:type="character" w:styleId="841">
     <w:name w:val="Heading 9 Char"/>
-    <w:basedOn w:val="664"/>
-    <w:link w:val="147"/>
+    <w:basedOn w:val="884"/>
+    <w:link w:val="832"/>
     <w:uiPriority w:val="9"/>
     <w:pPr>
       <w:pBdr/>
@@ -35460,11 +35765,11 @@
       <w:color w:val="272727" w:themeColor="text1" w:themeTint="D8"/>
     </w:rPr>
   </w:style>
-  <w:style w:type="paragraph" w:styleId="159">
+  <w:style w:type="paragraph" w:styleId="842">
     <w:name w:val="Title"/>
-    <w:basedOn w:val="676"/>
-    <w:next w:val="676"/>
-    <w:link w:val="160"/>
+    <w:basedOn w:val="896"/>
+    <w:next w:val="896"/>
+    <w:link w:val="843"/>
     <w:uiPriority w:val="10"/>
     <w:qFormat/>
     <w:pPr>
@@ -35480,10 +35785,10 @@
       <w:szCs w:val="56"/>
     </w:rPr>
   </w:style>
-  <w:style w:type="character" w:styleId="160">
+  <w:style w:type="character" w:styleId="843">
     <w:name w:val="Title Char"/>
-    <w:basedOn w:val="664"/>
-    <w:link w:val="159"/>
+    <w:basedOn w:val="884"/>
+    <w:link w:val="842"/>
     <w:uiPriority w:val="10"/>
     <w:pPr>
       <w:pBdr/>
@@ -35497,11 +35802,11 @@
       <w:szCs w:val="56"/>
     </w:rPr>
   </w:style>
-  <w:style w:type="paragraph" w:styleId="161">
+  <w:style w:type="paragraph" w:styleId="844">
     <w:name w:val="Subtitle"/>
-    <w:basedOn w:val="676"/>
-    <w:next w:val="676"/>
-    <w:link w:val="162"/>
+    <w:basedOn w:val="896"/>
+    <w:next w:val="896"/>
+    <w:link w:val="845"/>
     <w:uiPriority w:val="11"/>
     <w:qFormat/>
     <w:pPr>
@@ -35519,10 +35824,10 @@
       <w:szCs w:val="28"/>
     </w:rPr>
   </w:style>
-  <w:style w:type="character" w:styleId="162">
+  <w:style w:type="character" w:styleId="845">
     <w:name w:val="Subtitle Char"/>
-    <w:basedOn w:val="664"/>
-    <w:link w:val="161"/>
+    <w:basedOn w:val="884"/>
+    <w:link w:val="844"/>
     <w:uiPriority w:val="11"/>
     <w:pPr>
       <w:pBdr/>
@@ -35536,11 +35841,11 @@
       <w:szCs w:val="28"/>
     </w:rPr>
   </w:style>
-  <w:style w:type="paragraph" w:styleId="163">
+  <w:style w:type="paragraph" w:styleId="846">
     <w:name w:val="Quote"/>
-    <w:basedOn w:val="676"/>
-    <w:next w:val="676"/>
-    <w:link w:val="164"/>
+    <w:basedOn w:val="896"/>
+    <w:next w:val="896"/>
+    <w:link w:val="847"/>
     <w:uiPriority w:val="29"/>
     <w:qFormat/>
     <w:pPr>
@@ -35555,10 +35860,10 @@
       <w:color w:val="404040" w:themeColor="text1" w:themeTint="BF"/>
     </w:rPr>
   </w:style>
-  <w:style w:type="character" w:styleId="164">
+  <w:style w:type="character" w:styleId="847">
     <w:name w:val="Quote Char"/>
-    <w:basedOn w:val="664"/>
-    <w:link w:val="163"/>
+    <w:basedOn w:val="884"/>
+    <w:link w:val="846"/>
     <w:uiPriority w:val="29"/>
     <w:pPr>
       <w:pBdr/>
@@ -35571,9 +35876,9 @@
       <w:color w:val="404040" w:themeColor="text1" w:themeTint="BF"/>
     </w:rPr>
   </w:style>
-  <w:style w:type="paragraph" w:styleId="165">
+  <w:style w:type="paragraph" w:styleId="848">
     <w:name w:val="List Paragraph"/>
-    <w:basedOn w:val="676"/>
+    <w:basedOn w:val="896"/>
     <w:uiPriority w:val="34"/>
     <w:qFormat/>
     <w:pPr>
@@ -35583,9 +35888,9 @@
       <w:contextualSpacing w:val="true"/>
     </w:pPr>
   </w:style>
-  <w:style w:type="character" w:styleId="166">
+  <w:style w:type="character" w:styleId="849">
     <w:name w:val="Intense Emphasis"/>
-    <w:basedOn w:val="664"/>
+    <w:basedOn w:val="884"/>
     <w:uiPriority w:val="21"/>
     <w:qFormat/>
     <w:pPr>
@@ -35599,11 +35904,11 @@
       <w:color w:val="0f4761" w:themeColor="accent1" w:themeShade="BF"/>
     </w:rPr>
   </w:style>
-  <w:style w:type="paragraph" w:styleId="167">
+  <w:style w:type="paragraph" w:styleId="850">
     <w:name w:val="Intense Quote"/>
-    <w:basedOn w:val="676"/>
-    <w:next w:val="676"/>
-    <w:link w:val="168"/>
+    <w:basedOn w:val="896"/>
+    <w:next w:val="896"/>
+    <w:link w:val="851"/>
     <w:uiPriority w:val="30"/>
     <w:qFormat/>
     <w:pPr>
@@ -35621,10 +35926,10 @@
       <w:color w:val="0f4761" w:themeColor="accent1" w:themeShade="BF"/>
     </w:rPr>
   </w:style>
-  <w:style w:type="character" w:styleId="168">
+  <w:style w:type="character" w:styleId="851">
     <w:name w:val="Intense Quote Char"/>
-    <w:basedOn w:val="664"/>
-    <w:link w:val="167"/>
+    <w:basedOn w:val="884"/>
+    <w:link w:val="850"/>
     <w:uiPriority w:val="30"/>
     <w:pPr>
       <w:pBdr/>
@@ -35637,9 +35942,9 @@
       <w:color w:val="0f4761" w:themeColor="accent1" w:themeShade="BF"/>
     </w:rPr>
   </w:style>
-  <w:style w:type="character" w:styleId="169">
+  <w:style w:type="character" w:styleId="852">
     <w:name w:val="Intense Reference"/>
-    <w:basedOn w:val="664"/>
+    <w:basedOn w:val="884"/>
     <w:uiPriority w:val="32"/>
     <w:qFormat/>
     <w:pPr>
@@ -35655,9 +35960,9 @@
       <w:spacing w:val="5"/>
     </w:rPr>
   </w:style>
-  <w:style w:type="paragraph" w:styleId="170">
+  <w:style w:type="paragraph" w:styleId="853">
     <w:name w:val="No Spacing"/>
-    <w:basedOn w:val="676"/>
+    <w:basedOn w:val="896"/>
     <w:uiPriority w:val="1"/>
     <w:qFormat/>
     <w:pPr>
@@ -35666,9 +35971,9 @@
       <w:ind/>
     </w:pPr>
   </w:style>
-  <w:style w:type="character" w:styleId="171">
+  <w:style w:type="character" w:styleId="854">
     <w:name w:val="Subtle Emphasis"/>
-    <w:basedOn w:val="664"/>
+    <w:basedOn w:val="884"/>
     <w:uiPriority w:val="19"/>
     <w:qFormat/>
     <w:pPr>
@@ -35682,9 +35987,9 @@
       <w:color w:val="404040" w:themeColor="text1" w:themeTint="BF"/>
     </w:rPr>
   </w:style>
-  <w:style w:type="character" w:styleId="172">
+  <w:style w:type="character" w:styleId="855">
     <w:name w:val="Emphasis"/>
-    <w:basedOn w:val="664"/>
+    <w:basedOn w:val="884"/>
     <w:uiPriority w:val="20"/>
     <w:qFormat/>
     <w:pPr>
@@ -35697,9 +36002,9 @@
       <w:iCs/>
     </w:rPr>
   </w:style>
-  <w:style w:type="character" w:styleId="173">
+  <w:style w:type="character" w:styleId="856">
     <w:name w:val="Strong"/>
-    <w:basedOn w:val="664"/>
+    <w:basedOn w:val="884"/>
     <w:uiPriority w:val="22"/>
     <w:qFormat/>
     <w:pPr>
@@ -35712,9 +36017,9 @@
       <w:bCs/>
     </w:rPr>
   </w:style>
-  <w:style w:type="character" w:styleId="174">
+  <w:style w:type="character" w:styleId="857">
     <w:name w:val="Subtle Reference"/>
-    <w:basedOn w:val="664"/>
+    <w:basedOn w:val="884"/>
     <w:uiPriority w:val="31"/>
     <w:qFormat/>
     <w:pPr>
@@ -35727,9 +36032,9 @@
       <w:color w:val="5a5a5a" w:themeColor="text1" w:themeTint="A5"/>
     </w:rPr>
   </w:style>
-  <w:style w:type="character" w:styleId="175">
+  <w:style w:type="character" w:styleId="858">
     <w:name w:val="Book Title"/>
-    <w:basedOn w:val="664"/>
+    <w:basedOn w:val="884"/>
     <w:uiPriority w:val="33"/>
     <w:qFormat/>
     <w:pPr>
@@ -35745,10 +36050,10 @@
       <w:spacing w:val="5"/>
     </w:rPr>
   </w:style>
-  <w:style w:type="paragraph" w:styleId="176">
+  <w:style w:type="paragraph" w:styleId="859">
     <w:name w:val="Header"/>
-    <w:basedOn w:val="676"/>
-    <w:link w:val="177"/>
+    <w:basedOn w:val="896"/>
+    <w:link w:val="860"/>
     <w:uiPriority w:val="99"/>
     <w:unhideWhenUsed/>
     <w:pPr>
@@ -35761,10 +36066,10 @@
       <w:ind/>
     </w:pPr>
   </w:style>
-  <w:style w:type="character" w:styleId="177">
+  <w:style w:type="character" w:styleId="860">
     <w:name w:val="Header Char"/>
-    <w:basedOn w:val="664"/>
-    <w:link w:val="176"/>
+    <w:basedOn w:val="884"/>
+    <w:link w:val="859"/>
     <w:uiPriority w:val="99"/>
     <w:pPr>
       <w:pBdr/>
@@ -35772,10 +36077,10 @@
       <w:ind/>
     </w:pPr>
   </w:style>
-  <w:style w:type="paragraph" w:styleId="178">
+  <w:style w:type="paragraph" w:styleId="861">
     <w:name w:val="Footer"/>
-    <w:basedOn w:val="676"/>
-    <w:link w:val="179"/>
+    <w:basedOn w:val="896"/>
+    <w:link w:val="862"/>
     <w:uiPriority w:val="99"/>
     <w:unhideWhenUsed/>
     <w:pPr>
@@ -35788,10 +36093,10 @@
       <w:ind/>
     </w:pPr>
   </w:style>
-  <w:style w:type="character" w:styleId="179">
+  <w:style w:type="character" w:styleId="862">
     <w:name w:val="Footer Char"/>
-    <w:basedOn w:val="664"/>
-    <w:link w:val="178"/>
+    <w:basedOn w:val="884"/>
+    <w:link w:val="861"/>
     <w:uiPriority w:val="99"/>
     <w:pPr>
       <w:pBdr/>
@@ -35799,10 +36104,10 @@
       <w:ind/>
     </w:pPr>
   </w:style>
-  <w:style w:type="paragraph" w:styleId="180">
+  <w:style w:type="paragraph" w:styleId="863">
     <w:name w:val="Caption"/>
-    <w:basedOn w:val="676"/>
-    <w:next w:val="676"/>
+    <w:basedOn w:val="896"/>
+    <w:next w:val="896"/>
     <w:uiPriority w:val="35"/>
     <w:unhideWhenUsed/>
     <w:qFormat/>
@@ -35819,10 +36124,10 @@
       <w:szCs w:val="18"/>
     </w:rPr>
   </w:style>
-  <w:style w:type="paragraph" w:styleId="181">
+  <w:style w:type="paragraph" w:styleId="864">
     <w:name w:val="footnote text"/>
-    <w:basedOn w:val="676"/>
-    <w:link w:val="182"/>
+    <w:basedOn w:val="896"/>
+    <w:link w:val="865"/>
     <w:uiPriority w:val="99"/>
     <w:semiHidden/>
     <w:unhideWhenUsed/>
@@ -35836,10 +36141,10 @@
       <w:szCs w:val="20"/>
     </w:rPr>
   </w:style>
-  <w:style w:type="character" w:styleId="182">
+  <w:style w:type="character" w:styleId="865">
     <w:name w:val="Footnote Text Char"/>
-    <w:basedOn w:val="664"/>
-    <w:link w:val="181"/>
+    <w:basedOn w:val="884"/>
+    <w:link w:val="864"/>
     <w:uiPriority w:val="99"/>
     <w:semiHidden/>
     <w:pPr>
@@ -35852,9 +36157,9 @@
       <w:szCs w:val="20"/>
     </w:rPr>
   </w:style>
-  <w:style w:type="character" w:styleId="183">
+  <w:style w:type="character" w:styleId="866">
     <w:name w:val="footnote reference"/>
-    <w:basedOn w:val="664"/>
+    <w:basedOn w:val="884"/>
     <w:uiPriority w:val="99"/>
     <w:semiHidden/>
     <w:unhideWhenUsed/>
@@ -35867,10 +36172,10 @@
       <w:vertAlign w:val="superscript"/>
     </w:rPr>
   </w:style>
-  <w:style w:type="paragraph" w:styleId="184">
+  <w:style w:type="paragraph" w:styleId="867">
     <w:name w:val="endnote text"/>
-    <w:basedOn w:val="676"/>
-    <w:link w:val="185"/>
+    <w:basedOn w:val="896"/>
+    <w:link w:val="868"/>
     <w:uiPriority w:val="99"/>
     <w:semiHidden/>
     <w:unhideWhenUsed/>
@@ -35884,10 +36189,10 @@
       <w:szCs w:val="20"/>
     </w:rPr>
   </w:style>
-  <w:style w:type="character" w:styleId="185">
+  <w:style w:type="character" w:styleId="868">
     <w:name w:val="Endnote Text Char"/>
-    <w:basedOn w:val="664"/>
-    <w:link w:val="184"/>
+    <w:basedOn w:val="884"/>
+    <w:link w:val="867"/>
     <w:uiPriority w:val="99"/>
     <w:semiHidden/>
     <w:pPr>
@@ -35900,9 +36205,9 @@
       <w:szCs w:val="20"/>
     </w:rPr>
   </w:style>
-  <w:style w:type="character" w:styleId="186">
+  <w:style w:type="character" w:styleId="869">
     <w:name w:val="endnote reference"/>
-    <w:basedOn w:val="664"/>
+    <w:basedOn w:val="884"/>
     <w:uiPriority w:val="99"/>
     <w:semiHidden/>
     <w:unhideWhenUsed/>
@@ -35915,9 +36220,9 @@
       <w:vertAlign w:val="superscript"/>
     </w:rPr>
   </w:style>
-  <w:style w:type="character" w:styleId="187">
+  <w:style w:type="character" w:styleId="870">
     <w:name w:val="Hyperlink"/>
-    <w:basedOn w:val="664"/>
+    <w:basedOn w:val="884"/>
     <w:uiPriority w:val="99"/>
     <w:unhideWhenUsed/>
     <w:pPr>
@@ -35930,9 +36235,9 @@
       <w:u w:val="single"/>
     </w:rPr>
   </w:style>
-  <w:style w:type="character" w:styleId="188">
+  <w:style w:type="character" w:styleId="871">
     <w:name w:val="FollowedHyperlink"/>
-    <w:basedOn w:val="664"/>
+    <w:basedOn w:val="884"/>
     <w:uiPriority w:val="99"/>
     <w:semiHidden/>
     <w:unhideWhenUsed/>
@@ -35946,10 +36251,10 @@
       <w:u w:val="single"/>
     </w:rPr>
   </w:style>
-  <w:style w:type="paragraph" w:styleId="189">
+  <w:style w:type="paragraph" w:styleId="872">
     <w:name w:val="toc 1"/>
-    <w:basedOn w:val="676"/>
-    <w:next w:val="676"/>
+    <w:basedOn w:val="896"/>
+    <w:next w:val="896"/>
     <w:uiPriority w:val="39"/>
     <w:unhideWhenUsed/>
     <w:pPr>
@@ -35958,10 +36263,10 @@
       <w:ind/>
     </w:pPr>
   </w:style>
-  <w:style w:type="paragraph" w:styleId="190">
+  <w:style w:type="paragraph" w:styleId="873">
     <w:name w:val="toc 2"/>
-    <w:basedOn w:val="676"/>
-    <w:next w:val="676"/>
+    <w:basedOn w:val="896"/>
+    <w:next w:val="896"/>
     <w:uiPriority w:val="39"/>
     <w:unhideWhenUsed/>
     <w:pPr>
@@ -35970,10 +36275,10 @@
       <w:ind w:left="220"/>
     </w:pPr>
   </w:style>
-  <w:style w:type="paragraph" w:styleId="191">
+  <w:style w:type="paragraph" w:styleId="874">
     <w:name w:val="toc 3"/>
-    <w:basedOn w:val="676"/>
-    <w:next w:val="676"/>
+    <w:basedOn w:val="896"/>
+    <w:next w:val="896"/>
     <w:uiPriority w:val="39"/>
     <w:unhideWhenUsed/>
     <w:pPr>
@@ -35982,10 +36287,10 @@
       <w:ind w:left="440"/>
     </w:pPr>
   </w:style>
-  <w:style w:type="paragraph" w:styleId="192">
+  <w:style w:type="paragraph" w:styleId="875">
     <w:name w:val="toc 4"/>
-    <w:basedOn w:val="676"/>
-    <w:next w:val="676"/>
+    <w:basedOn w:val="896"/>
+    <w:next w:val="896"/>
     <w:uiPriority w:val="39"/>
     <w:unhideWhenUsed/>
     <w:pPr>
@@ -35994,10 +36299,10 @@
       <w:ind w:left="660"/>
     </w:pPr>
   </w:style>
-  <w:style w:type="paragraph" w:styleId="193">
+  <w:style w:type="paragraph" w:styleId="876">
     <w:name w:val="toc 5"/>
-    <w:basedOn w:val="676"/>
-    <w:next w:val="676"/>
+    <w:basedOn w:val="896"/>
+    <w:next w:val="896"/>
     <w:uiPriority w:val="39"/>
     <w:unhideWhenUsed/>
     <w:pPr>
@@ -36006,10 +36311,10 @@
       <w:ind w:left="880"/>
     </w:pPr>
   </w:style>
-  <w:style w:type="paragraph" w:styleId="194">
+  <w:style w:type="paragraph" w:styleId="877">
     <w:name w:val="toc 6"/>
-    <w:basedOn w:val="676"/>
-    <w:next w:val="676"/>
+    <w:basedOn w:val="896"/>
+    <w:next w:val="896"/>
     <w:uiPriority w:val="39"/>
     <w:unhideWhenUsed/>
     <w:pPr>
@@ -36018,10 +36323,10 @@
       <w:ind w:left="1100"/>
     </w:pPr>
   </w:style>
-  <w:style w:type="paragraph" w:styleId="195">
+  <w:style w:type="paragraph" w:styleId="878">
     <w:name w:val="toc 7"/>
-    <w:basedOn w:val="676"/>
-    <w:next w:val="676"/>
+    <w:basedOn w:val="896"/>
+    <w:next w:val="896"/>
     <w:uiPriority w:val="39"/>
     <w:unhideWhenUsed/>
     <w:pPr>
@@ -36030,10 +36335,10 @@
       <w:ind w:left="1320"/>
     </w:pPr>
   </w:style>
-  <w:style w:type="paragraph" w:styleId="196">
+  <w:style w:type="paragraph" w:styleId="879">
     <w:name w:val="toc 8"/>
-    <w:basedOn w:val="676"/>
-    <w:next w:val="676"/>
+    <w:basedOn w:val="896"/>
+    <w:next w:val="896"/>
     <w:uiPriority w:val="39"/>
     <w:unhideWhenUsed/>
     <w:pPr>
@@ -36042,10 +36347,10 @@
       <w:ind w:left="1540"/>
     </w:pPr>
   </w:style>
-  <w:style w:type="paragraph" w:styleId="197">
+  <w:style w:type="paragraph" w:styleId="880">
     <w:name w:val="toc 9"/>
-    <w:basedOn w:val="676"/>
-    <w:next w:val="676"/>
+    <w:basedOn w:val="896"/>
+    <w:next w:val="896"/>
     <w:uiPriority w:val="39"/>
     <w:unhideWhenUsed/>
     <w:pPr>
@@ -36054,9 +36359,9 @@
       <w:ind w:left="1760"/>
     </w:pPr>
   </w:style>
-  <w:style w:type="character" w:styleId="198">
+  <w:style w:type="character" w:styleId="881">
     <w:name w:val="Placeholder Text"/>
-    <w:basedOn w:val="664"/>
+    <w:basedOn w:val="884"/>
     <w:uiPriority w:val="99"/>
     <w:semiHidden/>
     <w:pPr>
@@ -36068,7 +36373,7 @@
       <w:color w:val="666666"/>
     </w:rPr>
   </w:style>
-  <w:style w:type="paragraph" w:styleId="208">
+  <w:style w:type="paragraph" w:styleId="882">
     <w:name w:val="TOC Heading"/>
     <w:uiPriority w:val="39"/>
     <w:unhideWhenUsed/>
@@ -36078,10 +36383,10 @@
       <w:ind/>
     </w:pPr>
   </w:style>
-  <w:style w:type="paragraph" w:styleId="209">
+  <w:style w:type="paragraph" w:styleId="883">
     <w:name w:val="table of figures"/>
-    <w:basedOn w:val="676"/>
-    <w:next w:val="676"/>
+    <w:basedOn w:val="896"/>
+    <w:next w:val="896"/>
     <w:uiPriority w:val="99"/>
     <w:unhideWhenUsed/>
     <w:pPr>
@@ -36090,7 +36395,7 @@
       <w:ind/>
     </w:pPr>
   </w:style>
-  <w:style w:type="character" w:styleId="664" w:default="1">
+  <w:style w:type="character" w:styleId="884" w:default="1">
     <w:name w:val="Default Paragraph Font"/>
     <w:uiPriority w:val="1"/>
     <w:semiHidden/>
@@ -36101,7 +36406,7 @@
       <w:ind/>
     </w:pPr>
   </w:style>
-  <w:style w:type="table" w:styleId="665" w:default="1">
+  <w:style w:type="table" w:styleId="885" w:default="1">
     <w:name w:val="Normal Table"/>
     <w:semiHidden/>
     <w:unhideWhenUsed/>
@@ -36294,7 +36599,7 @@
       </w:tcPr>
     </w:tblStylePr>
   </w:style>
-  <w:style w:type="numbering" w:styleId="666" w:default="1">
+  <w:style w:type="numbering" w:styleId="886" w:default="1">
     <w:name w:val="No List"/>
     <w:uiPriority w:val="99"/>
     <w:semiHidden/>
@@ -36305,9 +36610,9 @@
       <w:ind/>
     </w:pPr>
   </w:style>
-  <w:style w:type="table" w:styleId="667">
+  <w:style w:type="table" w:styleId="887">
     <w:name w:val="Table Grid"/>
-    <w:basedOn w:val="665"/>
+    <w:basedOn w:val="885"/>
     <w:pPr>
       <w:pBdr/>
       <w:spacing/>
@@ -36496,9 +36801,9 @@
       </w:tcPr>
     </w:tblStylePr>
   </w:style>
-  <w:style w:type="character" w:styleId="668" w:customStyle="1">
+  <w:style w:type="character" w:styleId="888" w:customStyle="1">
     <w:name w:val="fontstyle02"/>
-    <w:basedOn w:val="664"/>
+    <w:basedOn w:val="884"/>
     <w:pPr>
       <w:pBdr/>
       <w:spacing/>
@@ -36511,9 +36816,9 @@
       <w:szCs w:val="22"/>
     </w:rPr>
   </w:style>
-  <w:style w:type="character" w:styleId="669" w:customStyle="1">
+  <w:style w:type="character" w:styleId="889" w:customStyle="1">
     <w:name w:val="fontstyle05"/>
-    <w:basedOn w:val="664"/>
+    <w:basedOn w:val="884"/>
     <w:pPr>
       <w:pBdr/>
       <w:spacing/>
@@ -36526,9 +36831,9 @@
       <w:szCs w:val="32"/>
     </w:rPr>
   </w:style>
-  <w:style w:type="character" w:styleId="670" w:customStyle="1">
+  <w:style w:type="character" w:styleId="890" w:customStyle="1">
     <w:name w:val="fontstyle06"/>
-    <w:basedOn w:val="664"/>
+    <w:basedOn w:val="884"/>
     <w:pPr>
       <w:pBdr/>
       <w:spacing/>
@@ -36541,9 +36846,9 @@
       <w:szCs w:val="32"/>
     </w:rPr>
   </w:style>
-  <w:style w:type="character" w:styleId="671" w:customStyle="1">
+  <w:style w:type="character" w:styleId="891" w:customStyle="1">
     <w:name w:val="fontstyle07"/>
-    <w:basedOn w:val="664"/>
+    <w:basedOn w:val="884"/>
     <w:pPr>
       <w:pBdr/>
       <w:spacing/>
@@ -36556,9 +36861,9 @@
       <w:szCs w:val="22"/>
     </w:rPr>
   </w:style>
-  <w:style w:type="character" w:styleId="672" w:customStyle="1">
+  <w:style w:type="character" w:styleId="892" w:customStyle="1">
     <w:name w:val="fontstyle08"/>
-    <w:basedOn w:val="664"/>
+    <w:basedOn w:val="884"/>
     <w:pPr>
       <w:pBdr/>
       <w:spacing/>
@@ -36571,9 +36876,9 @@
       <w:szCs w:val="22"/>
     </w:rPr>
   </w:style>
-  <w:style w:type="character" w:styleId="673" w:customStyle="1">
+  <w:style w:type="character" w:styleId="893" w:customStyle="1">
     <w:name w:val="fontstyle04"/>
-    <w:basedOn w:val="664"/>
+    <w:basedOn w:val="884"/>
     <w:pPr>
       <w:pBdr/>
       <w:spacing/>
@@ -36586,9 +36891,9 @@
       <w:szCs w:val="22"/>
     </w:rPr>
   </w:style>
-  <w:style w:type="character" w:styleId="674" w:customStyle="1">
+  <w:style w:type="character" w:styleId="894" w:customStyle="1">
     <w:name w:val="fontstyle03"/>
-    <w:basedOn w:val="664"/>
+    <w:basedOn w:val="884"/>
     <w:pPr>
       <w:pBdr/>
       <w:spacing/>
@@ -36601,9 +36906,9 @@
       <w:szCs w:val="56"/>
     </w:rPr>
   </w:style>
-  <w:style w:type="character" w:styleId="675" w:customStyle="1">
+  <w:style w:type="character" w:styleId="895" w:customStyle="1">
     <w:name w:val="fontstyle01"/>
-    <w:basedOn w:val="664"/>
+    <w:basedOn w:val="884"/>
     <w:pPr>
       <w:pBdr/>
       <w:spacing/>
@@ -36616,7 +36921,7 @@
       <w:szCs w:val="52"/>
     </w:rPr>
   </w:style>
-  <w:style w:type="paragraph" w:styleId="676" w:default="1">
+  <w:style w:type="paragraph" w:styleId="896" w:default="1">
     <w:name w:val="Normal"/>
     <w:uiPriority w:val="0"/>
     <w:unhideWhenUsed/>
@@ -36627,9 +36932,9 @@
       <w:ind/>
     </w:pPr>
   </w:style>
-  <w:style w:type="paragraph" w:styleId="677">
+  <w:style w:type="paragraph" w:styleId="897">
     <w:name w:val="Heading 1"/>
-    <w:basedOn w:val="676"/>
+    <w:basedOn w:val="896"/>
     <w:uiPriority w:val="9"/>
     <w:unhideWhenUsed/>
     <w:qFormat/>
@@ -36639,9 +36944,9 @@
       <w:ind/>
     </w:pPr>
   </w:style>
-  <w:style w:type="paragraph" w:styleId="678">
+  <w:style w:type="paragraph" w:styleId="898">
     <w:name w:val="Heading 2"/>
-    <w:basedOn w:val="676"/>
+    <w:basedOn w:val="896"/>
     <w:uiPriority w:val="9"/>
     <w:unhideWhenUsed/>
     <w:qFormat/>
